--- a/idris/Java React/Idris_Sadiq.docx
+++ b/idris/Java React/Idris_Sadiq.docx
@@ -110,7 +110,7 @@
                 <w:rFonts w:ascii="Arial" w:eastAsia="Arial" w:hAnsi="Arial" w:cs="Arial"/>
                 <w:color w:val="BBBBBB"/>
               </w:rPr>
-              <w:t xml:space="preserve">idrissadiqdev@outlook.com  </w:t>
+              <w:t xml:space="preserve">Idrissadiq.pro@outlook.com  </w:t>
             </w:r>
             <w:r>
               <w:rPr>
@@ -124,7 +124,21 @@
                 <w:rFonts w:ascii="Arial" w:eastAsia="Arial" w:hAnsi="Arial" w:cs="Arial"/>
                 <w:color w:val="BBBBBB"/>
               </w:rPr>
-              <w:t>|  Los Angeles, California, United States</w:t>
+              <w:t xml:space="preserve">|  </w:t>
+            </w:r>
+            <w:r>
+              <w:rPr>
+                <w:rFonts w:ascii="Arial" w:eastAsia="Arial" w:hAnsi="Arial" w:cs="Arial"/>
+                <w:color w:val="BBBBBB"/>
+              </w:rPr>
+              <w:t>Spring Valley</w:t>
+            </w:r>
+            <w:r>
+              <w:rPr>
+                <w:rFonts w:ascii="Arial" w:eastAsia="Arial" w:hAnsi="Arial" w:cs="Arial"/>
+                <w:color w:val="BBBBBB"/>
+              </w:rPr>
+              <w:t>, California, United States</w:t>
             </w:r>
           </w:p>
           <w:p>
@@ -136,7 +150,14 @@
                 <w:rFonts w:ascii="Arial" w:eastAsia="Arial" w:hAnsi="Arial" w:cs="Arial"/>
                 <w:color w:val="BBBBBB"/>
               </w:rPr>
-              <w:t>LinkedIn: linkedin.com/in/idris-sadiq-958b453a6</w:t>
+              <w:t xml:space="preserve">LinkedIn: </w:t>
+            </w:r>
+            <w:r>
+              <w:rPr>
+                <w:rFonts w:ascii="Arial" w:eastAsia="Arial" w:hAnsi="Arial" w:cs="Arial"/>
+                <w:color w:val="BBBBBB"/>
+              </w:rPr>
+              <w:t>https://www.linkedin.com/in/idris-sadiq-0640ab3b4/</w:t>
             </w:r>
           </w:p>
         </w:tc>
@@ -356,21 +377,21 @@
         <w:jc w:val="both"/>
         <w:rPr>
           <w:rFonts w:ascii="Arial" w:hAnsi="Arial" w:cs="Arial"/>
-          <w:sz w:val="20"/>
-        </w:rPr>
-      </w:pPr>
-      <w:r>
-        <w:rPr>
-          <w:rStyle w:val="Strong"/>
-          <w:rFonts w:ascii="Arial" w:hAnsi="Arial" w:cs="Arial"/>
-          <w:sz w:val="20"/>
+          <w:sz w:val="18"/>
+        </w:rPr>
+      </w:pPr>
+      <w:r>
+        <w:rPr>
+          <w:rStyle w:val="Strong"/>
+          <w:rFonts w:ascii="Arial" w:hAnsi="Arial" w:cs="Arial"/>
+          <w:sz w:val="18"/>
         </w:rPr>
         <w:t>Frontend</w:t>
       </w:r>
       <w:r>
         <w:rPr>
           <w:rFonts w:ascii="Arial" w:hAnsi="Arial" w:cs="Arial"/>
-          <w:sz w:val="20"/>
+          <w:sz w:val="18"/>
         </w:rPr>
         <w:t xml:space="preserve"> — </w:t>
       </w:r>
@@ -378,14 +399,15 @@
         <w:rPr>
           <w:rStyle w:val="Strong"/>
           <w:rFonts w:ascii="Arial" w:hAnsi="Arial" w:cs="Arial"/>
-          <w:sz w:val="20"/>
+          <w:b w:val="0"/>
+          <w:sz w:val="18"/>
         </w:rPr>
         <w:t>React</w:t>
       </w:r>
       <w:r>
         <w:rPr>
           <w:rFonts w:ascii="Arial" w:hAnsi="Arial" w:cs="Arial"/>
-          <w:sz w:val="20"/>
+          <w:sz w:val="18"/>
         </w:rPr>
         <w:t xml:space="preserve">, </w:t>
       </w:r>
@@ -393,14 +415,15 @@
         <w:rPr>
           <w:rStyle w:val="Strong"/>
           <w:rFonts w:ascii="Arial" w:hAnsi="Arial" w:cs="Arial"/>
-          <w:sz w:val="20"/>
+          <w:b w:val="0"/>
+          <w:sz w:val="18"/>
         </w:rPr>
         <w:t>Next.js</w:t>
       </w:r>
       <w:r>
         <w:rPr>
           <w:rFonts w:ascii="Arial" w:hAnsi="Arial" w:cs="Arial"/>
-          <w:sz w:val="20"/>
+          <w:sz w:val="18"/>
         </w:rPr>
         <w:t xml:space="preserve">, </w:t>
       </w:r>
@@ -409,7 +432,8 @@
         <w:rPr>
           <w:rStyle w:val="Strong"/>
           <w:rFonts w:ascii="Arial" w:hAnsi="Arial" w:cs="Arial"/>
-          <w:sz w:val="20"/>
+          <w:b w:val="0"/>
+          <w:sz w:val="18"/>
         </w:rPr>
         <w:t>TypeScript</w:t>
       </w:r>
@@ -417,7 +441,7 @@
       <w:r>
         <w:rPr>
           <w:rFonts w:ascii="Arial" w:hAnsi="Arial" w:cs="Arial"/>
-          <w:sz w:val="20"/>
+          <w:sz w:val="18"/>
         </w:rPr>
         <w:t xml:space="preserve">, </w:t>
       </w:r>
@@ -425,7 +449,7 @@
       <w:r>
         <w:rPr>
           <w:rFonts w:ascii="Arial" w:hAnsi="Arial" w:cs="Arial"/>
-          <w:sz w:val="20"/>
+          <w:sz w:val="18"/>
         </w:rPr>
         <w:t>Redux</w:t>
       </w:r>
@@ -433,7 +457,7 @@
       <w:r>
         <w:rPr>
           <w:rFonts w:ascii="Arial" w:hAnsi="Arial" w:cs="Arial"/>
-          <w:sz w:val="20"/>
+          <w:sz w:val="18"/>
         </w:rPr>
         <w:t xml:space="preserve">, </w:t>
       </w:r>
@@ -441,7 +465,7 @@
       <w:r>
         <w:rPr>
           <w:rFonts w:ascii="Arial" w:hAnsi="Arial" w:cs="Arial"/>
-          <w:sz w:val="20"/>
+          <w:sz w:val="18"/>
         </w:rPr>
         <w:t>Formik</w:t>
       </w:r>
@@ -449,7 +473,7 @@
       <w:r>
         <w:rPr>
           <w:rFonts w:ascii="Arial" w:hAnsi="Arial" w:cs="Arial"/>
-          <w:sz w:val="20"/>
+          <w:sz w:val="18"/>
         </w:rPr>
         <w:t xml:space="preserve">, </w:t>
       </w:r>
@@ -457,7 +481,7 @@
       <w:r>
         <w:rPr>
           <w:rFonts w:ascii="Arial" w:hAnsi="Arial" w:cs="Arial"/>
-          <w:sz w:val="20"/>
+          <w:sz w:val="18"/>
         </w:rPr>
         <w:t>Vite</w:t>
       </w:r>
@@ -465,7 +489,7 @@
       <w:r>
         <w:rPr>
           <w:rFonts w:ascii="Arial" w:hAnsi="Arial" w:cs="Arial"/>
-          <w:sz w:val="20"/>
+          <w:sz w:val="18"/>
         </w:rPr>
         <w:t xml:space="preserve">, </w:t>
       </w:r>
@@ -473,7 +497,7 @@
       <w:r>
         <w:rPr>
           <w:rFonts w:ascii="Arial" w:hAnsi="Arial" w:cs="Arial"/>
-          <w:sz w:val="20"/>
+          <w:sz w:val="18"/>
         </w:rPr>
         <w:t>Webpack</w:t>
       </w:r>
@@ -481,7 +505,7 @@
       <w:r>
         <w:rPr>
           <w:rFonts w:ascii="Arial" w:hAnsi="Arial" w:cs="Arial"/>
-          <w:sz w:val="20"/>
+          <w:sz w:val="18"/>
         </w:rPr>
         <w:t>, Tailwind CSS, Material UI, Bootstrap, Storybook, accessibility-minded UI, performance profiling (Web Vitals / Lighthouse)</w:t>
       </w:r>
@@ -496,21 +520,21 @@
         <w:jc w:val="both"/>
         <w:rPr>
           <w:rFonts w:ascii="Arial" w:hAnsi="Arial" w:cs="Arial"/>
-          <w:sz w:val="20"/>
-        </w:rPr>
-      </w:pPr>
-      <w:r>
-        <w:rPr>
-          <w:rStyle w:val="Strong"/>
-          <w:rFonts w:ascii="Arial" w:hAnsi="Arial" w:cs="Arial"/>
-          <w:sz w:val="20"/>
+          <w:sz w:val="18"/>
+        </w:rPr>
+      </w:pPr>
+      <w:r>
+        <w:rPr>
+          <w:rStyle w:val="Strong"/>
+          <w:rFonts w:ascii="Arial" w:hAnsi="Arial" w:cs="Arial"/>
+          <w:sz w:val="18"/>
         </w:rPr>
         <w:t>Backend &amp; APIs</w:t>
       </w:r>
       <w:r>
         <w:rPr>
           <w:rFonts w:ascii="Arial" w:hAnsi="Arial" w:cs="Arial"/>
-          <w:sz w:val="20"/>
+          <w:sz w:val="18"/>
         </w:rPr>
         <w:t xml:space="preserve"> — </w:t>
       </w:r>
@@ -518,14 +542,15 @@
         <w:rPr>
           <w:rStyle w:val="Strong"/>
           <w:rFonts w:ascii="Arial" w:hAnsi="Arial" w:cs="Arial"/>
-          <w:sz w:val="20"/>
+          <w:b w:val="0"/>
+          <w:sz w:val="18"/>
         </w:rPr>
         <w:t>Java</w:t>
       </w:r>
       <w:r>
         <w:rPr>
           <w:rFonts w:ascii="Arial" w:hAnsi="Arial" w:cs="Arial"/>
-          <w:sz w:val="20"/>
+          <w:sz w:val="18"/>
         </w:rPr>
         <w:t xml:space="preserve">, </w:t>
       </w:r>
@@ -533,14 +558,32 @@
         <w:rPr>
           <w:rStyle w:val="Strong"/>
           <w:rFonts w:ascii="Arial" w:hAnsi="Arial" w:cs="Arial"/>
-          <w:sz w:val="20"/>
-        </w:rPr>
-        <w:t>Spring Boot</w:t>
-      </w:r>
-      <w:r>
-        <w:rPr>
-          <w:rFonts w:ascii="Arial" w:hAnsi="Arial" w:cs="Arial"/>
-          <w:sz w:val="20"/>
+          <w:b w:val="0"/>
+          <w:sz w:val="18"/>
+        </w:rPr>
+        <w:t>Spring</w:t>
+      </w:r>
+      <w:r>
+        <w:rPr>
+          <w:rStyle w:val="Strong"/>
+          <w:rFonts w:ascii="Arial" w:hAnsi="Arial" w:cs="Arial"/>
+          <w:sz w:val="18"/>
+        </w:rPr>
+        <w:t xml:space="preserve"> </w:t>
+      </w:r>
+      <w:r>
+        <w:rPr>
+          <w:rStyle w:val="Strong"/>
+          <w:rFonts w:ascii="Arial" w:hAnsi="Arial" w:cs="Arial"/>
+          <w:b w:val="0"/>
+          <w:sz w:val="18"/>
+        </w:rPr>
+        <w:t>Boot</w:t>
+      </w:r>
+      <w:r>
+        <w:rPr>
+          <w:rFonts w:ascii="Arial" w:hAnsi="Arial" w:cs="Arial"/>
+          <w:sz w:val="18"/>
         </w:rPr>
         <w:t xml:space="preserve">, Spring MVC, Spring Security, Spring Data JPA, Hibernate/JPA, </w:t>
       </w:r>
@@ -548,14 +591,49 @@
         <w:rPr>
           <w:rStyle w:val="Strong"/>
           <w:rFonts w:ascii="Arial" w:hAnsi="Arial" w:cs="Arial"/>
-          <w:sz w:val="20"/>
-        </w:rPr>
-        <w:t>REST API design</w:t>
-      </w:r>
-      <w:r>
-        <w:rPr>
-          <w:rFonts w:ascii="Arial" w:hAnsi="Arial" w:cs="Arial"/>
-          <w:sz w:val="20"/>
+          <w:b w:val="0"/>
+          <w:sz w:val="18"/>
+        </w:rPr>
+        <w:t>REST</w:t>
+      </w:r>
+      <w:r>
+        <w:rPr>
+          <w:rStyle w:val="Strong"/>
+          <w:rFonts w:ascii="Arial" w:hAnsi="Arial" w:cs="Arial"/>
+          <w:sz w:val="18"/>
+        </w:rPr>
+        <w:t xml:space="preserve"> </w:t>
+      </w:r>
+      <w:r>
+        <w:rPr>
+          <w:rStyle w:val="Strong"/>
+          <w:rFonts w:ascii="Arial" w:hAnsi="Arial" w:cs="Arial"/>
+          <w:b w:val="0"/>
+          <w:sz w:val="18"/>
+        </w:rPr>
+        <w:t>API</w:t>
+      </w:r>
+      <w:r>
+        <w:rPr>
+          <w:rStyle w:val="Strong"/>
+          <w:rFonts w:ascii="Arial" w:hAnsi="Arial" w:cs="Arial"/>
+          <w:sz w:val="18"/>
+        </w:rPr>
+        <w:t xml:space="preserve"> </w:t>
+      </w:r>
+      <w:r>
+        <w:rPr>
+          <w:rStyle w:val="Strong"/>
+          <w:rFonts w:ascii="Arial" w:hAnsi="Arial" w:cs="Arial"/>
+          <w:b w:val="0"/>
+          <w:sz w:val="18"/>
+        </w:rPr>
+        <w:t>design</w:t>
+      </w:r>
+      <w:r>
+        <w:rPr>
+          <w:rFonts w:ascii="Arial" w:hAnsi="Arial" w:cs="Arial"/>
+          <w:sz w:val="18"/>
         </w:rPr>
         <w:t xml:space="preserve">, </w:t>
       </w:r>
@@ -563,7 +641,7 @@
       <w:r>
         <w:rPr>
           <w:rFonts w:ascii="Arial" w:hAnsi="Arial" w:cs="Arial"/>
-          <w:sz w:val="20"/>
+          <w:sz w:val="18"/>
         </w:rPr>
         <w:t>GraphQL</w:t>
       </w:r>
@@ -571,7 +649,7 @@
       <w:r>
         <w:rPr>
           <w:rFonts w:ascii="Arial" w:hAnsi="Arial" w:cs="Arial"/>
-          <w:sz w:val="20"/>
+          <w:sz w:val="18"/>
         </w:rPr>
         <w:t xml:space="preserve"> (familiar), </w:t>
       </w:r>
@@ -579,7 +657,7 @@
       <w:r>
         <w:rPr>
           <w:rFonts w:ascii="Arial" w:hAnsi="Arial" w:cs="Arial"/>
-          <w:sz w:val="20"/>
+          <w:sz w:val="18"/>
         </w:rPr>
         <w:t>WebSockets</w:t>
       </w:r>
@@ -587,7 +665,7 @@
       <w:r>
         <w:rPr>
           <w:rFonts w:ascii="Arial" w:hAnsi="Arial" w:cs="Arial"/>
-          <w:sz w:val="20"/>
+          <w:sz w:val="18"/>
         </w:rPr>
         <w:t xml:space="preserve">, background jobs, event-driven design, </w:t>
       </w:r>
@@ -595,7 +673,7 @@
       <w:r>
         <w:rPr>
           <w:rFonts w:ascii="Arial" w:hAnsi="Arial" w:cs="Arial"/>
-          <w:sz w:val="20"/>
+          <w:sz w:val="18"/>
         </w:rPr>
         <w:t>idempotency</w:t>
       </w:r>
@@ -603,7 +681,7 @@
       <w:r>
         <w:rPr>
           <w:rFonts w:ascii="Arial" w:hAnsi="Arial" w:cs="Arial"/>
-          <w:sz w:val="20"/>
+          <w:sz w:val="18"/>
         </w:rPr>
         <w:t xml:space="preserve"> patterns, caching strategies, </w:t>
       </w:r>
@@ -611,7 +689,7 @@
       <w:r>
         <w:rPr>
           <w:rFonts w:ascii="Arial" w:hAnsi="Arial" w:cs="Arial"/>
-          <w:sz w:val="20"/>
+          <w:sz w:val="18"/>
         </w:rPr>
         <w:t>webhook</w:t>
       </w:r>
@@ -619,7 +697,7 @@
       <w:r>
         <w:rPr>
           <w:rFonts w:ascii="Arial" w:hAnsi="Arial" w:cs="Arial"/>
-          <w:sz w:val="20"/>
+          <w:sz w:val="18"/>
         </w:rPr>
         <w:t xml:space="preserve"> design &amp; verification, file/media handling (</w:t>
       </w:r>
@@ -627,14 +705,15 @@
         <w:rPr>
           <w:rStyle w:val="Strong"/>
           <w:rFonts w:ascii="Arial" w:hAnsi="Arial" w:cs="Arial"/>
-          <w:sz w:val="20"/>
+          <w:b w:val="0"/>
+          <w:sz w:val="18"/>
         </w:rPr>
         <w:t>S3-style</w:t>
       </w:r>
       <w:r>
         <w:rPr>
           <w:rFonts w:ascii="Arial" w:hAnsi="Arial" w:cs="Arial"/>
-          <w:sz w:val="20"/>
+          <w:sz w:val="18"/>
         </w:rPr>
         <w:t xml:space="preserve"> workflows)</w:t>
       </w:r>
@@ -649,30 +728,46 @@
         <w:jc w:val="both"/>
         <w:rPr>
           <w:rFonts w:ascii="Arial" w:hAnsi="Arial" w:cs="Arial"/>
-          <w:sz w:val="20"/>
-        </w:rPr>
-      </w:pPr>
-      <w:r>
-        <w:rPr>
-          <w:rStyle w:val="Strong"/>
-          <w:rFonts w:ascii="Arial" w:hAnsi="Arial" w:cs="Arial"/>
-          <w:sz w:val="20"/>
+          <w:sz w:val="18"/>
+        </w:rPr>
+      </w:pPr>
+      <w:r>
+        <w:rPr>
+          <w:rStyle w:val="Strong"/>
+          <w:rFonts w:ascii="Arial" w:hAnsi="Arial" w:cs="Arial"/>
+          <w:sz w:val="18"/>
         </w:rPr>
         <w:t>Data, Messaging &amp; Search</w:t>
       </w:r>
       <w:r>
         <w:rPr>
           <w:rFonts w:ascii="Arial" w:hAnsi="Arial" w:cs="Arial"/>
-          <w:sz w:val="20"/>
-        </w:rPr>
-        <w:t xml:space="preserve"> — Relational: </w:t>
-      </w:r>
-      <w:proofErr w:type="spellStart"/>
-      <w:r>
-        <w:rPr>
-          <w:rStyle w:val="Strong"/>
-          <w:rFonts w:ascii="Arial" w:hAnsi="Arial" w:cs="Arial"/>
-          <w:sz w:val="20"/>
+          <w:sz w:val="18"/>
+        </w:rPr>
+        <w:t xml:space="preserve"> — </w:t>
+      </w:r>
+      <w:r>
+        <w:rPr>
+          <w:rFonts w:ascii="Arial" w:hAnsi="Arial" w:cs="Arial"/>
+          <w:b/>
+          <w:sz w:val="18"/>
+        </w:rPr>
+        <w:t>Relational</w:t>
+      </w:r>
+      <w:r>
+        <w:rPr>
+          <w:rFonts w:ascii="Arial" w:hAnsi="Arial" w:cs="Arial"/>
+          <w:sz w:val="18"/>
+        </w:rPr>
+        <w:t xml:space="preserve">: </w:t>
+      </w:r>
+      <w:proofErr w:type="spellStart"/>
+      <w:r>
+        <w:rPr>
+          <w:rStyle w:val="Strong"/>
+          <w:rFonts w:ascii="Arial" w:hAnsi="Arial" w:cs="Arial"/>
+          <w:b w:val="0"/>
+          <w:sz w:val="18"/>
         </w:rPr>
         <w:t>PostgreSQL</w:t>
       </w:r>
@@ -680,7 +775,7 @@
       <w:r>
         <w:rPr>
           <w:rFonts w:ascii="Arial" w:hAnsi="Arial" w:cs="Arial"/>
-          <w:sz w:val="20"/>
+          <w:sz w:val="18"/>
         </w:rPr>
         <w:t xml:space="preserve">, </w:t>
       </w:r>
@@ -688,14 +783,15 @@
         <w:rPr>
           <w:rStyle w:val="Strong"/>
           <w:rFonts w:ascii="Arial" w:hAnsi="Arial" w:cs="Arial"/>
-          <w:sz w:val="20"/>
+          <w:b w:val="0"/>
+          <w:sz w:val="18"/>
         </w:rPr>
         <w:t>MySQL</w:t>
       </w:r>
       <w:r>
         <w:rPr>
           <w:rFonts w:ascii="Arial" w:hAnsi="Arial" w:cs="Arial"/>
-          <w:sz w:val="20"/>
+          <w:sz w:val="18"/>
         </w:rPr>
         <w:t xml:space="preserve">, </w:t>
       </w:r>
@@ -703,14 +799,32 @@
         <w:rPr>
           <w:rStyle w:val="Strong"/>
           <w:rFonts w:ascii="Arial" w:hAnsi="Arial" w:cs="Arial"/>
-          <w:sz w:val="20"/>
-        </w:rPr>
-        <w:t>SQL Server</w:t>
-      </w:r>
-      <w:r>
-        <w:rPr>
-          <w:rFonts w:ascii="Arial" w:hAnsi="Arial" w:cs="Arial"/>
-          <w:sz w:val="20"/>
+          <w:b w:val="0"/>
+          <w:sz w:val="18"/>
+        </w:rPr>
+        <w:t>SQL</w:t>
+      </w:r>
+      <w:r>
+        <w:rPr>
+          <w:rStyle w:val="Strong"/>
+          <w:rFonts w:ascii="Arial" w:hAnsi="Arial" w:cs="Arial"/>
+          <w:sz w:val="18"/>
+        </w:rPr>
+        <w:t xml:space="preserve"> </w:t>
+      </w:r>
+      <w:r>
+        <w:rPr>
+          <w:rStyle w:val="Strong"/>
+          <w:rFonts w:ascii="Arial" w:hAnsi="Arial" w:cs="Arial"/>
+          <w:b w:val="0"/>
+          <w:sz w:val="18"/>
+        </w:rPr>
+        <w:t>Server</w:t>
+      </w:r>
+      <w:r>
+        <w:rPr>
+          <w:rFonts w:ascii="Arial" w:hAnsi="Arial" w:cs="Arial"/>
+          <w:sz w:val="18"/>
         </w:rPr>
         <w:t xml:space="preserve"> | </w:t>
       </w:r>
@@ -718,7 +832,8 @@
       <w:r>
         <w:rPr>
           <w:rFonts w:ascii="Arial" w:hAnsi="Arial" w:cs="Arial"/>
-          <w:sz w:val="20"/>
+          <w:b/>
+          <w:sz w:val="18"/>
         </w:rPr>
         <w:t>NoSQL</w:t>
       </w:r>
@@ -726,7 +841,7 @@
       <w:r>
         <w:rPr>
           <w:rFonts w:ascii="Arial" w:hAnsi="Arial" w:cs="Arial"/>
-          <w:sz w:val="20"/>
+          <w:sz w:val="18"/>
         </w:rPr>
         <w:t xml:space="preserve">: </w:t>
       </w:r>
@@ -735,7 +850,8 @@
         <w:rPr>
           <w:rStyle w:val="Strong"/>
           <w:rFonts w:ascii="Arial" w:hAnsi="Arial" w:cs="Arial"/>
-          <w:sz w:val="20"/>
+          <w:b w:val="0"/>
+          <w:sz w:val="18"/>
         </w:rPr>
         <w:t>Redis</w:t>
       </w:r>
@@ -743,7 +859,7 @@
       <w:r>
         <w:rPr>
           <w:rFonts w:ascii="Arial" w:hAnsi="Arial" w:cs="Arial"/>
-          <w:sz w:val="20"/>
+          <w:sz w:val="18"/>
         </w:rPr>
         <w:t xml:space="preserve">, </w:t>
       </w:r>
@@ -752,7 +868,8 @@
         <w:rPr>
           <w:rStyle w:val="Strong"/>
           <w:rFonts w:ascii="Arial" w:hAnsi="Arial" w:cs="Arial"/>
-          <w:sz w:val="20"/>
+          <w:b w:val="0"/>
+          <w:sz w:val="18"/>
         </w:rPr>
         <w:t>MongoDB</w:t>
       </w:r>
@@ -760,7 +877,7 @@
       <w:r>
         <w:rPr>
           <w:rFonts w:ascii="Arial" w:hAnsi="Arial" w:cs="Arial"/>
-          <w:sz w:val="20"/>
+          <w:sz w:val="18"/>
         </w:rPr>
         <w:t xml:space="preserve">, </w:t>
       </w:r>
@@ -769,7 +886,8 @@
         <w:rPr>
           <w:rStyle w:val="Strong"/>
           <w:rFonts w:ascii="Arial" w:hAnsi="Arial" w:cs="Arial"/>
-          <w:sz w:val="20"/>
+          <w:b w:val="0"/>
+          <w:sz w:val="18"/>
         </w:rPr>
         <w:t>DynamoDB</w:t>
       </w:r>
@@ -777,22 +895,55 @@
       <w:r>
         <w:rPr>
           <w:rFonts w:ascii="Arial" w:hAnsi="Arial" w:cs="Arial"/>
-          <w:sz w:val="20"/>
-        </w:rPr>
-        <w:t xml:space="preserve"> | Queues/streams: </w:t>
-      </w:r>
-      <w:r>
-        <w:rPr>
-          <w:rStyle w:val="Strong"/>
-          <w:rFonts w:ascii="Arial" w:hAnsi="Arial" w:cs="Arial"/>
-          <w:sz w:val="20"/>
-        </w:rPr>
-        <w:t>AWS SQS/SNS</w:t>
-      </w:r>
-      <w:r>
-        <w:rPr>
-          <w:rFonts w:ascii="Arial" w:hAnsi="Arial" w:cs="Arial"/>
-          <w:sz w:val="20"/>
+          <w:sz w:val="18"/>
+        </w:rPr>
+        <w:t xml:space="preserve"> | </w:t>
+      </w:r>
+      <w:r>
+        <w:rPr>
+          <w:rFonts w:ascii="Arial" w:hAnsi="Arial" w:cs="Arial"/>
+          <w:b/>
+          <w:sz w:val="18"/>
+        </w:rPr>
+        <w:t>Queues/streams</w:t>
+      </w:r>
+      <w:r>
+        <w:rPr>
+          <w:rFonts w:ascii="Arial" w:hAnsi="Arial" w:cs="Arial"/>
+          <w:sz w:val="18"/>
+        </w:rPr>
+        <w:t xml:space="preserve">: </w:t>
+      </w:r>
+      <w:r>
+        <w:rPr>
+          <w:rStyle w:val="Strong"/>
+          <w:rFonts w:ascii="Arial" w:hAnsi="Arial" w:cs="Arial"/>
+          <w:b w:val="0"/>
+          <w:sz w:val="18"/>
+        </w:rPr>
+        <w:t>AWS</w:t>
+      </w:r>
+      <w:r>
+        <w:rPr>
+          <w:rStyle w:val="Strong"/>
+          <w:rFonts w:ascii="Arial" w:hAnsi="Arial" w:cs="Arial"/>
+          <w:sz w:val="18"/>
+        </w:rPr>
+        <w:t xml:space="preserve"> </w:t>
+      </w:r>
+      <w:r>
+        <w:rPr>
+          <w:rStyle w:val="Strong"/>
+          <w:rFonts w:ascii="Arial" w:hAnsi="Arial" w:cs="Arial"/>
+          <w:b w:val="0"/>
+          <w:sz w:val="18"/>
+        </w:rPr>
+        <w:t>SQS/SNS</w:t>
+      </w:r>
+      <w:r>
+        <w:rPr>
+          <w:rFonts w:ascii="Arial" w:hAnsi="Arial" w:cs="Arial"/>
+          <w:sz w:val="18"/>
         </w:rPr>
         <w:t xml:space="preserve">, </w:t>
       </w:r>
@@ -800,14 +951,15 @@
         <w:rPr>
           <w:rStyle w:val="Strong"/>
           <w:rFonts w:ascii="Arial" w:hAnsi="Arial" w:cs="Arial"/>
-          <w:sz w:val="20"/>
+          <w:b w:val="0"/>
+          <w:sz w:val="18"/>
         </w:rPr>
         <w:t>Kafka</w:t>
       </w:r>
       <w:r>
         <w:rPr>
           <w:rFonts w:ascii="Arial" w:hAnsi="Arial" w:cs="Arial"/>
-          <w:sz w:val="20"/>
+          <w:sz w:val="18"/>
         </w:rPr>
         <w:t xml:space="preserve">, </w:t>
       </w:r>
@@ -816,7 +968,8 @@
         <w:rPr>
           <w:rStyle w:val="Strong"/>
           <w:rFonts w:ascii="Arial" w:hAnsi="Arial" w:cs="Arial"/>
-          <w:sz w:val="20"/>
+          <w:b w:val="0"/>
+          <w:sz w:val="18"/>
         </w:rPr>
         <w:t>RabbitMQ</w:t>
       </w:r>
@@ -824,16 +977,32 @@
       <w:r>
         <w:rPr>
           <w:rFonts w:ascii="Arial" w:hAnsi="Arial" w:cs="Arial"/>
-          <w:sz w:val="20"/>
-        </w:rPr>
-        <w:t xml:space="preserve"> | Search: </w:t>
-      </w:r>
-      <w:proofErr w:type="spellStart"/>
-      <w:r>
-        <w:rPr>
-          <w:rStyle w:val="Strong"/>
-          <w:rFonts w:ascii="Arial" w:hAnsi="Arial" w:cs="Arial"/>
-          <w:sz w:val="20"/>
+          <w:sz w:val="18"/>
+        </w:rPr>
+        <w:t xml:space="preserve"> | </w:t>
+      </w:r>
+      <w:r>
+        <w:rPr>
+          <w:rFonts w:ascii="Arial" w:hAnsi="Arial" w:cs="Arial"/>
+          <w:b/>
+          <w:sz w:val="18"/>
+        </w:rPr>
+        <w:t>Search</w:t>
+      </w:r>
+      <w:r>
+        <w:rPr>
+          <w:rFonts w:ascii="Arial" w:hAnsi="Arial" w:cs="Arial"/>
+          <w:sz w:val="18"/>
+        </w:rPr>
+        <w:t xml:space="preserve">: </w:t>
+      </w:r>
+      <w:proofErr w:type="spellStart"/>
+      <w:r>
+        <w:rPr>
+          <w:rStyle w:val="Strong"/>
+          <w:rFonts w:ascii="Arial" w:hAnsi="Arial" w:cs="Arial"/>
+          <w:b w:val="0"/>
+          <w:sz w:val="18"/>
         </w:rPr>
         <w:t>Elasticsearch</w:t>
       </w:r>
@@ -841,7 +1010,7 @@
       <w:r>
         <w:rPr>
           <w:rFonts w:ascii="Arial" w:hAnsi="Arial" w:cs="Arial"/>
-          <w:sz w:val="20"/>
+          <w:sz w:val="18"/>
         </w:rPr>
         <w:t xml:space="preserve">, </w:t>
       </w:r>
@@ -849,29 +1018,46 @@
         <w:rPr>
           <w:rStyle w:val="Strong"/>
           <w:rFonts w:ascii="Arial" w:hAnsi="Arial" w:cs="Arial"/>
-          <w:sz w:val="20"/>
+          <w:b w:val="0"/>
+          <w:sz w:val="18"/>
         </w:rPr>
         <w:t>OpenSearch</w:t>
       </w:r>
       <w:r>
         <w:rPr>
           <w:rFonts w:ascii="Arial" w:hAnsi="Arial" w:cs="Arial"/>
-          <w:sz w:val="20"/>
-        </w:rPr>
-        <w:t xml:space="preserve"> | Analytics: </w:t>
-      </w:r>
-      <w:r>
-        <w:rPr>
-          <w:rStyle w:val="Strong"/>
-          <w:rFonts w:ascii="Arial" w:hAnsi="Arial" w:cs="Arial"/>
-          <w:sz w:val="20"/>
+          <w:sz w:val="18"/>
+        </w:rPr>
+        <w:t xml:space="preserve"> | </w:t>
+      </w:r>
+      <w:r>
+        <w:rPr>
+          <w:rFonts w:ascii="Arial" w:hAnsi="Arial" w:cs="Arial"/>
+          <w:b/>
+          <w:sz w:val="18"/>
+        </w:rPr>
+        <w:t>Analytics</w:t>
+      </w:r>
+      <w:r>
+        <w:rPr>
+          <w:rFonts w:ascii="Arial" w:hAnsi="Arial" w:cs="Arial"/>
+          <w:sz w:val="18"/>
+        </w:rPr>
+        <w:t xml:space="preserve">: </w:t>
+      </w:r>
+      <w:r>
+        <w:rPr>
+          <w:rStyle w:val="Strong"/>
+          <w:rFonts w:ascii="Arial" w:hAnsi="Arial" w:cs="Arial"/>
+          <w:b w:val="0"/>
+          <w:sz w:val="18"/>
         </w:rPr>
         <w:t>Redshift</w:t>
       </w:r>
       <w:r>
         <w:rPr>
           <w:rFonts w:ascii="Arial" w:hAnsi="Arial" w:cs="Arial"/>
-          <w:sz w:val="20"/>
+          <w:sz w:val="18"/>
         </w:rPr>
         <w:t xml:space="preserve">, </w:t>
       </w:r>
@@ -880,7 +1066,8 @@
         <w:rPr>
           <w:rStyle w:val="Strong"/>
           <w:rFonts w:ascii="Arial" w:hAnsi="Arial" w:cs="Arial"/>
-          <w:sz w:val="20"/>
+          <w:b w:val="0"/>
+          <w:sz w:val="18"/>
         </w:rPr>
         <w:t>BigQuery</w:t>
       </w:r>
@@ -888,7 +1075,7 @@
       <w:r>
         <w:rPr>
           <w:rFonts w:ascii="Arial" w:hAnsi="Arial" w:cs="Arial"/>
-          <w:sz w:val="20"/>
+          <w:sz w:val="18"/>
         </w:rPr>
         <w:t xml:space="preserve"> (exposure via event/analytics pipelines)</w:t>
       </w:r>
@@ -903,14 +1090,14 @@
         <w:jc w:val="both"/>
         <w:rPr>
           <w:rFonts w:ascii="Arial" w:hAnsi="Arial" w:cs="Arial"/>
-          <w:sz w:val="20"/>
-        </w:rPr>
-      </w:pPr>
-      <w:r>
-        <w:rPr>
-          <w:rStyle w:val="Strong"/>
-          <w:rFonts w:ascii="Arial" w:hAnsi="Arial" w:cs="Arial"/>
-          <w:sz w:val="20"/>
+          <w:sz w:val="18"/>
+        </w:rPr>
+      </w:pPr>
+      <w:r>
+        <w:rPr>
+          <w:rStyle w:val="Strong"/>
+          <w:rFonts w:ascii="Arial" w:hAnsi="Arial" w:cs="Arial"/>
+          <w:sz w:val="18"/>
         </w:rPr>
         <w:t xml:space="preserve">Cloud &amp; </w:t>
       </w:r>
@@ -919,7 +1106,7 @@
         <w:rPr>
           <w:rStyle w:val="Strong"/>
           <w:rFonts w:ascii="Arial" w:hAnsi="Arial" w:cs="Arial"/>
-          <w:sz w:val="20"/>
+          <w:sz w:val="18"/>
         </w:rPr>
         <w:t>DevOps</w:t>
       </w:r>
@@ -927,22 +1114,125 @@
       <w:r>
         <w:rPr>
           <w:rFonts w:ascii="Arial" w:hAnsi="Arial" w:cs="Arial"/>
-          <w:sz w:val="20"/>
-        </w:rPr>
-        <w:t xml:space="preserve"> — AWS (primary): </w:t>
-      </w:r>
-      <w:r>
-        <w:rPr>
-          <w:rStyle w:val="Strong"/>
-          <w:rFonts w:ascii="Arial" w:hAnsi="Arial" w:cs="Arial"/>
-          <w:sz w:val="20"/>
+          <w:sz w:val="18"/>
+        </w:rPr>
+        <w:t xml:space="preserve"> — </w:t>
+      </w:r>
+      <w:proofErr w:type="spellStart"/>
+      <w:r>
+        <w:rPr>
+          <w:rFonts w:ascii="Arial" w:hAnsi="Arial" w:cs="Arial"/>
+          <w:sz w:val="18"/>
+        </w:rPr>
+        <w:t>Docker</w:t>
+      </w:r>
+      <w:proofErr w:type="spellEnd"/>
+      <w:r>
+        <w:rPr>
+          <w:rFonts w:ascii="Arial" w:hAnsi="Arial" w:cs="Arial"/>
+          <w:sz w:val="18"/>
+        </w:rPr>
+        <w:t xml:space="preserve">, </w:t>
+      </w:r>
+      <w:proofErr w:type="spellStart"/>
+      <w:r>
+        <w:rPr>
+          <w:rFonts w:ascii="Arial" w:hAnsi="Arial" w:cs="Arial"/>
+          <w:sz w:val="18"/>
+        </w:rPr>
+        <w:t>Kubernetes</w:t>
+      </w:r>
+      <w:proofErr w:type="spellEnd"/>
+      <w:r>
+        <w:rPr>
+          <w:rFonts w:ascii="Arial" w:hAnsi="Arial" w:cs="Arial"/>
+          <w:sz w:val="18"/>
+        </w:rPr>
+        <w:t xml:space="preserve">, Helm, Argo CD, </w:t>
+      </w:r>
+      <w:proofErr w:type="spellStart"/>
+      <w:r>
+        <w:rPr>
+          <w:rFonts w:ascii="Arial" w:hAnsi="Arial" w:cs="Arial"/>
+          <w:sz w:val="18"/>
+        </w:rPr>
+        <w:t>GitOps</w:t>
+      </w:r>
+      <w:proofErr w:type="spellEnd"/>
+      <w:r>
+        <w:rPr>
+          <w:rFonts w:ascii="Arial" w:hAnsi="Arial" w:cs="Arial"/>
+          <w:sz w:val="18"/>
+        </w:rPr>
+        <w:t xml:space="preserve">, </w:t>
+      </w:r>
+      <w:proofErr w:type="spellStart"/>
+      <w:r>
+        <w:rPr>
+          <w:rFonts w:ascii="Arial" w:hAnsi="Arial" w:cs="Arial"/>
+          <w:sz w:val="18"/>
+        </w:rPr>
+        <w:t>Terraform</w:t>
+      </w:r>
+      <w:proofErr w:type="spellEnd"/>
+      <w:r>
+        <w:rPr>
+          <w:rFonts w:ascii="Arial" w:hAnsi="Arial" w:cs="Arial"/>
+          <w:sz w:val="18"/>
+        </w:rPr>
+        <w:t xml:space="preserve">, </w:t>
+      </w:r>
+      <w:proofErr w:type="spellStart"/>
+      <w:r>
+        <w:rPr>
+          <w:rFonts w:ascii="Arial" w:hAnsi="Arial" w:cs="Arial"/>
+          <w:sz w:val="18"/>
+        </w:rPr>
+        <w:t>CloudFormation</w:t>
+      </w:r>
+      <w:proofErr w:type="spellEnd"/>
+      <w:r>
+        <w:rPr>
+          <w:rFonts w:ascii="Arial" w:hAnsi="Arial" w:cs="Arial"/>
+          <w:sz w:val="18"/>
+        </w:rPr>
+        <w:t xml:space="preserve"> |</w:t>
+      </w:r>
+      <w:r>
+        <w:rPr>
+          <w:rFonts w:ascii="Arial" w:hAnsi="Arial" w:cs="Arial"/>
+          <w:sz w:val="18"/>
+        </w:rPr>
+        <w:t xml:space="preserve"> </w:t>
+      </w:r>
+      <w:r>
+        <w:rPr>
+          <w:rFonts w:ascii="Arial" w:hAnsi="Arial" w:cs="Arial"/>
+          <w:b/>
+          <w:sz w:val="18"/>
+        </w:rPr>
+        <w:t>AWS</w:t>
+      </w:r>
+      <w:r>
+        <w:rPr>
+          <w:rFonts w:ascii="Arial" w:hAnsi="Arial" w:cs="Arial"/>
+          <w:sz w:val="18"/>
+        </w:rPr>
+        <w:t xml:space="preserve">: </w:t>
+      </w:r>
+      <w:r>
+        <w:rPr>
+          <w:rStyle w:val="Strong"/>
+          <w:rFonts w:ascii="Arial" w:hAnsi="Arial" w:cs="Arial"/>
+          <w:b w:val="0"/>
+          <w:sz w:val="18"/>
         </w:rPr>
         <w:t>EKS</w:t>
       </w:r>
       <w:r>
         <w:rPr>
           <w:rFonts w:ascii="Arial" w:hAnsi="Arial" w:cs="Arial"/>
-          <w:sz w:val="20"/>
+          <w:sz w:val="18"/>
         </w:rPr>
         <w:t xml:space="preserve">, </w:t>
       </w:r>
@@ -950,14 +1240,15 @@
         <w:rPr>
           <w:rStyle w:val="Strong"/>
           <w:rFonts w:ascii="Arial" w:hAnsi="Arial" w:cs="Arial"/>
-          <w:sz w:val="20"/>
+          <w:b w:val="0"/>
+          <w:sz w:val="18"/>
         </w:rPr>
         <w:t>ECS</w:t>
       </w:r>
       <w:r>
         <w:rPr>
           <w:rFonts w:ascii="Arial" w:hAnsi="Arial" w:cs="Arial"/>
-          <w:sz w:val="20"/>
+          <w:sz w:val="18"/>
         </w:rPr>
         <w:t xml:space="preserve">, </w:t>
       </w:r>
@@ -965,14 +1256,15 @@
         <w:rPr>
           <w:rStyle w:val="Strong"/>
           <w:rFonts w:ascii="Arial" w:hAnsi="Arial" w:cs="Arial"/>
-          <w:sz w:val="20"/>
+          <w:b w:val="0"/>
+          <w:sz w:val="18"/>
         </w:rPr>
         <w:t>EC2</w:t>
       </w:r>
       <w:r>
         <w:rPr>
           <w:rFonts w:ascii="Arial" w:hAnsi="Arial" w:cs="Arial"/>
-          <w:sz w:val="20"/>
+          <w:sz w:val="18"/>
         </w:rPr>
         <w:t xml:space="preserve">, </w:t>
       </w:r>
@@ -980,14 +1272,39 @@
         <w:rPr>
           <w:rStyle w:val="Strong"/>
           <w:rFonts w:ascii="Arial" w:hAnsi="Arial" w:cs="Arial"/>
-          <w:sz w:val="20"/>
+          <w:b w:val="0"/>
+          <w:sz w:val="18"/>
         </w:rPr>
         <w:t>Lambda</w:t>
       </w:r>
       <w:r>
         <w:rPr>
           <w:rFonts w:ascii="Arial" w:hAnsi="Arial" w:cs="Arial"/>
-          <w:sz w:val="20"/>
+          <w:sz w:val="18"/>
+        </w:rPr>
+        <w:t>,</w:t>
+      </w:r>
+      <w:r>
+        <w:rPr>
+          <w:rFonts w:ascii="Arial" w:hAnsi="Arial" w:cs="Arial"/>
+          <w:b/>
+          <w:sz w:val="18"/>
+        </w:rPr>
+        <w:t xml:space="preserve"> </w:t>
+      </w:r>
+      <w:r>
+        <w:rPr>
+          <w:rStyle w:val="Strong"/>
+          <w:rFonts w:ascii="Arial" w:hAnsi="Arial" w:cs="Arial"/>
+          <w:b w:val="0"/>
+          <w:sz w:val="18"/>
+        </w:rPr>
+        <w:t>API Gateway</w:t>
+      </w:r>
+      <w:r>
+        <w:rPr>
+          <w:rFonts w:ascii="Arial" w:hAnsi="Arial" w:cs="Arial"/>
+          <w:sz w:val="18"/>
         </w:rPr>
         <w:t xml:space="preserve">, </w:t>
       </w:r>
@@ -995,61 +1312,67 @@
         <w:rPr>
           <w:rStyle w:val="Strong"/>
           <w:rFonts w:ascii="Arial" w:hAnsi="Arial" w:cs="Arial"/>
-          <w:sz w:val="20"/>
-        </w:rPr>
-        <w:t>API Gateway</w:t>
-      </w:r>
-      <w:r>
-        <w:rPr>
-          <w:rFonts w:ascii="Arial" w:hAnsi="Arial" w:cs="Arial"/>
-          <w:sz w:val="20"/>
+          <w:b w:val="0"/>
+          <w:sz w:val="18"/>
+        </w:rPr>
+        <w:t>S3</w:t>
+      </w:r>
+      <w:r>
+        <w:rPr>
+          <w:rFonts w:ascii="Arial" w:hAnsi="Arial" w:cs="Arial"/>
+          <w:sz w:val="18"/>
         </w:rPr>
         <w:t xml:space="preserve">, </w:t>
       </w:r>
-      <w:r>
-        <w:rPr>
-          <w:rStyle w:val="Strong"/>
-          <w:rFonts w:ascii="Arial" w:hAnsi="Arial" w:cs="Arial"/>
-          <w:sz w:val="20"/>
-        </w:rPr>
-        <w:t>S3</w:t>
-      </w:r>
-      <w:r>
-        <w:rPr>
-          <w:rFonts w:ascii="Arial" w:hAnsi="Arial" w:cs="Arial"/>
-          <w:sz w:val="20"/>
+      <w:proofErr w:type="spellStart"/>
+      <w:r>
+        <w:rPr>
+          <w:rStyle w:val="Strong"/>
+          <w:rFonts w:ascii="Arial" w:hAnsi="Arial" w:cs="Arial"/>
+          <w:b w:val="0"/>
+          <w:sz w:val="18"/>
+        </w:rPr>
+        <w:t>CloudFront</w:t>
+      </w:r>
+      <w:proofErr w:type="spellEnd"/>
+      <w:r>
+        <w:rPr>
+          <w:rFonts w:ascii="Arial" w:hAnsi="Arial" w:cs="Arial"/>
+          <w:sz w:val="18"/>
         </w:rPr>
         <w:t xml:space="preserve">, </w:t>
       </w:r>
-      <w:proofErr w:type="spellStart"/>
-      <w:r>
-        <w:rPr>
-          <w:rStyle w:val="Strong"/>
-          <w:rFonts w:ascii="Arial" w:hAnsi="Arial" w:cs="Arial"/>
-          <w:sz w:val="20"/>
-        </w:rPr>
-        <w:t>CloudFront</w:t>
-      </w:r>
-      <w:proofErr w:type="spellEnd"/>
-      <w:r>
-        <w:rPr>
-          <w:rFonts w:ascii="Arial" w:hAnsi="Arial" w:cs="Arial"/>
-          <w:sz w:val="20"/>
+      <w:r>
+        <w:rPr>
+          <w:rStyle w:val="Strong"/>
+          <w:rFonts w:ascii="Arial" w:hAnsi="Arial" w:cs="Arial"/>
+          <w:b w:val="0"/>
+          <w:sz w:val="18"/>
+        </w:rPr>
+        <w:t>RDS</w:t>
+      </w:r>
+      <w:r>
+        <w:rPr>
+          <w:rFonts w:ascii="Arial" w:hAnsi="Arial" w:cs="Arial"/>
+          <w:sz w:val="18"/>
         </w:rPr>
         <w:t xml:space="preserve">, </w:t>
       </w:r>
-      <w:r>
-        <w:rPr>
-          <w:rStyle w:val="Strong"/>
-          <w:rFonts w:ascii="Arial" w:hAnsi="Arial" w:cs="Arial"/>
-          <w:sz w:val="20"/>
-        </w:rPr>
-        <w:t>RDS</w:t>
-      </w:r>
-      <w:r>
-        <w:rPr>
-          <w:rFonts w:ascii="Arial" w:hAnsi="Arial" w:cs="Arial"/>
-          <w:sz w:val="20"/>
+      <w:proofErr w:type="spellStart"/>
+      <w:r>
+        <w:rPr>
+          <w:rStyle w:val="Strong"/>
+          <w:rFonts w:ascii="Arial" w:hAnsi="Arial" w:cs="Arial"/>
+          <w:b w:val="0"/>
+          <w:sz w:val="18"/>
+        </w:rPr>
+        <w:t>DynamoDB</w:t>
+      </w:r>
+      <w:proofErr w:type="spellEnd"/>
+      <w:r>
+        <w:rPr>
+          <w:rFonts w:ascii="Arial" w:hAnsi="Arial" w:cs="Arial"/>
+          <w:sz w:val="18"/>
         </w:rPr>
         <w:t xml:space="preserve">, </w:t>
       </w:r>
@@ -1058,15 +1381,16 @@
         <w:rPr>
           <w:rStyle w:val="Strong"/>
           <w:rFonts w:ascii="Arial" w:hAnsi="Arial" w:cs="Arial"/>
-          <w:sz w:val="20"/>
-        </w:rPr>
-        <w:t>DynamoDB</w:t>
-      </w:r>
-      <w:proofErr w:type="spellEnd"/>
-      <w:r>
-        <w:rPr>
-          <w:rFonts w:ascii="Arial" w:hAnsi="Arial" w:cs="Arial"/>
-          <w:sz w:val="20"/>
+          <w:b w:val="0"/>
+          <w:sz w:val="18"/>
+        </w:rPr>
+        <w:t>ElastiCache</w:t>
+      </w:r>
+      <w:proofErr w:type="spellEnd"/>
+      <w:r>
+        <w:rPr>
+          <w:rFonts w:ascii="Arial" w:hAnsi="Arial" w:cs="Arial"/>
+          <w:sz w:val="18"/>
         </w:rPr>
         <w:t xml:space="preserve">, </w:t>
       </w:r>
@@ -1075,32 +1399,49 @@
         <w:rPr>
           <w:rStyle w:val="Strong"/>
           <w:rFonts w:ascii="Arial" w:hAnsi="Arial" w:cs="Arial"/>
-          <w:sz w:val="20"/>
-        </w:rPr>
-        <w:t>ElastiCache</w:t>
-      </w:r>
-      <w:proofErr w:type="spellEnd"/>
-      <w:r>
-        <w:rPr>
-          <w:rFonts w:ascii="Arial" w:hAnsi="Arial" w:cs="Arial"/>
-          <w:sz w:val="20"/>
+          <w:b w:val="0"/>
+          <w:sz w:val="18"/>
+        </w:rPr>
+        <w:t>EventBridge</w:t>
+      </w:r>
+      <w:proofErr w:type="spellEnd"/>
+      <w:r>
+        <w:rPr>
+          <w:rFonts w:ascii="Arial" w:hAnsi="Arial" w:cs="Arial"/>
+          <w:sz w:val="18"/>
         </w:rPr>
         <w:t xml:space="preserve">, </w:t>
       </w:r>
-      <w:proofErr w:type="spellStart"/>
-      <w:r>
-        <w:rPr>
-          <w:rStyle w:val="Strong"/>
-          <w:rFonts w:ascii="Arial" w:hAnsi="Arial" w:cs="Arial"/>
-          <w:sz w:val="20"/>
-        </w:rPr>
-        <w:t>EventBridge</w:t>
-      </w:r>
-      <w:proofErr w:type="spellEnd"/>
-      <w:r>
-        <w:rPr>
-          <w:rFonts w:ascii="Arial" w:hAnsi="Arial" w:cs="Arial"/>
-          <w:sz w:val="20"/>
+      <w:r>
+        <w:rPr>
+          <w:rStyle w:val="Strong"/>
+          <w:rFonts w:ascii="Arial" w:hAnsi="Arial" w:cs="Arial"/>
+          <w:b w:val="0"/>
+          <w:sz w:val="18"/>
+        </w:rPr>
+        <w:t>Step</w:t>
+      </w:r>
+      <w:r>
+        <w:rPr>
+          <w:rStyle w:val="Strong"/>
+          <w:rFonts w:ascii="Arial" w:hAnsi="Arial" w:cs="Arial"/>
+          <w:sz w:val="18"/>
+        </w:rPr>
+        <w:t xml:space="preserve"> </w:t>
+      </w:r>
+      <w:r>
+        <w:rPr>
+          <w:rStyle w:val="Strong"/>
+          <w:rFonts w:ascii="Arial" w:hAnsi="Arial" w:cs="Arial"/>
+          <w:b w:val="0"/>
+          <w:sz w:val="18"/>
+        </w:rPr>
+        <w:t>Functions</w:t>
+      </w:r>
+      <w:r>
+        <w:rPr>
+          <w:rFonts w:ascii="Arial" w:hAnsi="Arial" w:cs="Arial"/>
+          <w:sz w:val="18"/>
         </w:rPr>
         <w:t xml:space="preserve">, </w:t>
       </w:r>
@@ -1108,14 +1449,79 @@
         <w:rPr>
           <w:rStyle w:val="Strong"/>
           <w:rFonts w:ascii="Arial" w:hAnsi="Arial" w:cs="Arial"/>
-          <w:sz w:val="20"/>
-        </w:rPr>
-        <w:t>Step Functions</w:t>
-      </w:r>
-      <w:r>
-        <w:rPr>
-          <w:rFonts w:ascii="Arial" w:hAnsi="Arial" w:cs="Arial"/>
-          <w:sz w:val="20"/>
+          <w:b w:val="0"/>
+          <w:sz w:val="18"/>
+        </w:rPr>
+        <w:t>IAM</w:t>
+      </w:r>
+      <w:r>
+        <w:rPr>
+          <w:rFonts w:ascii="Arial" w:hAnsi="Arial" w:cs="Arial"/>
+          <w:sz w:val="18"/>
+        </w:rPr>
+        <w:t xml:space="preserve"> | </w:t>
+      </w:r>
+      <w:r>
+        <w:rPr>
+          <w:rFonts w:ascii="Arial" w:hAnsi="Arial" w:cs="Arial"/>
+          <w:b/>
+          <w:sz w:val="18"/>
+        </w:rPr>
+        <w:t>Azure</w:t>
+      </w:r>
+      <w:r>
+        <w:rPr>
+          <w:rFonts w:ascii="Arial" w:hAnsi="Arial" w:cs="Arial"/>
+          <w:sz w:val="18"/>
+        </w:rPr>
+        <w:t xml:space="preserve">: </w:t>
+      </w:r>
+      <w:r>
+        <w:rPr>
+          <w:rStyle w:val="Strong"/>
+          <w:rFonts w:ascii="Arial" w:hAnsi="Arial" w:cs="Arial"/>
+          <w:b w:val="0"/>
+          <w:sz w:val="18"/>
+        </w:rPr>
+        <w:t>AKS</w:t>
+      </w:r>
+      <w:r>
+        <w:rPr>
+          <w:rFonts w:ascii="Arial" w:hAnsi="Arial" w:cs="Arial"/>
+          <w:sz w:val="18"/>
+        </w:rPr>
+        <w:t xml:space="preserve">, App Service, </w:t>
+      </w:r>
+      <w:r>
+        <w:rPr>
+          <w:rStyle w:val="Strong"/>
+          <w:rFonts w:ascii="Arial" w:hAnsi="Arial" w:cs="Arial"/>
+          <w:b w:val="0"/>
+          <w:sz w:val="18"/>
+        </w:rPr>
+        <w:t>Azure</w:t>
+      </w:r>
+      <w:r>
+        <w:rPr>
+          <w:rStyle w:val="Strong"/>
+          <w:rFonts w:ascii="Arial" w:hAnsi="Arial" w:cs="Arial"/>
+          <w:sz w:val="18"/>
+        </w:rPr>
+        <w:t xml:space="preserve"> </w:t>
+      </w:r>
+      <w:r>
+        <w:rPr>
+          <w:rStyle w:val="Strong"/>
+          <w:rFonts w:ascii="Arial" w:hAnsi="Arial" w:cs="Arial"/>
+          <w:b w:val="0"/>
+          <w:sz w:val="18"/>
+        </w:rPr>
+        <w:t>SQL</w:t>
+      </w:r>
+      <w:r>
+        <w:rPr>
+          <w:rFonts w:ascii="Arial" w:hAnsi="Arial" w:cs="Arial"/>
+          <w:sz w:val="18"/>
         </w:rPr>
         <w:t xml:space="preserve">, </w:t>
       </w:r>
@@ -1123,44 +1529,32 @@
         <w:rPr>
           <w:rStyle w:val="Strong"/>
           <w:rFonts w:ascii="Arial" w:hAnsi="Arial" w:cs="Arial"/>
-          <w:sz w:val="20"/>
-        </w:rPr>
-        <w:t>IAM</w:t>
-      </w:r>
-      <w:r>
-        <w:rPr>
-          <w:rFonts w:ascii="Arial" w:hAnsi="Arial" w:cs="Arial"/>
-          <w:sz w:val="20"/>
-        </w:rPr>
-        <w:t xml:space="preserve"> | Azure: </w:t>
-      </w:r>
-      <w:r>
-        <w:rPr>
-          <w:rStyle w:val="Strong"/>
-          <w:rFonts w:ascii="Arial" w:hAnsi="Arial" w:cs="Arial"/>
-          <w:sz w:val="20"/>
-        </w:rPr>
-        <w:t>AKS</w:t>
-      </w:r>
-      <w:r>
-        <w:rPr>
-          <w:rFonts w:ascii="Arial" w:hAnsi="Arial" w:cs="Arial"/>
-          <w:sz w:val="20"/>
-        </w:rPr>
-        <w:t xml:space="preserve">, App Service, </w:t>
-      </w:r>
-      <w:r>
-        <w:rPr>
-          <w:rStyle w:val="Strong"/>
-          <w:rFonts w:ascii="Arial" w:hAnsi="Arial" w:cs="Arial"/>
-          <w:sz w:val="20"/>
-        </w:rPr>
-        <w:t>Azure SQL</w:t>
-      </w:r>
-      <w:r>
-        <w:rPr>
-          <w:rFonts w:ascii="Arial" w:hAnsi="Arial" w:cs="Arial"/>
-          <w:sz w:val="20"/>
+          <w:b w:val="0"/>
+          <w:sz w:val="18"/>
+        </w:rPr>
+        <w:t>Service</w:t>
+      </w:r>
+      <w:r>
+        <w:rPr>
+          <w:rStyle w:val="Strong"/>
+          <w:rFonts w:ascii="Arial" w:hAnsi="Arial" w:cs="Arial"/>
+          <w:sz w:val="18"/>
+        </w:rPr>
+        <w:t xml:space="preserve"> </w:t>
+      </w:r>
+      <w:r>
+        <w:rPr>
+          <w:rStyle w:val="Strong"/>
+          <w:rFonts w:ascii="Arial" w:hAnsi="Arial" w:cs="Arial"/>
+          <w:b w:val="0"/>
+          <w:sz w:val="18"/>
+        </w:rPr>
+        <w:t>Bus</w:t>
+      </w:r>
+      <w:r>
+        <w:rPr>
+          <w:rFonts w:ascii="Arial" w:hAnsi="Arial" w:cs="Arial"/>
+          <w:sz w:val="18"/>
         </w:rPr>
         <w:t xml:space="preserve">, </w:t>
       </w:r>
@@ -1168,14 +1562,32 @@
         <w:rPr>
           <w:rStyle w:val="Strong"/>
           <w:rFonts w:ascii="Arial" w:hAnsi="Arial" w:cs="Arial"/>
-          <w:sz w:val="20"/>
-        </w:rPr>
-        <w:t>Service Bus</w:t>
-      </w:r>
-      <w:r>
-        <w:rPr>
-          <w:rFonts w:ascii="Arial" w:hAnsi="Arial" w:cs="Arial"/>
-          <w:sz w:val="20"/>
+          <w:b w:val="0"/>
+          <w:sz w:val="18"/>
+        </w:rPr>
+        <w:t>Key</w:t>
+      </w:r>
+      <w:r>
+        <w:rPr>
+          <w:rStyle w:val="Strong"/>
+          <w:rFonts w:ascii="Arial" w:hAnsi="Arial" w:cs="Arial"/>
+          <w:sz w:val="18"/>
+        </w:rPr>
+        <w:t xml:space="preserve"> </w:t>
+      </w:r>
+      <w:r>
+        <w:rPr>
+          <w:rStyle w:val="Strong"/>
+          <w:rFonts w:ascii="Arial" w:hAnsi="Arial" w:cs="Arial"/>
+          <w:b w:val="0"/>
+          <w:sz w:val="18"/>
+        </w:rPr>
+        <w:t>Vault</w:t>
+      </w:r>
+      <w:r>
+        <w:rPr>
+          <w:rFonts w:ascii="Arial" w:hAnsi="Arial" w:cs="Arial"/>
+          <w:sz w:val="18"/>
         </w:rPr>
         <w:t xml:space="preserve">, </w:t>
       </w:r>
@@ -1183,212 +1595,153 @@
         <w:rPr>
           <w:rStyle w:val="Strong"/>
           <w:rFonts w:ascii="Arial" w:hAnsi="Arial" w:cs="Arial"/>
-          <w:sz w:val="20"/>
-        </w:rPr>
-        <w:t>Key Vault</w:t>
-      </w:r>
-      <w:r>
-        <w:rPr>
-          <w:rFonts w:ascii="Arial" w:hAnsi="Arial" w:cs="Arial"/>
-          <w:sz w:val="20"/>
+          <w:b w:val="0"/>
+          <w:sz w:val="18"/>
+        </w:rPr>
+        <w:t>Application</w:t>
+      </w:r>
+      <w:r>
+        <w:rPr>
+          <w:rStyle w:val="Strong"/>
+          <w:rFonts w:ascii="Arial" w:hAnsi="Arial" w:cs="Arial"/>
+          <w:sz w:val="18"/>
+        </w:rPr>
+        <w:t xml:space="preserve"> </w:t>
+      </w:r>
+      <w:r>
+        <w:rPr>
+          <w:rStyle w:val="Strong"/>
+          <w:rFonts w:ascii="Arial" w:hAnsi="Arial" w:cs="Arial"/>
+          <w:b w:val="0"/>
+          <w:sz w:val="18"/>
+        </w:rPr>
+        <w:t>Insights</w:t>
+      </w:r>
+      <w:r>
+        <w:rPr>
+          <w:rFonts w:ascii="Arial" w:hAnsi="Arial" w:cs="Arial"/>
+          <w:sz w:val="18"/>
+        </w:rPr>
+        <w:t xml:space="preserve"> | </w:t>
+      </w:r>
+      <w:r>
+        <w:rPr>
+          <w:rFonts w:ascii="Arial" w:hAnsi="Arial" w:cs="Arial"/>
+          <w:b/>
+          <w:sz w:val="18"/>
+        </w:rPr>
+        <w:t>GCP</w:t>
+      </w:r>
+      <w:r>
+        <w:rPr>
+          <w:rFonts w:ascii="Arial" w:hAnsi="Arial" w:cs="Arial"/>
+          <w:sz w:val="18"/>
+        </w:rPr>
+        <w:t xml:space="preserve">: </w:t>
+      </w:r>
+      <w:r>
+        <w:rPr>
+          <w:rStyle w:val="Strong"/>
+          <w:rFonts w:ascii="Arial" w:hAnsi="Arial" w:cs="Arial"/>
+          <w:b w:val="0"/>
+          <w:sz w:val="18"/>
+        </w:rPr>
+        <w:t>GKE</w:t>
+      </w:r>
+      <w:r>
+        <w:rPr>
+          <w:rFonts w:ascii="Arial" w:hAnsi="Arial" w:cs="Arial"/>
+          <w:sz w:val="18"/>
+        </w:rPr>
+        <w:t xml:space="preserve">, Cloud Run, </w:t>
+      </w:r>
+      <w:r>
+        <w:rPr>
+          <w:rStyle w:val="Strong"/>
+          <w:rFonts w:ascii="Arial" w:hAnsi="Arial" w:cs="Arial"/>
+          <w:b w:val="0"/>
+          <w:sz w:val="18"/>
+        </w:rPr>
+        <w:t>Pub/Sub</w:t>
+      </w:r>
+      <w:r>
+        <w:rPr>
+          <w:rFonts w:ascii="Arial" w:hAnsi="Arial" w:cs="Arial"/>
+          <w:sz w:val="18"/>
+        </w:rPr>
+        <w:t xml:space="preserve">, Cloud Storage, </w:t>
+      </w:r>
+      <w:proofErr w:type="spellStart"/>
+      <w:r>
+        <w:rPr>
+          <w:rStyle w:val="Strong"/>
+          <w:rFonts w:ascii="Arial" w:hAnsi="Arial" w:cs="Arial"/>
+          <w:b w:val="0"/>
+          <w:sz w:val="18"/>
+        </w:rPr>
+        <w:t>BigQuery</w:t>
+      </w:r>
+      <w:proofErr w:type="spellEnd"/>
+      <w:r>
+        <w:rPr>
+          <w:rFonts w:ascii="Arial" w:hAnsi="Arial" w:cs="Arial"/>
+          <w:sz w:val="18"/>
+        </w:rPr>
+        <w:t xml:space="preserve"> (as consumer/integrator) | CI/CD: </w:t>
+      </w:r>
+      <w:proofErr w:type="spellStart"/>
+      <w:r>
+        <w:rPr>
+          <w:rFonts w:ascii="Arial" w:hAnsi="Arial" w:cs="Arial"/>
+          <w:sz w:val="18"/>
+        </w:rPr>
+        <w:t>GitHub</w:t>
+      </w:r>
+      <w:proofErr w:type="spellEnd"/>
+      <w:r>
+        <w:rPr>
+          <w:rFonts w:ascii="Arial" w:hAnsi="Arial" w:cs="Arial"/>
+          <w:sz w:val="18"/>
+        </w:rPr>
+        <w:t xml:space="preserve"> Actions, </w:t>
+      </w:r>
+      <w:proofErr w:type="spellStart"/>
+      <w:r>
+        <w:rPr>
+          <w:rFonts w:ascii="Arial" w:hAnsi="Arial" w:cs="Arial"/>
+          <w:sz w:val="18"/>
+        </w:rPr>
+        <w:t>GitLab</w:t>
+      </w:r>
+      <w:proofErr w:type="spellEnd"/>
+      <w:r>
+        <w:rPr>
+          <w:rFonts w:ascii="Arial" w:hAnsi="Arial" w:cs="Arial"/>
+          <w:sz w:val="18"/>
+        </w:rPr>
+        <w:t xml:space="preserve"> CI, Jenkins, Azure </w:t>
+      </w:r>
+      <w:proofErr w:type="spellStart"/>
+      <w:r>
+        <w:rPr>
+          <w:rFonts w:ascii="Arial" w:hAnsi="Arial" w:cs="Arial"/>
+          <w:sz w:val="18"/>
+        </w:rPr>
+        <w:t>DevOps</w:t>
+      </w:r>
+      <w:proofErr w:type="spellEnd"/>
+      <w:r>
+        <w:rPr>
+          <w:rFonts w:ascii="Arial" w:hAnsi="Arial" w:cs="Arial"/>
+          <w:sz w:val="18"/>
         </w:rPr>
         <w:t xml:space="preserve">, </w:t>
       </w:r>
-      <w:r>
-        <w:rPr>
-          <w:rStyle w:val="Strong"/>
-          <w:rFonts w:ascii="Arial" w:hAnsi="Arial" w:cs="Arial"/>
-          <w:sz w:val="20"/>
-        </w:rPr>
-        <w:t>Application Insights</w:t>
-      </w:r>
-      <w:r>
-        <w:rPr>
-          <w:rFonts w:ascii="Arial" w:hAnsi="Arial" w:cs="Arial"/>
-          <w:sz w:val="20"/>
-        </w:rPr>
-        <w:t xml:space="preserve"> | GCP: </w:t>
-      </w:r>
-      <w:r>
-        <w:rPr>
-          <w:rStyle w:val="Strong"/>
-          <w:rFonts w:ascii="Arial" w:hAnsi="Arial" w:cs="Arial"/>
-          <w:sz w:val="20"/>
-        </w:rPr>
-        <w:t>GKE</w:t>
-      </w:r>
-      <w:r>
-        <w:rPr>
-          <w:rFonts w:ascii="Arial" w:hAnsi="Arial" w:cs="Arial"/>
-          <w:sz w:val="20"/>
-        </w:rPr>
-        <w:t xml:space="preserve">, Cloud Run, </w:t>
-      </w:r>
-      <w:r>
-        <w:rPr>
-          <w:rStyle w:val="Strong"/>
-          <w:rFonts w:ascii="Arial" w:hAnsi="Arial" w:cs="Arial"/>
-          <w:sz w:val="20"/>
-        </w:rPr>
-        <w:t>Pub/Sub</w:t>
-      </w:r>
-      <w:r>
-        <w:rPr>
-          <w:rFonts w:ascii="Arial" w:hAnsi="Arial" w:cs="Arial"/>
-          <w:sz w:val="20"/>
-        </w:rPr>
-        <w:t xml:space="preserve">, Cloud Storage, </w:t>
-      </w:r>
-      <w:proofErr w:type="spellStart"/>
-      <w:r>
-        <w:rPr>
-          <w:rStyle w:val="Strong"/>
-          <w:rFonts w:ascii="Arial" w:hAnsi="Arial" w:cs="Arial"/>
-          <w:sz w:val="20"/>
-        </w:rPr>
-        <w:t>BigQuery</w:t>
-      </w:r>
-      <w:proofErr w:type="spellEnd"/>
-      <w:r>
-        <w:rPr>
-          <w:rFonts w:ascii="Arial" w:hAnsi="Arial" w:cs="Arial"/>
-          <w:sz w:val="20"/>
-        </w:rPr>
-        <w:t xml:space="preserve"> (as consumer/integrator) | </w:t>
-      </w:r>
-      <w:proofErr w:type="spellStart"/>
-      <w:r>
-        <w:rPr>
-          <w:rFonts w:ascii="Arial" w:hAnsi="Arial" w:cs="Arial"/>
-          <w:sz w:val="20"/>
-        </w:rPr>
-        <w:t>Docker</w:t>
-      </w:r>
-      <w:proofErr w:type="spellEnd"/>
-      <w:r>
-        <w:rPr>
-          <w:rFonts w:ascii="Arial" w:hAnsi="Arial" w:cs="Arial"/>
-          <w:sz w:val="20"/>
-        </w:rPr>
-        <w:t xml:space="preserve">, </w:t>
-      </w:r>
-      <w:proofErr w:type="spellStart"/>
-      <w:r>
-        <w:rPr>
-          <w:rFonts w:ascii="Arial" w:hAnsi="Arial" w:cs="Arial"/>
-          <w:sz w:val="20"/>
-        </w:rPr>
-        <w:t>Kubernetes</w:t>
-      </w:r>
-      <w:proofErr w:type="spellEnd"/>
-      <w:r>
-        <w:rPr>
-          <w:rFonts w:ascii="Arial" w:hAnsi="Arial" w:cs="Arial"/>
-          <w:sz w:val="20"/>
-        </w:rPr>
-        <w:t xml:space="preserve">, Helm, Argo CD, </w:t>
-      </w:r>
-      <w:proofErr w:type="spellStart"/>
-      <w:r>
-        <w:rPr>
-          <w:rFonts w:ascii="Arial" w:hAnsi="Arial" w:cs="Arial"/>
-          <w:sz w:val="20"/>
-        </w:rPr>
-        <w:t>GitOps</w:t>
-      </w:r>
-      <w:proofErr w:type="spellEnd"/>
-      <w:r>
-        <w:rPr>
-          <w:rFonts w:ascii="Arial" w:hAnsi="Arial" w:cs="Arial"/>
-          <w:sz w:val="20"/>
-        </w:rPr>
-        <w:t xml:space="preserve">, </w:t>
-      </w:r>
-      <w:proofErr w:type="spellStart"/>
-      <w:r>
-        <w:rPr>
-          <w:rFonts w:ascii="Arial" w:hAnsi="Arial" w:cs="Arial"/>
-          <w:sz w:val="20"/>
-        </w:rPr>
-        <w:t>Terraform</w:t>
-      </w:r>
-      <w:proofErr w:type="spellEnd"/>
-      <w:r>
-        <w:rPr>
-          <w:rFonts w:ascii="Arial" w:hAnsi="Arial" w:cs="Arial"/>
-          <w:sz w:val="20"/>
-        </w:rPr>
-        <w:t xml:space="preserve">, </w:t>
-      </w:r>
-      <w:proofErr w:type="spellStart"/>
-      <w:r>
-        <w:rPr>
-          <w:rFonts w:ascii="Arial" w:hAnsi="Arial" w:cs="Arial"/>
-          <w:sz w:val="20"/>
-        </w:rPr>
-        <w:t>CloudFormation</w:t>
-      </w:r>
-      <w:proofErr w:type="spellEnd"/>
-      <w:r>
-        <w:rPr>
-          <w:rFonts w:ascii="Arial" w:hAnsi="Arial" w:cs="Arial"/>
-          <w:sz w:val="20"/>
-        </w:rPr>
-        <w:t xml:space="preserve"> | CI/CD: </w:t>
-      </w:r>
-      <w:proofErr w:type="spellStart"/>
-      <w:r>
-        <w:rPr>
-          <w:rFonts w:ascii="Arial" w:hAnsi="Arial" w:cs="Arial"/>
-          <w:sz w:val="20"/>
-        </w:rPr>
-        <w:t>GitHub</w:t>
-      </w:r>
-      <w:proofErr w:type="spellEnd"/>
-      <w:r>
-        <w:rPr>
-          <w:rFonts w:ascii="Arial" w:hAnsi="Arial" w:cs="Arial"/>
-          <w:sz w:val="20"/>
-        </w:rPr>
-        <w:t xml:space="preserve"> Actions, </w:t>
-      </w:r>
-      <w:proofErr w:type="spellStart"/>
-      <w:r>
-        <w:rPr>
-          <w:rFonts w:ascii="Arial" w:hAnsi="Arial" w:cs="Arial"/>
-          <w:sz w:val="20"/>
-        </w:rPr>
-        <w:t>GitLab</w:t>
-      </w:r>
-      <w:proofErr w:type="spellEnd"/>
-      <w:r>
-        <w:rPr>
-          <w:rFonts w:ascii="Arial" w:hAnsi="Arial" w:cs="Arial"/>
-          <w:sz w:val="20"/>
-        </w:rPr>
-        <w:t xml:space="preserve"> CI, Jenkins, Azure </w:t>
-      </w:r>
-      <w:proofErr w:type="spellStart"/>
-      <w:r>
-        <w:rPr>
-          <w:rFonts w:ascii="Arial" w:hAnsi="Arial" w:cs="Arial"/>
-          <w:sz w:val="20"/>
-        </w:rPr>
-        <w:t>DevOps</w:t>
-      </w:r>
-      <w:proofErr w:type="spellEnd"/>
-      <w:r>
-        <w:rPr>
-          <w:rFonts w:ascii="Arial" w:hAnsi="Arial" w:cs="Arial"/>
-          <w:sz w:val="20"/>
-        </w:rPr>
-        <w:t xml:space="preserve">, </w:t>
-      </w:r>
-      <w:proofErr w:type="spellStart"/>
-      <w:r>
-        <w:rPr>
-          <w:rFonts w:ascii="Arial" w:hAnsi="Arial" w:cs="Arial"/>
-          <w:sz w:val="20"/>
+      <w:proofErr w:type="spellStart"/>
+      <w:r>
+        <w:rPr>
+          <w:rFonts w:ascii="Arial" w:hAnsi="Arial" w:cs="Arial"/>
+          <w:sz w:val="18"/>
         </w:rPr>
         <w:t>CircleCI</w:t>
       </w:r>
@@ -1404,15 +1757,15 @@
         <w:jc w:val="both"/>
         <w:rPr>
           <w:rFonts w:ascii="Arial" w:hAnsi="Arial" w:cs="Arial"/>
-          <w:sz w:val="20"/>
-        </w:rPr>
-      </w:pPr>
-      <w:proofErr w:type="spellStart"/>
-      <w:r>
-        <w:rPr>
-          <w:rStyle w:val="Strong"/>
-          <w:rFonts w:ascii="Arial" w:hAnsi="Arial" w:cs="Arial"/>
-          <w:sz w:val="20"/>
+          <w:sz w:val="18"/>
+        </w:rPr>
+      </w:pPr>
+      <w:proofErr w:type="spellStart"/>
+      <w:r>
+        <w:rPr>
+          <w:rStyle w:val="Strong"/>
+          <w:rFonts w:ascii="Arial" w:hAnsi="Arial" w:cs="Arial"/>
+          <w:sz w:val="18"/>
         </w:rPr>
         <w:t>Observability</w:t>
       </w:r>
@@ -1421,14 +1774,14 @@
         <w:rPr>
           <w:rStyle w:val="Strong"/>
           <w:rFonts w:ascii="Arial" w:hAnsi="Arial" w:cs="Arial"/>
-          <w:sz w:val="20"/>
+          <w:sz w:val="18"/>
         </w:rPr>
         <w:t>, Quality &amp; Security</w:t>
       </w:r>
       <w:r>
         <w:rPr>
           <w:rFonts w:ascii="Arial" w:hAnsi="Arial" w:cs="Arial"/>
-          <w:sz w:val="20"/>
+          <w:sz w:val="18"/>
         </w:rPr>
         <w:t xml:space="preserve"> — </w:t>
       </w:r>
@@ -1437,7 +1790,8 @@
         <w:rPr>
           <w:rStyle w:val="Strong"/>
           <w:rFonts w:ascii="Arial" w:hAnsi="Arial" w:cs="Arial"/>
-          <w:sz w:val="20"/>
+          <w:b w:val="0"/>
+          <w:sz w:val="18"/>
         </w:rPr>
         <w:t>OpenTelemetry</w:t>
       </w:r>
@@ -1445,7 +1799,7 @@
       <w:r>
         <w:rPr>
           <w:rFonts w:ascii="Arial" w:hAnsi="Arial" w:cs="Arial"/>
-          <w:sz w:val="20"/>
+          <w:sz w:val="18"/>
         </w:rPr>
         <w:t xml:space="preserve">, </w:t>
       </w:r>
@@ -1454,7 +1808,8 @@
         <w:rPr>
           <w:rStyle w:val="Strong"/>
           <w:rFonts w:ascii="Arial" w:hAnsi="Arial" w:cs="Arial"/>
-          <w:sz w:val="20"/>
+          <w:b w:val="0"/>
+          <w:sz w:val="18"/>
         </w:rPr>
         <w:t>Datadog</w:t>
       </w:r>
@@ -1462,7 +1817,7 @@
       <w:r>
         <w:rPr>
           <w:rFonts w:ascii="Arial" w:hAnsi="Arial" w:cs="Arial"/>
-          <w:sz w:val="20"/>
+          <w:sz w:val="18"/>
         </w:rPr>
         <w:t xml:space="preserve">, </w:t>
       </w:r>
@@ -1470,14 +1825,15 @@
         <w:rPr>
           <w:rStyle w:val="Strong"/>
           <w:rFonts w:ascii="Arial" w:hAnsi="Arial" w:cs="Arial"/>
-          <w:sz w:val="20"/>
+          <w:b w:val="0"/>
+          <w:sz w:val="18"/>
         </w:rPr>
         <w:t>Prometheus</w:t>
       </w:r>
       <w:r>
         <w:rPr>
           <w:rFonts w:ascii="Arial" w:hAnsi="Arial" w:cs="Arial"/>
-          <w:sz w:val="20"/>
+          <w:sz w:val="18"/>
         </w:rPr>
         <w:t xml:space="preserve">, </w:t>
       </w:r>
@@ -1486,7 +1842,8 @@
         <w:rPr>
           <w:rStyle w:val="Strong"/>
           <w:rFonts w:ascii="Arial" w:hAnsi="Arial" w:cs="Arial"/>
-          <w:sz w:val="20"/>
+          <w:b w:val="0"/>
+          <w:sz w:val="18"/>
         </w:rPr>
         <w:t>Grafana</w:t>
       </w:r>
@@ -1494,7 +1851,7 @@
       <w:r>
         <w:rPr>
           <w:rFonts w:ascii="Arial" w:hAnsi="Arial" w:cs="Arial"/>
-          <w:sz w:val="20"/>
+          <w:sz w:val="18"/>
         </w:rPr>
         <w:t xml:space="preserve">, </w:t>
       </w:r>
@@ -1502,14 +1859,15 @@
         <w:rPr>
           <w:rStyle w:val="Strong"/>
           <w:rFonts w:ascii="Arial" w:hAnsi="Arial" w:cs="Arial"/>
-          <w:sz w:val="20"/>
+          <w:b w:val="0"/>
+          <w:sz w:val="18"/>
         </w:rPr>
         <w:t>ELK/EFK</w:t>
       </w:r>
       <w:r>
         <w:rPr>
           <w:rFonts w:ascii="Arial" w:hAnsi="Arial" w:cs="Arial"/>
-          <w:sz w:val="20"/>
+          <w:sz w:val="18"/>
         </w:rPr>
         <w:t xml:space="preserve">, </w:t>
       </w:r>
@@ -1518,7 +1876,8 @@
         <w:rPr>
           <w:rStyle w:val="Strong"/>
           <w:rFonts w:ascii="Arial" w:hAnsi="Arial" w:cs="Arial"/>
-          <w:sz w:val="20"/>
+          <w:b w:val="0"/>
+          <w:sz w:val="18"/>
         </w:rPr>
         <w:t>CloudWatch</w:t>
       </w:r>
@@ -1526,22 +1885,38 @@
       <w:r>
         <w:rPr>
           <w:rFonts w:ascii="Arial" w:hAnsi="Arial" w:cs="Arial"/>
-          <w:sz w:val="20"/>
-        </w:rPr>
-        <w:t xml:space="preserve">, structured logging | Testing: </w:t>
-      </w:r>
-      <w:r>
-        <w:rPr>
-          <w:rStyle w:val="Strong"/>
-          <w:rFonts w:ascii="Arial" w:hAnsi="Arial" w:cs="Arial"/>
-          <w:sz w:val="20"/>
+          <w:sz w:val="18"/>
+        </w:rPr>
+        <w:t xml:space="preserve">, structured logging | </w:t>
+      </w:r>
+      <w:r>
+        <w:rPr>
+          <w:rFonts w:ascii="Arial" w:hAnsi="Arial" w:cs="Arial"/>
+          <w:b/>
+          <w:sz w:val="18"/>
+        </w:rPr>
+        <w:t>Testing</w:t>
+      </w:r>
+      <w:r>
+        <w:rPr>
+          <w:rFonts w:ascii="Arial" w:hAnsi="Arial" w:cs="Arial"/>
+          <w:sz w:val="18"/>
+        </w:rPr>
+        <w:t xml:space="preserve">: </w:t>
+      </w:r>
+      <w:r>
+        <w:rPr>
+          <w:rStyle w:val="Strong"/>
+          <w:rFonts w:ascii="Arial" w:hAnsi="Arial" w:cs="Arial"/>
+          <w:b w:val="0"/>
+          <w:sz w:val="18"/>
         </w:rPr>
         <w:t>Jest</w:t>
       </w:r>
       <w:r>
         <w:rPr>
           <w:rFonts w:ascii="Arial" w:hAnsi="Arial" w:cs="Arial"/>
-          <w:sz w:val="20"/>
+          <w:sz w:val="18"/>
         </w:rPr>
         <w:t xml:space="preserve">, </w:t>
       </w:r>
@@ -1549,14 +1924,15 @@
         <w:rPr>
           <w:rStyle w:val="Strong"/>
           <w:rFonts w:ascii="Arial" w:hAnsi="Arial" w:cs="Arial"/>
-          <w:sz w:val="20"/>
+          <w:b w:val="0"/>
+          <w:sz w:val="18"/>
         </w:rPr>
         <w:t>Mocha</w:t>
       </w:r>
       <w:r>
         <w:rPr>
           <w:rFonts w:ascii="Arial" w:hAnsi="Arial" w:cs="Arial"/>
-          <w:sz w:val="20"/>
+          <w:sz w:val="18"/>
         </w:rPr>
         <w:t xml:space="preserve">, </w:t>
       </w:r>
@@ -1564,14 +1940,15 @@
         <w:rPr>
           <w:rStyle w:val="Strong"/>
           <w:rFonts w:ascii="Arial" w:hAnsi="Arial" w:cs="Arial"/>
-          <w:sz w:val="20"/>
+          <w:b w:val="0"/>
+          <w:sz w:val="18"/>
         </w:rPr>
         <w:t>Chai</w:t>
       </w:r>
       <w:r>
         <w:rPr>
           <w:rFonts w:ascii="Arial" w:hAnsi="Arial" w:cs="Arial"/>
-          <w:sz w:val="20"/>
+          <w:sz w:val="18"/>
         </w:rPr>
         <w:t xml:space="preserve">, </w:t>
       </w:r>
@@ -1579,14 +1956,49 @@
         <w:rPr>
           <w:rStyle w:val="Strong"/>
           <w:rFonts w:ascii="Arial" w:hAnsi="Arial" w:cs="Arial"/>
-          <w:sz w:val="20"/>
-        </w:rPr>
-        <w:t>React Testing Library</w:t>
-      </w:r>
-      <w:r>
-        <w:rPr>
-          <w:rFonts w:ascii="Arial" w:hAnsi="Arial" w:cs="Arial"/>
-          <w:sz w:val="20"/>
+          <w:b w:val="0"/>
+          <w:sz w:val="18"/>
+        </w:rPr>
+        <w:t>React</w:t>
+      </w:r>
+      <w:r>
+        <w:rPr>
+          <w:rStyle w:val="Strong"/>
+          <w:rFonts w:ascii="Arial" w:hAnsi="Arial" w:cs="Arial"/>
+          <w:sz w:val="18"/>
+        </w:rPr>
+        <w:t xml:space="preserve"> </w:t>
+      </w:r>
+      <w:r>
+        <w:rPr>
+          <w:rStyle w:val="Strong"/>
+          <w:rFonts w:ascii="Arial" w:hAnsi="Arial" w:cs="Arial"/>
+          <w:b w:val="0"/>
+          <w:sz w:val="18"/>
+        </w:rPr>
+        <w:t>Testing</w:t>
+      </w:r>
+      <w:r>
+        <w:rPr>
+          <w:rStyle w:val="Strong"/>
+          <w:rFonts w:ascii="Arial" w:hAnsi="Arial" w:cs="Arial"/>
+          <w:sz w:val="18"/>
+        </w:rPr>
+        <w:t xml:space="preserve"> </w:t>
+      </w:r>
+      <w:r>
+        <w:rPr>
+          <w:rStyle w:val="Strong"/>
+          <w:rFonts w:ascii="Arial" w:hAnsi="Arial" w:cs="Arial"/>
+          <w:b w:val="0"/>
+          <w:sz w:val="18"/>
+        </w:rPr>
+        <w:t>Library</w:t>
+      </w:r>
+      <w:r>
+        <w:rPr>
+          <w:rFonts w:ascii="Arial" w:hAnsi="Arial" w:cs="Arial"/>
+          <w:sz w:val="18"/>
         </w:rPr>
         <w:t xml:space="preserve">, </w:t>
       </w:r>
@@ -1594,14 +2006,15 @@
         <w:rPr>
           <w:rStyle w:val="Strong"/>
           <w:rFonts w:ascii="Arial" w:hAnsi="Arial" w:cs="Arial"/>
-          <w:sz w:val="20"/>
+          <w:b w:val="0"/>
+          <w:sz w:val="18"/>
         </w:rPr>
         <w:t>Cypress</w:t>
       </w:r>
       <w:r>
         <w:rPr>
           <w:rFonts w:ascii="Arial" w:hAnsi="Arial" w:cs="Arial"/>
-          <w:sz w:val="20"/>
+          <w:sz w:val="18"/>
         </w:rPr>
         <w:t xml:space="preserve">, </w:t>
       </w:r>
@@ -1609,14 +2022,15 @@
         <w:rPr>
           <w:rStyle w:val="Strong"/>
           <w:rFonts w:ascii="Arial" w:hAnsi="Arial" w:cs="Arial"/>
-          <w:sz w:val="20"/>
+          <w:b w:val="0"/>
+          <w:sz w:val="18"/>
         </w:rPr>
         <w:t>Playwright</w:t>
       </w:r>
       <w:r>
         <w:rPr>
           <w:rFonts w:ascii="Arial" w:hAnsi="Arial" w:cs="Arial"/>
-          <w:sz w:val="20"/>
+          <w:sz w:val="18"/>
         </w:rPr>
         <w:t xml:space="preserve">, API contract tests (Pact-style) | Security: </w:t>
       </w:r>
@@ -1624,14 +2038,15 @@
         <w:rPr>
           <w:rStyle w:val="Strong"/>
           <w:rFonts w:ascii="Arial" w:hAnsi="Arial" w:cs="Arial"/>
-          <w:sz w:val="20"/>
+          <w:b w:val="0"/>
+          <w:sz w:val="18"/>
         </w:rPr>
         <w:t>OAuth2</w:t>
       </w:r>
       <w:r>
         <w:rPr>
           <w:rFonts w:ascii="Arial" w:hAnsi="Arial" w:cs="Arial"/>
-          <w:sz w:val="20"/>
+          <w:sz w:val="18"/>
         </w:rPr>
         <w:t xml:space="preserve">, </w:t>
       </w:r>
@@ -1640,7 +2055,8 @@
         <w:rPr>
           <w:rStyle w:val="Strong"/>
           <w:rFonts w:ascii="Arial" w:hAnsi="Arial" w:cs="Arial"/>
-          <w:sz w:val="20"/>
+          <w:b w:val="0"/>
+          <w:sz w:val="18"/>
         </w:rPr>
         <w:t>OpenID</w:t>
       </w:r>
@@ -1649,14 +2065,23 @@
         <w:rPr>
           <w:rStyle w:val="Strong"/>
           <w:rFonts w:ascii="Arial" w:hAnsi="Arial" w:cs="Arial"/>
-          <w:sz w:val="20"/>
-        </w:rPr>
-        <w:t xml:space="preserve"> Connect</w:t>
-      </w:r>
-      <w:r>
-        <w:rPr>
-          <w:rFonts w:ascii="Arial" w:hAnsi="Arial" w:cs="Arial"/>
-          <w:sz w:val="20"/>
+          <w:sz w:val="18"/>
+        </w:rPr>
+        <w:t xml:space="preserve"> </w:t>
+      </w:r>
+      <w:r>
+        <w:rPr>
+          <w:rStyle w:val="Strong"/>
+          <w:rFonts w:ascii="Arial" w:hAnsi="Arial" w:cs="Arial"/>
+          <w:b w:val="0"/>
+          <w:sz w:val="18"/>
+        </w:rPr>
+        <w:t>Connect</w:t>
+      </w:r>
+      <w:r>
+        <w:rPr>
+          <w:rFonts w:ascii="Arial" w:hAnsi="Arial" w:cs="Arial"/>
+          <w:sz w:val="18"/>
         </w:rPr>
         <w:t xml:space="preserve">, </w:t>
       </w:r>
@@ -1664,14 +2089,15 @@
         <w:rPr>
           <w:rStyle w:val="Strong"/>
           <w:rFonts w:ascii="Arial" w:hAnsi="Arial" w:cs="Arial"/>
-          <w:sz w:val="20"/>
+          <w:b w:val="0"/>
+          <w:sz w:val="18"/>
         </w:rPr>
         <w:t>JWT</w:t>
       </w:r>
       <w:r>
         <w:rPr>
           <w:rFonts w:ascii="Arial" w:hAnsi="Arial" w:cs="Arial"/>
-          <w:sz w:val="20"/>
+          <w:sz w:val="18"/>
         </w:rPr>
         <w:t xml:space="preserve">, </w:t>
       </w:r>
@@ -1680,7 +2106,8 @@
         <w:rPr>
           <w:rStyle w:val="Strong"/>
           <w:rFonts w:ascii="Arial" w:hAnsi="Arial" w:cs="Arial"/>
-          <w:sz w:val="20"/>
+          <w:b w:val="0"/>
+          <w:sz w:val="18"/>
         </w:rPr>
         <w:t>Okta</w:t>
       </w:r>
@@ -1688,7 +2115,7 @@
       <w:r>
         <w:rPr>
           <w:rFonts w:ascii="Arial" w:hAnsi="Arial" w:cs="Arial"/>
-          <w:sz w:val="20"/>
+          <w:sz w:val="18"/>
         </w:rPr>
         <w:t xml:space="preserve">, </w:t>
       </w:r>
@@ -1696,14 +2123,15 @@
         <w:rPr>
           <w:rStyle w:val="Strong"/>
           <w:rFonts w:ascii="Arial" w:hAnsi="Arial" w:cs="Arial"/>
-          <w:sz w:val="20"/>
+          <w:b w:val="0"/>
+          <w:sz w:val="18"/>
         </w:rPr>
         <w:t>Auth0</w:t>
       </w:r>
       <w:r>
         <w:rPr>
           <w:rFonts w:ascii="Arial" w:hAnsi="Arial" w:cs="Arial"/>
-          <w:sz w:val="20"/>
+          <w:sz w:val="18"/>
         </w:rPr>
         <w:t xml:space="preserve">, </w:t>
       </w:r>
@@ -1711,16 +2139,26 @@
         <w:rPr>
           <w:rStyle w:val="Strong"/>
           <w:rFonts w:ascii="Arial" w:hAnsi="Arial" w:cs="Arial"/>
-          <w:sz w:val="20"/>
-        </w:rPr>
-        <w:t xml:space="preserve">AWS </w:t>
-      </w:r>
-      <w:proofErr w:type="spellStart"/>
-      <w:r>
-        <w:rPr>
-          <w:rStyle w:val="Strong"/>
-          <w:rFonts w:ascii="Arial" w:hAnsi="Arial" w:cs="Arial"/>
-          <w:sz w:val="20"/>
+          <w:b w:val="0"/>
+          <w:sz w:val="18"/>
+        </w:rPr>
+        <w:t>AWS</w:t>
+      </w:r>
+      <w:r>
+        <w:rPr>
+          <w:rStyle w:val="Strong"/>
+          <w:rFonts w:ascii="Arial" w:hAnsi="Arial" w:cs="Arial"/>
+          <w:sz w:val="18"/>
+        </w:rPr>
+        <w:t xml:space="preserve"> </w:t>
+      </w:r>
+      <w:proofErr w:type="spellStart"/>
+      <w:r>
+        <w:rPr>
+          <w:rStyle w:val="Strong"/>
+          <w:rFonts w:ascii="Arial" w:hAnsi="Arial" w:cs="Arial"/>
+          <w:b w:val="0"/>
+          <w:sz w:val="18"/>
         </w:rPr>
         <w:t>Cognito</w:t>
       </w:r>
@@ -1728,7 +2166,7 @@
       <w:r>
         <w:rPr>
           <w:rFonts w:ascii="Arial" w:hAnsi="Arial" w:cs="Arial"/>
-          <w:sz w:val="20"/>
+          <w:sz w:val="18"/>
         </w:rPr>
         <w:t xml:space="preserve">, rate limiting, </w:t>
       </w:r>
@@ -1736,14 +2174,15 @@
         <w:rPr>
           <w:rStyle w:val="Strong"/>
           <w:rFonts w:ascii="Arial" w:hAnsi="Arial" w:cs="Arial"/>
-          <w:sz w:val="20"/>
+          <w:b w:val="0"/>
+          <w:sz w:val="18"/>
         </w:rPr>
         <w:t>RBAC/ABAC</w:t>
       </w:r>
       <w:r>
         <w:rPr>
           <w:rFonts w:ascii="Arial" w:hAnsi="Arial" w:cs="Arial"/>
-          <w:sz w:val="20"/>
+          <w:sz w:val="18"/>
         </w:rPr>
         <w:t xml:space="preserve">, </w:t>
       </w:r>
@@ -1751,9 +2190,27 @@
         <w:rPr>
           <w:rStyle w:val="Strong"/>
           <w:rFonts w:ascii="Arial" w:hAnsi="Arial" w:cs="Arial"/>
-          <w:sz w:val="20"/>
-        </w:rPr>
-        <w:t>audit logging</w:t>
+          <w:b w:val="0"/>
+          <w:sz w:val="18"/>
+        </w:rPr>
+        <w:t>audit</w:t>
+      </w:r>
+      <w:r>
+        <w:rPr>
+          <w:rStyle w:val="Strong"/>
+          <w:rFonts w:ascii="Arial" w:hAnsi="Arial" w:cs="Arial"/>
+          <w:sz w:val="18"/>
+        </w:rPr>
+        <w:t xml:space="preserve"> </w:t>
+      </w:r>
+      <w:r>
+        <w:rPr>
+          <w:rStyle w:val="Strong"/>
+          <w:rFonts w:ascii="Arial" w:hAnsi="Arial" w:cs="Arial"/>
+          <w:b w:val="0"/>
+          <w:sz w:val="18"/>
+        </w:rPr>
+        <w:t>logging</w:t>
       </w:r>
     </w:p>
     <w:p>
@@ -1830,13 +2287,13 @@
         <w:jc w:val="both"/>
         <w:rPr>
           <w:rFonts w:ascii="Arial" w:hAnsi="Arial" w:cs="Arial"/>
-          <w:sz w:val="20"/>
-        </w:rPr>
-      </w:pPr>
-      <w:r>
-        <w:rPr>
-          <w:rFonts w:ascii="Arial" w:hAnsi="Arial" w:cs="Arial"/>
-          <w:sz w:val="20"/>
+          <w:sz w:val="18"/>
+        </w:rPr>
+      </w:pPr>
+      <w:r>
+        <w:rPr>
+          <w:rFonts w:ascii="Arial" w:hAnsi="Arial" w:cs="Arial"/>
+          <w:sz w:val="18"/>
         </w:rPr>
         <w:t xml:space="preserve">Led a roadmap of </w:t>
       </w:r>
@@ -1844,14 +2301,14 @@
         <w:rPr>
           <w:rStyle w:val="Strong"/>
           <w:rFonts w:ascii="Arial" w:hAnsi="Arial" w:cs="Arial"/>
-          <w:sz w:val="20"/>
+          <w:sz w:val="18"/>
         </w:rPr>
         <w:t>Spring Boot</w:t>
       </w:r>
       <w:r>
         <w:rPr>
           <w:rFonts w:ascii="Arial" w:hAnsi="Arial" w:cs="Arial"/>
-          <w:sz w:val="20"/>
+          <w:sz w:val="18"/>
         </w:rPr>
         <w:t xml:space="preserve"> services and </w:t>
       </w:r>
@@ -1859,7 +2316,7 @@
         <w:rPr>
           <w:rStyle w:val="Strong"/>
           <w:rFonts w:ascii="Arial" w:hAnsi="Arial" w:cs="Arial"/>
-          <w:sz w:val="20"/>
+          <w:sz w:val="18"/>
         </w:rPr>
         <w:t xml:space="preserve">React + </w:t>
       </w:r>
@@ -1868,7 +2325,7 @@
         <w:rPr>
           <w:rStyle w:val="Strong"/>
           <w:rFonts w:ascii="Arial" w:hAnsi="Arial" w:cs="Arial"/>
-          <w:sz w:val="20"/>
+          <w:sz w:val="18"/>
         </w:rPr>
         <w:t>TypeScript</w:t>
       </w:r>
@@ -1876,7 +2333,7 @@
       <w:r>
         <w:rPr>
           <w:rFonts w:ascii="Arial" w:hAnsi="Arial" w:cs="Arial"/>
-          <w:sz w:val="20"/>
+          <w:sz w:val="18"/>
         </w:rPr>
         <w:t xml:space="preserve"> screens, turning ambiguous workflows into stable, measurable </w:t>
       </w:r>
@@ -1884,14 +2341,14 @@
         <w:rPr>
           <w:rStyle w:val="Strong"/>
           <w:rFonts w:ascii="Arial" w:hAnsi="Arial" w:cs="Arial"/>
-          <w:sz w:val="20"/>
+          <w:sz w:val="18"/>
         </w:rPr>
         <w:t>REST</w:t>
       </w:r>
       <w:r>
         <w:rPr>
           <w:rFonts w:ascii="Arial" w:hAnsi="Arial" w:cs="Arial"/>
-          <w:sz w:val="20"/>
+          <w:sz w:val="18"/>
         </w:rPr>
         <w:t xml:space="preserve"> contracts with explicit error models and backward-compatible changes.</w:t>
       </w:r>
@@ -1906,13 +2363,13 @@
         <w:jc w:val="both"/>
         <w:rPr>
           <w:rFonts w:ascii="Arial" w:hAnsi="Arial" w:cs="Arial"/>
-          <w:sz w:val="20"/>
-        </w:rPr>
-      </w:pPr>
-      <w:r>
-        <w:rPr>
-          <w:rFonts w:ascii="Arial" w:hAnsi="Arial" w:cs="Arial"/>
-          <w:sz w:val="20"/>
+          <w:sz w:val="18"/>
+        </w:rPr>
+      </w:pPr>
+      <w:r>
+        <w:rPr>
+          <w:rFonts w:ascii="Arial" w:hAnsi="Arial" w:cs="Arial"/>
+          <w:sz w:val="18"/>
         </w:rPr>
         <w:t xml:space="preserve">Designed transactional write paths with </w:t>
       </w:r>
@@ -1921,7 +2378,7 @@
         <w:rPr>
           <w:rStyle w:val="Strong"/>
           <w:rFonts w:ascii="Arial" w:hAnsi="Arial" w:cs="Arial"/>
-          <w:sz w:val="20"/>
+          <w:sz w:val="18"/>
         </w:rPr>
         <w:t>idempotency</w:t>
       </w:r>
@@ -1930,14 +2387,14 @@
         <w:rPr>
           <w:rStyle w:val="Strong"/>
           <w:rFonts w:ascii="Arial" w:hAnsi="Arial" w:cs="Arial"/>
-          <w:sz w:val="20"/>
+          <w:sz w:val="18"/>
         </w:rPr>
         <w:t xml:space="preserve"> keys</w:t>
       </w:r>
       <w:r>
         <w:rPr>
           <w:rFonts w:ascii="Arial" w:hAnsi="Arial" w:cs="Arial"/>
-          <w:sz w:val="20"/>
+          <w:sz w:val="18"/>
         </w:rPr>
         <w:t xml:space="preserve">, </w:t>
       </w:r>
@@ -1945,7 +2402,7 @@
       <w:r>
         <w:rPr>
           <w:rFonts w:ascii="Arial" w:hAnsi="Arial" w:cs="Arial"/>
-          <w:sz w:val="20"/>
+          <w:sz w:val="18"/>
         </w:rPr>
         <w:t>deduplication</w:t>
       </w:r>
@@ -1953,7 +2410,7 @@
       <w:r>
         <w:rPr>
           <w:rFonts w:ascii="Arial" w:hAnsi="Arial" w:cs="Arial"/>
-          <w:sz w:val="20"/>
+          <w:sz w:val="18"/>
         </w:rPr>
         <w:t>, and safe retry semantics, preventing duplicate side-effects during timeouts and client re-submits.</w:t>
       </w:r>
@@ -1968,13 +2425,13 @@
         <w:jc w:val="both"/>
         <w:rPr>
           <w:rFonts w:ascii="Arial" w:hAnsi="Arial" w:cs="Arial"/>
-          <w:sz w:val="20"/>
-        </w:rPr>
-      </w:pPr>
-      <w:r>
-        <w:rPr>
-          <w:rFonts w:ascii="Arial" w:hAnsi="Arial" w:cs="Arial"/>
-          <w:sz w:val="20"/>
+          <w:sz w:val="18"/>
+        </w:rPr>
+      </w:pPr>
+      <w:r>
+        <w:rPr>
+          <w:rFonts w:ascii="Arial" w:hAnsi="Arial" w:cs="Arial"/>
+          <w:sz w:val="18"/>
         </w:rPr>
         <w:t xml:space="preserve">Owned </w:t>
       </w:r>
@@ -1983,7 +2440,7 @@
         <w:rPr>
           <w:rStyle w:val="Strong"/>
           <w:rFonts w:ascii="Arial" w:hAnsi="Arial" w:cs="Arial"/>
-          <w:sz w:val="20"/>
+          <w:sz w:val="18"/>
         </w:rPr>
         <w:t>PostgreSQL</w:t>
       </w:r>
@@ -1991,7 +2448,7 @@
       <w:r>
         <w:rPr>
           <w:rFonts w:ascii="Arial" w:hAnsi="Arial" w:cs="Arial"/>
-          <w:sz w:val="20"/>
+          <w:sz w:val="18"/>
         </w:rPr>
         <w:t xml:space="preserve"> schema evolution with disciplined migrations and query-plan reviews; tuned slow endpoints via </w:t>
       </w:r>
@@ -1999,7 +2456,7 @@
       <w:r>
         <w:rPr>
           <w:rFonts w:ascii="Arial" w:hAnsi="Arial" w:cs="Arial"/>
-          <w:sz w:val="20"/>
+          <w:sz w:val="18"/>
         </w:rPr>
         <w:t>indexing,</w:t>
       </w:r>
@@ -2007,7 +2464,7 @@
       <w:r>
         <w:rPr>
           <w:rFonts w:ascii="Arial" w:hAnsi="Arial" w:cs="Arial"/>
-          <w:sz w:val="20"/>
+          <w:sz w:val="18"/>
         </w:rPr>
         <w:t xml:space="preserve"> join reshaping, and removal of N+1 access patterns.</w:t>
       </w:r>
@@ -2022,13 +2479,13 @@
         <w:jc w:val="both"/>
         <w:rPr>
           <w:rFonts w:ascii="Arial" w:hAnsi="Arial" w:cs="Arial"/>
-          <w:sz w:val="20"/>
-        </w:rPr>
-      </w:pPr>
-      <w:r>
-        <w:rPr>
-          <w:rFonts w:ascii="Arial" w:hAnsi="Arial" w:cs="Arial"/>
-          <w:sz w:val="20"/>
+          <w:sz w:val="18"/>
+        </w:rPr>
+      </w:pPr>
+      <w:r>
+        <w:rPr>
+          <w:rFonts w:ascii="Arial" w:hAnsi="Arial" w:cs="Arial"/>
+          <w:sz w:val="18"/>
         </w:rPr>
         <w:t xml:space="preserve">Built </w:t>
       </w:r>
@@ -2036,7 +2493,7 @@
       <w:r>
         <w:rPr>
           <w:rFonts w:ascii="Arial" w:hAnsi="Arial" w:cs="Arial"/>
-          <w:sz w:val="20"/>
+          <w:sz w:val="18"/>
         </w:rPr>
         <w:t>async</w:t>
       </w:r>
@@ -2044,7 +2501,7 @@
       <w:r>
         <w:rPr>
           <w:rFonts w:ascii="Arial" w:hAnsi="Arial" w:cs="Arial"/>
-          <w:sz w:val="20"/>
+          <w:sz w:val="18"/>
         </w:rPr>
         <w:t xml:space="preserve"> processing using </w:t>
       </w:r>
@@ -2052,14 +2509,14 @@
         <w:rPr>
           <w:rStyle w:val="Strong"/>
           <w:rFonts w:ascii="Arial" w:hAnsi="Arial" w:cs="Arial"/>
-          <w:sz w:val="20"/>
+          <w:sz w:val="18"/>
         </w:rPr>
         <w:t>AWS SQS/SNS</w:t>
       </w:r>
       <w:r>
         <w:rPr>
           <w:rFonts w:ascii="Arial" w:hAnsi="Arial" w:cs="Arial"/>
-          <w:sz w:val="20"/>
+          <w:sz w:val="18"/>
         </w:rPr>
         <w:t xml:space="preserve"> and </w:t>
       </w:r>
@@ -2067,14 +2524,14 @@
         <w:rPr>
           <w:rStyle w:val="Strong"/>
           <w:rFonts w:ascii="Arial" w:hAnsi="Arial" w:cs="Arial"/>
-          <w:sz w:val="20"/>
+          <w:sz w:val="18"/>
         </w:rPr>
         <w:t>Kafka</w:t>
       </w:r>
       <w:r>
         <w:rPr>
           <w:rFonts w:ascii="Arial" w:hAnsi="Arial" w:cs="Arial"/>
-          <w:sz w:val="20"/>
+          <w:sz w:val="18"/>
         </w:rPr>
         <w:t xml:space="preserve"> consumers with </w:t>
       </w:r>
@@ -2082,14 +2539,14 @@
         <w:rPr>
           <w:rStyle w:val="Strong"/>
           <w:rFonts w:ascii="Arial" w:hAnsi="Arial" w:cs="Arial"/>
-          <w:sz w:val="20"/>
+          <w:sz w:val="18"/>
         </w:rPr>
         <w:t>DLQ</w:t>
       </w:r>
       <w:r>
         <w:rPr>
           <w:rFonts w:ascii="Arial" w:hAnsi="Arial" w:cs="Arial"/>
-          <w:sz w:val="20"/>
+          <w:sz w:val="18"/>
         </w:rPr>
         <w:t xml:space="preserve"> patterns (SQS/</w:t>
       </w:r>
@@ -2097,7 +2554,7 @@
       <w:r>
         <w:rPr>
           <w:rFonts w:ascii="Arial" w:hAnsi="Arial" w:cs="Arial"/>
-          <w:sz w:val="20"/>
+          <w:sz w:val="18"/>
         </w:rPr>
         <w:t>RabbitMQ</w:t>
       </w:r>
@@ -2105,7 +2562,7 @@
       <w:r>
         <w:rPr>
           <w:rFonts w:ascii="Arial" w:hAnsi="Arial" w:cs="Arial"/>
-          <w:sz w:val="20"/>
+          <w:sz w:val="18"/>
         </w:rPr>
         <w:t>-style semantics), decoupling long-running work while keeping failure handling explicit.</w:t>
       </w:r>
@@ -2120,13 +2577,13 @@
         <w:jc w:val="both"/>
         <w:rPr>
           <w:rFonts w:ascii="Arial" w:hAnsi="Arial" w:cs="Arial"/>
-          <w:sz w:val="20"/>
-        </w:rPr>
-      </w:pPr>
-      <w:r>
-        <w:rPr>
-          <w:rFonts w:ascii="Arial" w:hAnsi="Arial" w:cs="Arial"/>
-          <w:sz w:val="20"/>
+          <w:sz w:val="18"/>
+        </w:rPr>
+      </w:pPr>
+      <w:r>
+        <w:rPr>
+          <w:rFonts w:ascii="Arial" w:hAnsi="Arial" w:cs="Arial"/>
+          <w:sz w:val="18"/>
         </w:rPr>
         <w:t xml:space="preserve">Implemented </w:t>
       </w:r>
@@ -2135,7 +2592,7 @@
         <w:rPr>
           <w:rStyle w:val="Strong"/>
           <w:rFonts w:ascii="Arial" w:hAnsi="Arial" w:cs="Arial"/>
-          <w:sz w:val="20"/>
+          <w:sz w:val="18"/>
         </w:rPr>
         <w:t>EventBridge</w:t>
       </w:r>
@@ -2143,7 +2600,7 @@
       <w:r>
         <w:rPr>
           <w:rFonts w:ascii="Arial" w:hAnsi="Arial" w:cs="Arial"/>
-          <w:sz w:val="20"/>
+          <w:sz w:val="18"/>
         </w:rPr>
         <w:t xml:space="preserve">-driven orchestration for multi-step workflows, coordinating retries and compensations using </w:t>
       </w:r>
@@ -2151,14 +2608,14 @@
         <w:rPr>
           <w:rStyle w:val="Strong"/>
           <w:rFonts w:ascii="Arial" w:hAnsi="Arial" w:cs="Arial"/>
-          <w:sz w:val="20"/>
+          <w:sz w:val="18"/>
         </w:rPr>
         <w:t>Step Functions</w:t>
       </w:r>
       <w:r>
         <w:rPr>
           <w:rFonts w:ascii="Arial" w:hAnsi="Arial" w:cs="Arial"/>
-          <w:sz w:val="20"/>
+          <w:sz w:val="18"/>
         </w:rPr>
         <w:t xml:space="preserve"> where state needed to be durable and auditable.</w:t>
       </w:r>
@@ -2173,13 +2630,13 @@
         <w:jc w:val="both"/>
         <w:rPr>
           <w:rFonts w:ascii="Arial" w:hAnsi="Arial" w:cs="Arial"/>
-          <w:sz w:val="20"/>
-        </w:rPr>
-      </w:pPr>
-      <w:r>
-        <w:rPr>
-          <w:rFonts w:ascii="Arial" w:hAnsi="Arial" w:cs="Arial"/>
-          <w:sz w:val="20"/>
+          <w:sz w:val="18"/>
+        </w:rPr>
+      </w:pPr>
+      <w:r>
+        <w:rPr>
+          <w:rFonts w:ascii="Arial" w:hAnsi="Arial" w:cs="Arial"/>
+          <w:sz w:val="18"/>
         </w:rPr>
         <w:t xml:space="preserve">Introduced caching strategies with </w:t>
       </w:r>
@@ -2188,7 +2645,7 @@
         <w:rPr>
           <w:rStyle w:val="Strong"/>
           <w:rFonts w:ascii="Arial" w:hAnsi="Arial" w:cs="Arial"/>
-          <w:sz w:val="20"/>
+          <w:sz w:val="18"/>
         </w:rPr>
         <w:t>Redis</w:t>
       </w:r>
@@ -2196,7 +2653,7 @@
       <w:r>
         <w:rPr>
           <w:rFonts w:ascii="Arial" w:hAnsi="Arial" w:cs="Arial"/>
-          <w:sz w:val="20"/>
+          <w:sz w:val="18"/>
         </w:rPr>
         <w:t xml:space="preserve"> and </w:t>
       </w:r>
@@ -2205,7 +2662,7 @@
         <w:rPr>
           <w:rStyle w:val="Strong"/>
           <w:rFonts w:ascii="Arial" w:hAnsi="Arial" w:cs="Arial"/>
-          <w:sz w:val="20"/>
+          <w:sz w:val="18"/>
         </w:rPr>
         <w:t>ElastiCache</w:t>
       </w:r>
@@ -2213,7 +2670,7 @@
       <w:r>
         <w:rPr>
           <w:rFonts w:ascii="Arial" w:hAnsi="Arial" w:cs="Arial"/>
-          <w:sz w:val="20"/>
+          <w:sz w:val="18"/>
         </w:rPr>
         <w:t>, reducing repeated reads while keeping correctness through clear TTL policies and safe invalidation triggers.</w:t>
       </w:r>
@@ -2228,13 +2685,13 @@
         <w:jc w:val="both"/>
         <w:rPr>
           <w:rFonts w:ascii="Arial" w:hAnsi="Arial" w:cs="Arial"/>
-          <w:sz w:val="20"/>
-        </w:rPr>
-      </w:pPr>
-      <w:r>
-        <w:rPr>
-          <w:rFonts w:ascii="Arial" w:hAnsi="Arial" w:cs="Arial"/>
-          <w:sz w:val="20"/>
+          <w:sz w:val="18"/>
+        </w:rPr>
+      </w:pPr>
+      <w:r>
+        <w:rPr>
+          <w:rFonts w:ascii="Arial" w:hAnsi="Arial" w:cs="Arial"/>
+          <w:sz w:val="18"/>
         </w:rPr>
         <w:t xml:space="preserve">Integrated data stores across </w:t>
       </w:r>
@@ -2242,14 +2699,14 @@
         <w:rPr>
           <w:rStyle w:val="Strong"/>
           <w:rFonts w:ascii="Arial" w:hAnsi="Arial" w:cs="Arial"/>
-          <w:sz w:val="20"/>
+          <w:sz w:val="18"/>
         </w:rPr>
         <w:t>RDS</w:t>
       </w:r>
       <w:r>
         <w:rPr>
           <w:rFonts w:ascii="Arial" w:hAnsi="Arial" w:cs="Arial"/>
-          <w:sz w:val="20"/>
+          <w:sz w:val="18"/>
         </w:rPr>
         <w:t xml:space="preserve">, </w:t>
       </w:r>
@@ -2258,7 +2715,7 @@
         <w:rPr>
           <w:rStyle w:val="Strong"/>
           <w:rFonts w:ascii="Arial" w:hAnsi="Arial" w:cs="Arial"/>
-          <w:sz w:val="20"/>
+          <w:sz w:val="18"/>
         </w:rPr>
         <w:t>DynamoDB</w:t>
       </w:r>
@@ -2266,7 +2723,7 @@
       <w:r>
         <w:rPr>
           <w:rFonts w:ascii="Arial" w:hAnsi="Arial" w:cs="Arial"/>
-          <w:sz w:val="20"/>
+          <w:sz w:val="18"/>
         </w:rPr>
         <w:t xml:space="preserve">, and </w:t>
       </w:r>
@@ -2275,7 +2732,7 @@
         <w:rPr>
           <w:rStyle w:val="Strong"/>
           <w:rFonts w:ascii="Arial" w:hAnsi="Arial" w:cs="Arial"/>
-          <w:sz w:val="20"/>
+          <w:sz w:val="18"/>
         </w:rPr>
         <w:t>MongoDB</w:t>
       </w:r>
@@ -2283,7 +2740,7 @@
       <w:r>
         <w:rPr>
           <w:rFonts w:ascii="Arial" w:hAnsi="Arial" w:cs="Arial"/>
-          <w:sz w:val="20"/>
+          <w:sz w:val="18"/>
         </w:rPr>
         <w:t xml:space="preserve"> for fit-for-purpose persistence (transactional </w:t>
       </w:r>
@@ -2291,7 +2748,7 @@
       <w:r>
         <w:rPr>
           <w:rFonts w:ascii="Arial" w:hAnsi="Arial" w:cs="Arial"/>
-          <w:sz w:val="20"/>
+          <w:sz w:val="18"/>
         </w:rPr>
         <w:t>vs</w:t>
       </w:r>
@@ -2299,7 +2756,7 @@
       <w:r>
         <w:rPr>
           <w:rFonts w:ascii="Arial" w:hAnsi="Arial" w:cs="Arial"/>
-          <w:sz w:val="20"/>
+          <w:sz w:val="18"/>
         </w:rPr>
         <w:t xml:space="preserve"> document </w:t>
       </w:r>
@@ -2307,7 +2764,7 @@
       <w:r>
         <w:rPr>
           <w:rFonts w:ascii="Arial" w:hAnsi="Arial" w:cs="Arial"/>
-          <w:sz w:val="20"/>
+          <w:sz w:val="18"/>
         </w:rPr>
         <w:t>vs</w:t>
       </w:r>
@@ -2315,7 +2772,7 @@
       <w:r>
         <w:rPr>
           <w:rFonts w:ascii="Arial" w:hAnsi="Arial" w:cs="Arial"/>
-          <w:sz w:val="20"/>
+          <w:sz w:val="18"/>
         </w:rPr>
         <w:t xml:space="preserve"> key-value), documenting trade-offs and access patterns.</w:t>
       </w:r>
@@ -2330,13 +2787,13 @@
         <w:jc w:val="both"/>
         <w:rPr>
           <w:rFonts w:ascii="Arial" w:hAnsi="Arial" w:cs="Arial"/>
-          <w:sz w:val="20"/>
-        </w:rPr>
-      </w:pPr>
-      <w:r>
-        <w:rPr>
-          <w:rFonts w:ascii="Arial" w:hAnsi="Arial" w:cs="Arial"/>
-          <w:sz w:val="20"/>
+          <w:sz w:val="18"/>
+        </w:rPr>
+      </w:pPr>
+      <w:r>
+        <w:rPr>
+          <w:rFonts w:ascii="Arial" w:hAnsi="Arial" w:cs="Arial"/>
+          <w:sz w:val="18"/>
         </w:rPr>
         <w:t xml:space="preserve">Delivered search experiences by indexing domain events into </w:t>
       </w:r>
@@ -2345,7 +2802,7 @@
         <w:rPr>
           <w:rStyle w:val="Strong"/>
           <w:rFonts w:ascii="Arial" w:hAnsi="Arial" w:cs="Arial"/>
-          <w:sz w:val="20"/>
+          <w:sz w:val="18"/>
         </w:rPr>
         <w:t>Elasticsearch</w:t>
       </w:r>
@@ -2354,14 +2811,14 @@
         <w:rPr>
           <w:rStyle w:val="Strong"/>
           <w:rFonts w:ascii="Arial" w:hAnsi="Arial" w:cs="Arial"/>
-          <w:sz w:val="20"/>
+          <w:sz w:val="18"/>
         </w:rPr>
         <w:t xml:space="preserve"> / OpenSearch</w:t>
       </w:r>
       <w:r>
         <w:rPr>
           <w:rFonts w:ascii="Arial" w:hAnsi="Arial" w:cs="Arial"/>
-          <w:sz w:val="20"/>
+          <w:sz w:val="18"/>
         </w:rPr>
         <w:t>, supporting fast filtering, safe re-indexing, and consistent relevance rules for operators.</w:t>
       </w:r>
@@ -2376,13 +2833,13 @@
         <w:jc w:val="both"/>
         <w:rPr>
           <w:rFonts w:ascii="Arial" w:hAnsi="Arial" w:cs="Arial"/>
-          <w:sz w:val="20"/>
-        </w:rPr>
-      </w:pPr>
-      <w:r>
-        <w:rPr>
-          <w:rFonts w:ascii="Arial" w:hAnsi="Arial" w:cs="Arial"/>
-          <w:sz w:val="20"/>
+          <w:sz w:val="18"/>
+        </w:rPr>
+      </w:pPr>
+      <w:r>
+        <w:rPr>
+          <w:rFonts w:ascii="Arial" w:hAnsi="Arial" w:cs="Arial"/>
+          <w:sz w:val="18"/>
         </w:rPr>
         <w:t xml:space="preserve">Enabled artifact workflows using </w:t>
       </w:r>
@@ -2390,14 +2847,14 @@
         <w:rPr>
           <w:rStyle w:val="Strong"/>
           <w:rFonts w:ascii="Arial" w:hAnsi="Arial" w:cs="Arial"/>
-          <w:sz w:val="20"/>
+          <w:sz w:val="18"/>
         </w:rPr>
         <w:t>S3</w:t>
       </w:r>
       <w:r>
         <w:rPr>
           <w:rFonts w:ascii="Arial" w:hAnsi="Arial" w:cs="Arial"/>
-          <w:sz w:val="20"/>
+          <w:sz w:val="18"/>
         </w:rPr>
         <w:t xml:space="preserve"> + signed URLs, plus </w:t>
       </w:r>
@@ -2406,7 +2863,7 @@
         <w:rPr>
           <w:rStyle w:val="Strong"/>
           <w:rFonts w:ascii="Arial" w:hAnsi="Arial" w:cs="Arial"/>
-          <w:sz w:val="20"/>
+          <w:sz w:val="18"/>
         </w:rPr>
         <w:t>CloudFront</w:t>
       </w:r>
@@ -2414,7 +2871,7 @@
       <w:r>
         <w:rPr>
           <w:rFonts w:ascii="Arial" w:hAnsi="Arial" w:cs="Arial"/>
-          <w:sz w:val="20"/>
+          <w:sz w:val="18"/>
         </w:rPr>
         <w:t xml:space="preserve"> distribution for secure downloads; enforced retention controls and metadata validation at the API layer.</w:t>
       </w:r>
@@ -2429,22 +2886,21 @@
         <w:jc w:val="both"/>
         <w:rPr>
           <w:rFonts w:ascii="Arial" w:hAnsi="Arial" w:cs="Arial"/>
-          <w:sz w:val="20"/>
-        </w:rPr>
-      </w:pPr>
-      <w:r>
-        <w:rPr>
-          <w:rFonts w:ascii="Arial" w:hAnsi="Arial" w:cs="Arial"/>
-          <w:sz w:val="20"/>
-        </w:rPr>
-        <w:lastRenderedPageBreak/>
+          <w:sz w:val="18"/>
+        </w:rPr>
+      </w:pPr>
+      <w:r>
+        <w:rPr>
+          <w:rFonts w:ascii="Arial" w:hAnsi="Arial" w:cs="Arial"/>
+          <w:sz w:val="18"/>
+        </w:rPr>
         <w:t xml:space="preserve">Hardened authentication and authorization with </w:t>
       </w:r>
       <w:r>
         <w:rPr>
           <w:rStyle w:val="Strong"/>
           <w:rFonts w:ascii="Arial" w:hAnsi="Arial" w:cs="Arial"/>
-          <w:sz w:val="20"/>
+          <w:sz w:val="18"/>
         </w:rPr>
         <w:t xml:space="preserve">OAuth2 / </w:t>
       </w:r>
@@ -2453,7 +2909,7 @@
         <w:rPr>
           <w:rStyle w:val="Strong"/>
           <w:rFonts w:ascii="Arial" w:hAnsi="Arial" w:cs="Arial"/>
-          <w:sz w:val="20"/>
+          <w:sz w:val="18"/>
         </w:rPr>
         <w:t>OpenID</w:t>
       </w:r>
@@ -2462,14 +2918,14 @@
         <w:rPr>
           <w:rStyle w:val="Strong"/>
           <w:rFonts w:ascii="Arial" w:hAnsi="Arial" w:cs="Arial"/>
-          <w:sz w:val="20"/>
+          <w:sz w:val="18"/>
         </w:rPr>
         <w:t xml:space="preserve"> Connect</w:t>
       </w:r>
       <w:r>
         <w:rPr>
           <w:rFonts w:ascii="Arial" w:hAnsi="Arial" w:cs="Arial"/>
-          <w:sz w:val="20"/>
+          <w:sz w:val="18"/>
         </w:rPr>
         <w:t xml:space="preserve">, </w:t>
       </w:r>
@@ -2477,14 +2933,14 @@
         <w:rPr>
           <w:rStyle w:val="Strong"/>
           <w:rFonts w:ascii="Arial" w:hAnsi="Arial" w:cs="Arial"/>
-          <w:sz w:val="20"/>
+          <w:sz w:val="18"/>
         </w:rPr>
         <w:t>JWT</w:t>
       </w:r>
       <w:r>
         <w:rPr>
           <w:rFonts w:ascii="Arial" w:hAnsi="Arial" w:cs="Arial"/>
-          <w:sz w:val="20"/>
+          <w:sz w:val="18"/>
         </w:rPr>
         <w:t xml:space="preserve">, and </w:t>
       </w:r>
@@ -2492,14 +2948,14 @@
         <w:rPr>
           <w:rStyle w:val="Strong"/>
           <w:rFonts w:ascii="Arial" w:hAnsi="Arial" w:cs="Arial"/>
-          <w:sz w:val="20"/>
+          <w:sz w:val="18"/>
         </w:rPr>
         <w:t>RBAC/ABAC</w:t>
       </w:r>
       <w:r>
         <w:rPr>
           <w:rFonts w:ascii="Arial" w:hAnsi="Arial" w:cs="Arial"/>
-          <w:sz w:val="20"/>
+          <w:sz w:val="18"/>
         </w:rPr>
         <w:t xml:space="preserve">, integrating with </w:t>
       </w:r>
@@ -2508,7 +2964,7 @@
         <w:rPr>
           <w:rStyle w:val="Strong"/>
           <w:rFonts w:ascii="Arial" w:hAnsi="Arial" w:cs="Arial"/>
-          <w:sz w:val="20"/>
+          <w:sz w:val="18"/>
         </w:rPr>
         <w:t>Okta</w:t>
       </w:r>
@@ -2517,7 +2973,7 @@
         <w:rPr>
           <w:rStyle w:val="Strong"/>
           <w:rFonts w:ascii="Arial" w:hAnsi="Arial" w:cs="Arial"/>
-          <w:sz w:val="20"/>
+          <w:sz w:val="18"/>
         </w:rPr>
         <w:t xml:space="preserve">/Auth0/AWS </w:t>
       </w:r>
@@ -2526,7 +2982,7 @@
         <w:rPr>
           <w:rStyle w:val="Strong"/>
           <w:rFonts w:ascii="Arial" w:hAnsi="Arial" w:cs="Arial"/>
-          <w:sz w:val="20"/>
+          <w:sz w:val="18"/>
         </w:rPr>
         <w:t>Cognito</w:t>
       </w:r>
@@ -2534,7 +2990,7 @@
       <w:r>
         <w:rPr>
           <w:rFonts w:ascii="Arial" w:hAnsi="Arial" w:cs="Arial"/>
-          <w:sz w:val="20"/>
+          <w:sz w:val="18"/>
         </w:rPr>
         <w:t xml:space="preserve"> depending on tenant requirements.</w:t>
       </w:r>
@@ -2549,13 +3005,13 @@
         <w:jc w:val="both"/>
         <w:rPr>
           <w:rFonts w:ascii="Arial" w:hAnsi="Arial" w:cs="Arial"/>
-          <w:sz w:val="20"/>
-        </w:rPr>
-      </w:pPr>
-      <w:r>
-        <w:rPr>
-          <w:rFonts w:ascii="Arial" w:hAnsi="Arial" w:cs="Arial"/>
-          <w:sz w:val="20"/>
+          <w:sz w:val="18"/>
+        </w:rPr>
+      </w:pPr>
+      <w:r>
+        <w:rPr>
+          <w:rFonts w:ascii="Arial" w:hAnsi="Arial" w:cs="Arial"/>
+          <w:sz w:val="18"/>
         </w:rPr>
         <w:t>Added platform protections—</w:t>
       </w:r>
@@ -2563,14 +3019,14 @@
         <w:rPr>
           <w:rStyle w:val="Strong"/>
           <w:rFonts w:ascii="Arial" w:hAnsi="Arial" w:cs="Arial"/>
-          <w:sz w:val="20"/>
+          <w:sz w:val="18"/>
         </w:rPr>
         <w:t>rate limiting</w:t>
       </w:r>
       <w:r>
         <w:rPr>
           <w:rFonts w:ascii="Arial" w:hAnsi="Arial" w:cs="Arial"/>
-          <w:sz w:val="20"/>
+          <w:sz w:val="18"/>
         </w:rPr>
         <w:t xml:space="preserve">, request validation, and replay-safe </w:t>
       </w:r>
@@ -2578,7 +3034,7 @@
       <w:r>
         <w:rPr>
           <w:rFonts w:ascii="Arial" w:hAnsi="Arial" w:cs="Arial"/>
-          <w:sz w:val="20"/>
+          <w:sz w:val="18"/>
         </w:rPr>
         <w:t>webhook</w:t>
       </w:r>
@@ -2586,7 +3042,7 @@
       <w:r>
         <w:rPr>
           <w:rFonts w:ascii="Arial" w:hAnsi="Arial" w:cs="Arial"/>
-          <w:sz w:val="20"/>
+          <w:sz w:val="18"/>
         </w:rPr>
         <w:t xml:space="preserve"> verification—so external integrations were resilient to bursts and duplicate deliveries.</w:t>
       </w:r>
@@ -2601,13 +3057,13 @@
         <w:jc w:val="both"/>
         <w:rPr>
           <w:rFonts w:ascii="Arial" w:hAnsi="Arial" w:cs="Arial"/>
-          <w:sz w:val="20"/>
-        </w:rPr>
-      </w:pPr>
-      <w:r>
-        <w:rPr>
-          <w:rFonts w:ascii="Arial" w:hAnsi="Arial" w:cs="Arial"/>
-          <w:sz w:val="20"/>
+          <w:sz w:val="18"/>
+        </w:rPr>
+      </w:pPr>
+      <w:r>
+        <w:rPr>
+          <w:rFonts w:ascii="Arial" w:hAnsi="Arial" w:cs="Arial"/>
+          <w:sz w:val="18"/>
         </w:rPr>
         <w:t xml:space="preserve">Standardized telemetry with </w:t>
       </w:r>
@@ -2616,7 +3072,7 @@
         <w:rPr>
           <w:rStyle w:val="Strong"/>
           <w:rFonts w:ascii="Arial" w:hAnsi="Arial" w:cs="Arial"/>
-          <w:sz w:val="20"/>
+          <w:sz w:val="18"/>
         </w:rPr>
         <w:t>OpenTelemetry</w:t>
       </w:r>
@@ -2624,7 +3080,7 @@
       <w:r>
         <w:rPr>
           <w:rFonts w:ascii="Arial" w:hAnsi="Arial" w:cs="Arial"/>
-          <w:sz w:val="20"/>
+          <w:sz w:val="18"/>
         </w:rPr>
         <w:t xml:space="preserve"> and structured logging; shipped dashboards in </w:t>
       </w:r>
@@ -2633,7 +3089,7 @@
         <w:rPr>
           <w:rStyle w:val="Strong"/>
           <w:rFonts w:ascii="Arial" w:hAnsi="Arial" w:cs="Arial"/>
-          <w:sz w:val="20"/>
+          <w:sz w:val="18"/>
         </w:rPr>
         <w:t>Datadog</w:t>
       </w:r>
@@ -2641,7 +3097,7 @@
       <w:r>
         <w:rPr>
           <w:rFonts w:ascii="Arial" w:hAnsi="Arial" w:cs="Arial"/>
-          <w:sz w:val="20"/>
+          <w:sz w:val="18"/>
         </w:rPr>
         <w:t xml:space="preserve">, </w:t>
       </w:r>
@@ -2649,7 +3105,7 @@
         <w:rPr>
           <w:rStyle w:val="Strong"/>
           <w:rFonts w:ascii="Arial" w:hAnsi="Arial" w:cs="Arial"/>
-          <w:sz w:val="20"/>
+          <w:sz w:val="18"/>
         </w:rPr>
         <w:t>Prometheus/</w:t>
       </w:r>
@@ -2658,7 +3114,7 @@
         <w:rPr>
           <w:rStyle w:val="Strong"/>
           <w:rFonts w:ascii="Arial" w:hAnsi="Arial" w:cs="Arial"/>
-          <w:sz w:val="20"/>
+          <w:sz w:val="18"/>
         </w:rPr>
         <w:t>Grafana</w:t>
       </w:r>
@@ -2666,7 +3122,7 @@
       <w:r>
         <w:rPr>
           <w:rFonts w:ascii="Arial" w:hAnsi="Arial" w:cs="Arial"/>
-          <w:sz w:val="20"/>
+          <w:sz w:val="18"/>
         </w:rPr>
         <w:t xml:space="preserve">, and </w:t>
       </w:r>
@@ -2675,7 +3131,7 @@
         <w:rPr>
           <w:rStyle w:val="Strong"/>
           <w:rFonts w:ascii="Arial" w:hAnsi="Arial" w:cs="Arial"/>
-          <w:sz w:val="20"/>
+          <w:sz w:val="18"/>
         </w:rPr>
         <w:t>CloudWatch</w:t>
       </w:r>
@@ -2683,7 +3139,7 @@
       <w:r>
         <w:rPr>
           <w:rFonts w:ascii="Arial" w:hAnsi="Arial" w:cs="Arial"/>
-          <w:sz w:val="20"/>
+          <w:sz w:val="18"/>
         </w:rPr>
         <w:t xml:space="preserve"> to reduce MTTR during incidents.</w:t>
       </w:r>
@@ -2698,14 +3154,15 @@
         <w:jc w:val="both"/>
         <w:rPr>
           <w:rFonts w:ascii="Arial" w:hAnsi="Arial" w:cs="Arial"/>
-          <w:sz w:val="20"/>
-        </w:rPr>
-      </w:pPr>
-      <w:r>
-        <w:rPr>
-          <w:rFonts w:ascii="Arial" w:hAnsi="Arial" w:cs="Arial"/>
-          <w:sz w:val="20"/>
-        </w:rPr>
+          <w:sz w:val="18"/>
+        </w:rPr>
+      </w:pPr>
+      <w:r>
+        <w:rPr>
+          <w:rFonts w:ascii="Arial" w:hAnsi="Arial" w:cs="Arial"/>
+          <w:sz w:val="18"/>
+        </w:rPr>
+        <w:lastRenderedPageBreak/>
         <w:t xml:space="preserve">Raised delivery confidence via </w:t>
       </w:r>
       <w:proofErr w:type="spellStart"/>
@@ -2713,7 +3170,7 @@
         <w:rPr>
           <w:rStyle w:val="Strong"/>
           <w:rFonts w:ascii="Arial" w:hAnsi="Arial" w:cs="Arial"/>
-          <w:sz w:val="20"/>
+          <w:sz w:val="18"/>
         </w:rPr>
         <w:t>GitHub</w:t>
       </w:r>
@@ -2722,14 +3179,14 @@
         <w:rPr>
           <w:rStyle w:val="Strong"/>
           <w:rFonts w:ascii="Arial" w:hAnsi="Arial" w:cs="Arial"/>
-          <w:sz w:val="20"/>
+          <w:sz w:val="18"/>
         </w:rPr>
         <w:t xml:space="preserve"> Actions/Jenkins</w:t>
       </w:r>
       <w:r>
         <w:rPr>
           <w:rFonts w:ascii="Arial" w:hAnsi="Arial" w:cs="Arial"/>
-          <w:sz w:val="20"/>
+          <w:sz w:val="18"/>
         </w:rPr>
         <w:t xml:space="preserve"> pipelines: contract checks (Pact-style), integration suites, and gated rollouts with automated smoke tests.</w:t>
       </w:r>
@@ -2744,13 +3201,13 @@
         <w:jc w:val="both"/>
         <w:rPr>
           <w:rFonts w:ascii="Arial" w:hAnsi="Arial" w:cs="Arial"/>
-          <w:sz w:val="20"/>
-        </w:rPr>
-      </w:pPr>
-      <w:r>
-        <w:rPr>
-          <w:rFonts w:ascii="Arial" w:hAnsi="Arial" w:cs="Arial"/>
-          <w:sz w:val="20"/>
+          <w:sz w:val="18"/>
+        </w:rPr>
+      </w:pPr>
+      <w:r>
+        <w:rPr>
+          <w:rFonts w:ascii="Arial" w:hAnsi="Arial" w:cs="Arial"/>
+          <w:sz w:val="18"/>
         </w:rPr>
         <w:t xml:space="preserve">Containerized services with </w:t>
       </w:r>
@@ -2758,7 +3215,7 @@
       <w:r>
         <w:rPr>
           <w:rFonts w:ascii="Arial" w:hAnsi="Arial" w:cs="Arial"/>
-          <w:sz w:val="20"/>
+          <w:sz w:val="18"/>
         </w:rPr>
         <w:t>Docker</w:t>
       </w:r>
@@ -2766,7 +3223,7 @@
       <w:r>
         <w:rPr>
           <w:rFonts w:ascii="Arial" w:hAnsi="Arial" w:cs="Arial"/>
-          <w:sz w:val="20"/>
+          <w:sz w:val="18"/>
         </w:rPr>
         <w:t xml:space="preserve"> and deployed to </w:t>
       </w:r>
@@ -2774,14 +3231,14 @@
         <w:rPr>
           <w:rStyle w:val="Strong"/>
           <w:rFonts w:ascii="Arial" w:hAnsi="Arial" w:cs="Arial"/>
-          <w:sz w:val="20"/>
+          <w:sz w:val="18"/>
         </w:rPr>
         <w:t>EKS/ECS/EC2/Lambda</w:t>
       </w:r>
       <w:r>
         <w:rPr>
           <w:rFonts w:ascii="Arial" w:hAnsi="Arial" w:cs="Arial"/>
-          <w:sz w:val="20"/>
+          <w:sz w:val="18"/>
         </w:rPr>
         <w:t xml:space="preserve"> based on workload needs; used </w:t>
       </w:r>
@@ -2789,14 +3246,14 @@
         <w:rPr>
           <w:rStyle w:val="Strong"/>
           <w:rFonts w:ascii="Arial" w:hAnsi="Arial" w:cs="Arial"/>
-          <w:sz w:val="20"/>
+          <w:sz w:val="18"/>
         </w:rPr>
         <w:t>Helm</w:t>
       </w:r>
       <w:r>
         <w:rPr>
           <w:rFonts w:ascii="Arial" w:hAnsi="Arial" w:cs="Arial"/>
-          <w:sz w:val="20"/>
+          <w:sz w:val="18"/>
         </w:rPr>
         <w:t xml:space="preserve">, </w:t>
       </w:r>
@@ -2805,7 +3262,7 @@
         <w:rPr>
           <w:rStyle w:val="Strong"/>
           <w:rFonts w:ascii="Arial" w:hAnsi="Arial" w:cs="Arial"/>
-          <w:sz w:val="20"/>
+          <w:sz w:val="18"/>
         </w:rPr>
         <w:t>Terraform</w:t>
       </w:r>
@@ -2814,7 +3271,7 @@
         <w:rPr>
           <w:rStyle w:val="Strong"/>
           <w:rFonts w:ascii="Arial" w:hAnsi="Arial" w:cs="Arial"/>
-          <w:sz w:val="20"/>
+          <w:sz w:val="18"/>
         </w:rPr>
         <w:t>/</w:t>
       </w:r>
@@ -2823,7 +3280,7 @@
         <w:rPr>
           <w:rStyle w:val="Strong"/>
           <w:rFonts w:ascii="Arial" w:hAnsi="Arial" w:cs="Arial"/>
-          <w:sz w:val="20"/>
+          <w:sz w:val="18"/>
         </w:rPr>
         <w:t>CloudFormation</w:t>
       </w:r>
@@ -2831,7 +3288,7 @@
       <w:r>
         <w:rPr>
           <w:rFonts w:ascii="Arial" w:hAnsi="Arial" w:cs="Arial"/>
-          <w:sz w:val="20"/>
+          <w:sz w:val="18"/>
         </w:rPr>
         <w:t xml:space="preserve">, and </w:t>
       </w:r>
@@ -2839,7 +3296,7 @@
       <w:r>
         <w:rPr>
           <w:rFonts w:ascii="Arial" w:hAnsi="Arial" w:cs="Arial"/>
-          <w:sz w:val="20"/>
+          <w:sz w:val="18"/>
         </w:rPr>
         <w:t>GitOps</w:t>
       </w:r>
@@ -2847,7 +3304,7 @@
       <w:r>
         <w:rPr>
           <w:rFonts w:ascii="Arial" w:hAnsi="Arial" w:cs="Arial"/>
-          <w:sz w:val="20"/>
+          <w:sz w:val="18"/>
         </w:rPr>
         <w:t xml:space="preserve"> patterns for repeatable releases.</w:t>
       </w:r>
@@ -2860,11 +3317,14 @@
           <w:numId w:val="3"/>
         </w:numPr>
         <w:jc w:val="both"/>
-      </w:pPr>
-      <w:r>
-        <w:rPr>
-          <w:rFonts w:ascii="Arial" w:hAnsi="Arial" w:cs="Arial"/>
-          <w:sz w:val="20"/>
+        <w:rPr>
+          <w:sz w:val="22"/>
+        </w:rPr>
+      </w:pPr>
+      <w:r>
+        <w:rPr>
+          <w:rFonts w:ascii="Arial" w:hAnsi="Arial" w:cs="Arial"/>
+          <w:sz w:val="18"/>
         </w:rPr>
         <w:t xml:space="preserve">Mentored engineers through design reviews and on-call follow-ups, institutionalizing </w:t>
       </w:r>
@@ -2872,14 +3332,14 @@
         <w:rPr>
           <w:rStyle w:val="Strong"/>
           <w:rFonts w:ascii="Arial" w:hAnsi="Arial" w:cs="Arial"/>
-          <w:sz w:val="20"/>
+          <w:sz w:val="18"/>
         </w:rPr>
         <w:t>audit logging</w:t>
       </w:r>
       <w:r>
         <w:rPr>
           <w:rFonts w:ascii="Arial" w:hAnsi="Arial" w:cs="Arial"/>
-          <w:sz w:val="20"/>
+          <w:sz w:val="18"/>
         </w:rPr>
         <w:t xml:space="preserve">, </w:t>
       </w:r>
@@ -2887,7 +3347,7 @@
       <w:r>
         <w:rPr>
           <w:rFonts w:ascii="Arial" w:hAnsi="Arial" w:cs="Arial"/>
-          <w:sz w:val="20"/>
+          <w:sz w:val="18"/>
         </w:rPr>
         <w:t>runbooks</w:t>
       </w:r>
@@ -2895,7 +3355,7 @@
       <w:r>
         <w:rPr>
           <w:rFonts w:ascii="Arial" w:hAnsi="Arial" w:cs="Arial"/>
-          <w:sz w:val="20"/>
+          <w:sz w:val="18"/>
         </w:rPr>
         <w:t>, and postmortem-driven reliability improvements.</w:t>
       </w:r>
@@ -2954,13 +3414,13 @@
         <w:jc w:val="both"/>
         <w:rPr>
           <w:rFonts w:ascii="Arial" w:hAnsi="Arial" w:cs="Arial"/>
-          <w:sz w:val="20"/>
-        </w:rPr>
-      </w:pPr>
-      <w:r>
-        <w:rPr>
-          <w:rFonts w:ascii="Arial" w:hAnsi="Arial" w:cs="Arial"/>
-          <w:sz w:val="20"/>
+          <w:sz w:val="18"/>
+        </w:rPr>
+      </w:pPr>
+      <w:r>
+        <w:rPr>
+          <w:rFonts w:ascii="Arial" w:hAnsi="Arial" w:cs="Arial"/>
+          <w:sz w:val="18"/>
         </w:rPr>
         <w:t xml:space="preserve">Owned a full-stack feature area spanning </w:t>
       </w:r>
@@ -2968,14 +3428,14 @@
         <w:rPr>
           <w:rStyle w:val="Strong"/>
           <w:rFonts w:ascii="Arial" w:hAnsi="Arial" w:cs="Arial"/>
-          <w:sz w:val="20"/>
+          <w:sz w:val="18"/>
         </w:rPr>
         <w:t>Spring</w:t>
       </w:r>
       <w:r>
         <w:rPr>
           <w:rFonts w:ascii="Arial" w:hAnsi="Arial" w:cs="Arial"/>
-          <w:sz w:val="20"/>
+          <w:sz w:val="18"/>
         </w:rPr>
         <w:t xml:space="preserve"> APIs and a </w:t>
       </w:r>
@@ -2983,14 +3443,14 @@
         <w:rPr>
           <w:rStyle w:val="Strong"/>
           <w:rFonts w:ascii="Arial" w:hAnsi="Arial" w:cs="Arial"/>
-          <w:sz w:val="20"/>
+          <w:sz w:val="18"/>
         </w:rPr>
         <w:t>React</w:t>
       </w:r>
       <w:r>
         <w:rPr>
           <w:rFonts w:ascii="Arial" w:hAnsi="Arial" w:cs="Arial"/>
-          <w:sz w:val="20"/>
+          <w:sz w:val="18"/>
         </w:rPr>
         <w:t xml:space="preserve"> SPA, aligning UI behavior with backend contracts to keep multi-step workflows consistent under load.</w:t>
       </w:r>
@@ -3005,13 +3465,13 @@
         <w:jc w:val="both"/>
         <w:rPr>
           <w:rFonts w:ascii="Arial" w:hAnsi="Arial" w:cs="Arial"/>
-          <w:sz w:val="20"/>
-        </w:rPr>
-      </w:pPr>
-      <w:r>
-        <w:rPr>
-          <w:rFonts w:ascii="Arial" w:hAnsi="Arial" w:cs="Arial"/>
-          <w:sz w:val="20"/>
+          <w:sz w:val="18"/>
+        </w:rPr>
+      </w:pPr>
+      <w:r>
+        <w:rPr>
+          <w:rFonts w:ascii="Arial" w:hAnsi="Arial" w:cs="Arial"/>
+          <w:sz w:val="18"/>
         </w:rPr>
         <w:t>Designed REST endpoints with predictable pagination, filtering, and validation rules; standardized response envelopes and error handling across iterations.</w:t>
       </w:r>
@@ -3026,13 +3486,13 @@
         <w:jc w:val="both"/>
         <w:rPr>
           <w:rFonts w:ascii="Arial" w:hAnsi="Arial" w:cs="Arial"/>
-          <w:sz w:val="20"/>
-        </w:rPr>
-      </w:pPr>
-      <w:r>
-        <w:rPr>
-          <w:rFonts w:ascii="Arial" w:hAnsi="Arial" w:cs="Arial"/>
-          <w:sz w:val="20"/>
+          <w:sz w:val="18"/>
+        </w:rPr>
+      </w:pPr>
+      <w:r>
+        <w:rPr>
+          <w:rFonts w:ascii="Arial" w:hAnsi="Arial" w:cs="Arial"/>
+          <w:sz w:val="18"/>
         </w:rPr>
         <w:t xml:space="preserve">Built robust </w:t>
       </w:r>
@@ -3040,14 +3500,14 @@
         <w:rPr>
           <w:rStyle w:val="Strong"/>
           <w:rFonts w:ascii="Arial" w:hAnsi="Arial" w:cs="Arial"/>
-          <w:sz w:val="20"/>
+          <w:sz w:val="18"/>
         </w:rPr>
         <w:t>MySQL</w:t>
       </w:r>
       <w:r>
         <w:rPr>
           <w:rFonts w:ascii="Arial" w:hAnsi="Arial" w:cs="Arial"/>
-          <w:sz w:val="20"/>
+          <w:sz w:val="18"/>
         </w:rPr>
         <w:t xml:space="preserve"> data models and reporting paths, adding constraints and targeted indexes to improve correctness and write reliability.</w:t>
       </w:r>
@@ -3062,13 +3522,13 @@
         <w:jc w:val="both"/>
         <w:rPr>
           <w:rFonts w:ascii="Arial" w:hAnsi="Arial" w:cs="Arial"/>
-          <w:sz w:val="20"/>
-        </w:rPr>
-      </w:pPr>
-      <w:r>
-        <w:rPr>
-          <w:rFonts w:ascii="Arial" w:hAnsi="Arial" w:cs="Arial"/>
-          <w:sz w:val="20"/>
+          <w:sz w:val="18"/>
+        </w:rPr>
+      </w:pPr>
+      <w:r>
+        <w:rPr>
+          <w:rFonts w:ascii="Arial" w:hAnsi="Arial" w:cs="Arial"/>
+          <w:sz w:val="18"/>
         </w:rPr>
         <w:t xml:space="preserve">Implemented caching and query optimizations using </w:t>
       </w:r>
@@ -3078,7 +3538,7 @@
         <w:rPr>
           <w:rStyle w:val="Strong"/>
           <w:rFonts w:ascii="Arial" w:hAnsi="Arial" w:cs="Arial"/>
-          <w:sz w:val="20"/>
+          <w:sz w:val="18"/>
         </w:rPr>
         <w:t>Redis</w:t>
       </w:r>
@@ -3087,7 +3547,7 @@
       <w:r>
         <w:rPr>
           <w:rFonts w:ascii="Arial" w:hAnsi="Arial" w:cs="Arial"/>
-          <w:sz w:val="20"/>
+          <w:sz w:val="18"/>
         </w:rPr>
         <w:t>, reducing response times while keeping cache behavior transparent and testable.</w:t>
       </w:r>
@@ -3102,13 +3562,13 @@
         <w:jc w:val="both"/>
         <w:rPr>
           <w:rFonts w:ascii="Arial" w:hAnsi="Arial" w:cs="Arial"/>
-          <w:sz w:val="20"/>
-        </w:rPr>
-      </w:pPr>
-      <w:r>
-        <w:rPr>
-          <w:rFonts w:ascii="Arial" w:hAnsi="Arial" w:cs="Arial"/>
-          <w:sz w:val="20"/>
+          <w:sz w:val="18"/>
+        </w:rPr>
+      </w:pPr>
+      <w:r>
+        <w:rPr>
+          <w:rFonts w:ascii="Arial" w:hAnsi="Arial" w:cs="Arial"/>
+          <w:sz w:val="18"/>
         </w:rPr>
         <w:t xml:space="preserve">Added background processing with queued jobs using </w:t>
       </w:r>
@@ -3117,7 +3577,7 @@
         <w:rPr>
           <w:rStyle w:val="Strong"/>
           <w:rFonts w:ascii="Arial" w:hAnsi="Arial" w:cs="Arial"/>
-          <w:sz w:val="20"/>
+          <w:sz w:val="18"/>
         </w:rPr>
         <w:t>RabbitMQ</w:t>
       </w:r>
@@ -3125,7 +3585,7 @@
       <w:r>
         <w:rPr>
           <w:rFonts w:ascii="Arial" w:hAnsi="Arial" w:cs="Arial"/>
-          <w:sz w:val="20"/>
+          <w:sz w:val="18"/>
         </w:rPr>
         <w:t xml:space="preserve"> and </w:t>
       </w:r>
@@ -3133,14 +3593,14 @@
         <w:rPr>
           <w:rStyle w:val="Strong"/>
           <w:rFonts w:ascii="Arial" w:hAnsi="Arial" w:cs="Arial"/>
-          <w:sz w:val="20"/>
+          <w:sz w:val="18"/>
         </w:rPr>
         <w:t>Kafka</w:t>
       </w:r>
       <w:r>
         <w:rPr>
           <w:rFonts w:ascii="Arial" w:hAnsi="Arial" w:cs="Arial"/>
-          <w:sz w:val="20"/>
+          <w:sz w:val="18"/>
         </w:rPr>
         <w:t xml:space="preserve"> patterns, keeping failures recoverable via retries and explicit status tracking.</w:t>
       </w:r>
@@ -3155,13 +3615,13 @@
         <w:jc w:val="both"/>
         <w:rPr>
           <w:rFonts w:ascii="Arial" w:hAnsi="Arial" w:cs="Arial"/>
-          <w:sz w:val="20"/>
-        </w:rPr>
-      </w:pPr>
-      <w:r>
-        <w:rPr>
-          <w:rFonts w:ascii="Arial" w:hAnsi="Arial" w:cs="Arial"/>
-          <w:sz w:val="20"/>
+          <w:sz w:val="18"/>
+        </w:rPr>
+      </w:pPr>
+      <w:r>
+        <w:rPr>
+          <w:rFonts w:ascii="Arial" w:hAnsi="Arial" w:cs="Arial"/>
+          <w:sz w:val="18"/>
         </w:rPr>
         <w:t xml:space="preserve">Supported secure access </w:t>
       </w:r>
@@ -3169,7 +3629,7 @@
       <w:r>
         <w:rPr>
           <w:rFonts w:ascii="Arial" w:hAnsi="Arial" w:cs="Arial"/>
-          <w:sz w:val="20"/>
+          <w:sz w:val="18"/>
         </w:rPr>
         <w:t>flows</w:t>
       </w:r>
@@ -3177,7 +3637,7 @@
       <w:r>
         <w:rPr>
           <w:rFonts w:ascii="Arial" w:hAnsi="Arial" w:cs="Arial"/>
-          <w:sz w:val="20"/>
+          <w:sz w:val="18"/>
         </w:rPr>
         <w:t xml:space="preserve"> using </w:t>
       </w:r>
@@ -3185,14 +3645,14 @@
         <w:rPr>
           <w:rStyle w:val="Strong"/>
           <w:rFonts w:ascii="Arial" w:hAnsi="Arial" w:cs="Arial"/>
-          <w:sz w:val="20"/>
+          <w:sz w:val="18"/>
         </w:rPr>
         <w:t>JWT</w:t>
       </w:r>
       <w:r>
         <w:rPr>
           <w:rFonts w:ascii="Arial" w:hAnsi="Arial" w:cs="Arial"/>
-          <w:sz w:val="20"/>
+          <w:sz w:val="18"/>
         </w:rPr>
         <w:t xml:space="preserve"> plus server-side permission enforcement (</w:t>
       </w:r>
@@ -3200,14 +3660,14 @@
         <w:rPr>
           <w:rStyle w:val="Strong"/>
           <w:rFonts w:ascii="Arial" w:hAnsi="Arial" w:cs="Arial"/>
-          <w:sz w:val="20"/>
+          <w:sz w:val="18"/>
         </w:rPr>
         <w:t>RBAC</w:t>
       </w:r>
       <w:r>
         <w:rPr>
           <w:rFonts w:ascii="Arial" w:hAnsi="Arial" w:cs="Arial"/>
-          <w:sz w:val="20"/>
+          <w:sz w:val="18"/>
         </w:rPr>
         <w:t>) so privileged actions were protected beyond client gating.</w:t>
       </w:r>
@@ -3222,13 +3682,13 @@
         <w:jc w:val="both"/>
         <w:rPr>
           <w:rFonts w:ascii="Arial" w:hAnsi="Arial" w:cs="Arial"/>
-          <w:sz w:val="20"/>
-        </w:rPr>
-      </w:pPr>
-      <w:r>
-        <w:rPr>
-          <w:rFonts w:ascii="Arial" w:hAnsi="Arial" w:cs="Arial"/>
-          <w:sz w:val="20"/>
+          <w:sz w:val="18"/>
+        </w:rPr>
+      </w:pPr>
+      <w:r>
+        <w:rPr>
+          <w:rFonts w:ascii="Arial" w:hAnsi="Arial" w:cs="Arial"/>
+          <w:sz w:val="18"/>
         </w:rPr>
         <w:t xml:space="preserve">Integrated external partners with safe </w:t>
       </w:r>
@@ -3236,7 +3696,7 @@
       <w:r>
         <w:rPr>
           <w:rFonts w:ascii="Arial" w:hAnsi="Arial" w:cs="Arial"/>
-          <w:sz w:val="20"/>
+          <w:sz w:val="18"/>
         </w:rPr>
         <w:t>webhook</w:t>
       </w:r>
@@ -3244,7 +3704,7 @@
       <w:r>
         <w:rPr>
           <w:rFonts w:ascii="Arial" w:hAnsi="Arial" w:cs="Arial"/>
-          <w:sz w:val="20"/>
+          <w:sz w:val="18"/>
         </w:rPr>
         <w:t xml:space="preserve"> processing: signature verification, </w:t>
       </w:r>
@@ -3252,7 +3712,7 @@
       <w:r>
         <w:rPr>
           <w:rFonts w:ascii="Arial" w:hAnsi="Arial" w:cs="Arial"/>
-          <w:sz w:val="20"/>
+          <w:sz w:val="18"/>
         </w:rPr>
         <w:t>deduplication</w:t>
       </w:r>
@@ -3260,7 +3720,7 @@
       <w:r>
         <w:rPr>
           <w:rFonts w:ascii="Arial" w:hAnsi="Arial" w:cs="Arial"/>
-          <w:sz w:val="20"/>
+          <w:sz w:val="18"/>
         </w:rPr>
         <w:t>, and backpressure via rate limits and bounded queues.</w:t>
       </w:r>
@@ -3275,13 +3735,13 @@
         <w:jc w:val="both"/>
         <w:rPr>
           <w:rFonts w:ascii="Arial" w:hAnsi="Arial" w:cs="Arial"/>
-          <w:sz w:val="20"/>
-        </w:rPr>
-      </w:pPr>
-      <w:r>
-        <w:rPr>
-          <w:rFonts w:ascii="Arial" w:hAnsi="Arial" w:cs="Arial"/>
-          <w:sz w:val="20"/>
+          <w:sz w:val="18"/>
+        </w:rPr>
+      </w:pPr>
+      <w:r>
+        <w:rPr>
+          <w:rFonts w:ascii="Arial" w:hAnsi="Arial" w:cs="Arial"/>
+          <w:sz w:val="18"/>
         </w:rPr>
         <w:t xml:space="preserve">Improved operational visibility with structured logs shipped to </w:t>
       </w:r>
@@ -3289,14 +3749,14 @@
         <w:rPr>
           <w:rStyle w:val="Strong"/>
           <w:rFonts w:ascii="Arial" w:hAnsi="Arial" w:cs="Arial"/>
-          <w:sz w:val="20"/>
+          <w:sz w:val="18"/>
         </w:rPr>
         <w:t>ELK/EFK</w:t>
       </w:r>
       <w:r>
         <w:rPr>
           <w:rFonts w:ascii="Arial" w:hAnsi="Arial" w:cs="Arial"/>
-          <w:sz w:val="20"/>
+          <w:sz w:val="18"/>
         </w:rPr>
         <w:t>, plus service health panels to diagnose which step failed in a multi-service workflow.</w:t>
       </w:r>
@@ -3311,13 +3771,13 @@
         <w:jc w:val="both"/>
         <w:rPr>
           <w:rFonts w:ascii="Arial" w:hAnsi="Arial" w:cs="Arial"/>
-          <w:sz w:val="20"/>
-        </w:rPr>
-      </w:pPr>
-      <w:r>
-        <w:rPr>
-          <w:rFonts w:ascii="Arial" w:hAnsi="Arial" w:cs="Arial"/>
-          <w:sz w:val="20"/>
+          <w:sz w:val="18"/>
+        </w:rPr>
+      </w:pPr>
+      <w:r>
+        <w:rPr>
+          <w:rFonts w:ascii="Arial" w:hAnsi="Arial" w:cs="Arial"/>
+          <w:sz w:val="18"/>
         </w:rPr>
         <w:t>Introduced distributed tracing foundations (trace IDs and propagation) to speed incident triage and reduce “unknown” failure buckets.</w:t>
       </w:r>
@@ -3332,13 +3792,13 @@
         <w:jc w:val="both"/>
         <w:rPr>
           <w:rFonts w:ascii="Arial" w:hAnsi="Arial" w:cs="Arial"/>
-          <w:sz w:val="20"/>
-        </w:rPr>
-      </w:pPr>
-      <w:r>
-        <w:rPr>
-          <w:rFonts w:ascii="Arial" w:hAnsi="Arial" w:cs="Arial"/>
-          <w:sz w:val="20"/>
+          <w:sz w:val="18"/>
+        </w:rPr>
+      </w:pPr>
+      <w:r>
+        <w:rPr>
+          <w:rFonts w:ascii="Arial" w:hAnsi="Arial" w:cs="Arial"/>
+          <w:sz w:val="18"/>
         </w:rPr>
         <w:t xml:space="preserve">Delivered test coverage improvements using </w:t>
       </w:r>
@@ -3346,14 +3806,14 @@
         <w:rPr>
           <w:rStyle w:val="Strong"/>
           <w:rFonts w:ascii="Arial" w:hAnsi="Arial" w:cs="Arial"/>
-          <w:sz w:val="20"/>
+          <w:sz w:val="18"/>
         </w:rPr>
         <w:t>Jest</w:t>
       </w:r>
       <w:r>
         <w:rPr>
           <w:rFonts w:ascii="Arial" w:hAnsi="Arial" w:cs="Arial"/>
-          <w:sz w:val="20"/>
+          <w:sz w:val="18"/>
         </w:rPr>
         <w:t xml:space="preserve">, </w:t>
       </w:r>
@@ -3361,14 +3821,14 @@
         <w:rPr>
           <w:rStyle w:val="Strong"/>
           <w:rFonts w:ascii="Arial" w:hAnsi="Arial" w:cs="Arial"/>
-          <w:sz w:val="20"/>
+          <w:sz w:val="18"/>
         </w:rPr>
         <w:t>React Testing Library</w:t>
       </w:r>
       <w:r>
         <w:rPr>
           <w:rFonts w:ascii="Arial" w:hAnsi="Arial" w:cs="Arial"/>
-          <w:sz w:val="20"/>
+          <w:sz w:val="18"/>
         </w:rPr>
         <w:t xml:space="preserve">, and </w:t>
       </w:r>
@@ -3376,14 +3836,14 @@
         <w:rPr>
           <w:rStyle w:val="Strong"/>
           <w:rFonts w:ascii="Arial" w:hAnsi="Arial" w:cs="Arial"/>
-          <w:sz w:val="20"/>
+          <w:sz w:val="18"/>
         </w:rPr>
         <w:t>Cypress</w:t>
       </w:r>
       <w:r>
         <w:rPr>
           <w:rFonts w:ascii="Arial" w:hAnsi="Arial" w:cs="Arial"/>
-          <w:sz w:val="20"/>
+          <w:sz w:val="18"/>
         </w:rPr>
         <w:t>, focusing on critical journeys and regression-prone validation edges.</w:t>
       </w:r>
@@ -3398,13 +3858,13 @@
         <w:jc w:val="both"/>
         <w:rPr>
           <w:rFonts w:ascii="Arial" w:hAnsi="Arial" w:cs="Arial"/>
-          <w:sz w:val="20"/>
-        </w:rPr>
-      </w:pPr>
-      <w:r>
-        <w:rPr>
-          <w:rFonts w:ascii="Arial" w:hAnsi="Arial" w:cs="Arial"/>
-          <w:sz w:val="20"/>
+          <w:sz w:val="18"/>
+        </w:rPr>
+      </w:pPr>
+      <w:r>
+        <w:rPr>
+          <w:rFonts w:ascii="Arial" w:hAnsi="Arial" w:cs="Arial"/>
+          <w:sz w:val="18"/>
         </w:rPr>
         <w:t xml:space="preserve">Built CI/CD automation in </w:t>
       </w:r>
@@ -3412,7 +3872,7 @@
         <w:rPr>
           <w:rStyle w:val="Strong"/>
           <w:rFonts w:ascii="Arial" w:hAnsi="Arial" w:cs="Arial"/>
-          <w:sz w:val="20"/>
+          <w:sz w:val="18"/>
         </w:rPr>
         <w:t>Jenkins/</w:t>
       </w:r>
@@ -3421,7 +3881,7 @@
         <w:rPr>
           <w:rStyle w:val="Strong"/>
           <w:rFonts w:ascii="Arial" w:hAnsi="Arial" w:cs="Arial"/>
-          <w:sz w:val="20"/>
+          <w:sz w:val="18"/>
         </w:rPr>
         <w:t>GitLab</w:t>
       </w:r>
@@ -3430,14 +3890,14 @@
         <w:rPr>
           <w:rStyle w:val="Strong"/>
           <w:rFonts w:ascii="Arial" w:hAnsi="Arial" w:cs="Arial"/>
-          <w:sz w:val="20"/>
+          <w:sz w:val="18"/>
         </w:rPr>
         <w:t xml:space="preserve"> CI</w:t>
       </w:r>
       <w:r>
         <w:rPr>
           <w:rFonts w:ascii="Arial" w:hAnsi="Arial" w:cs="Arial"/>
-          <w:sz w:val="20"/>
+          <w:sz w:val="18"/>
         </w:rPr>
         <w:t>, adding smoke suites and release gates that reduced deployment risk and shortened rollback time.</w:t>
       </w:r>
@@ -3452,13 +3912,13 @@
         <w:jc w:val="both"/>
         <w:rPr>
           <w:rFonts w:ascii="Arial" w:hAnsi="Arial" w:cs="Arial"/>
-          <w:sz w:val="20"/>
-        </w:rPr>
-      </w:pPr>
-      <w:r>
-        <w:rPr>
-          <w:rFonts w:ascii="Arial" w:hAnsi="Arial" w:cs="Arial"/>
-          <w:sz w:val="20"/>
+          <w:sz w:val="18"/>
+        </w:rPr>
+      </w:pPr>
+      <w:r>
+        <w:rPr>
+          <w:rFonts w:ascii="Arial" w:hAnsi="Arial" w:cs="Arial"/>
+          <w:sz w:val="18"/>
         </w:rPr>
         <w:t>Partnered with stakeholders to split large initiatives into incremental releases with clear acceptance criteria and measurable success metrics.</w:t>
       </w:r>
@@ -3473,13 +3933,13 @@
         <w:jc w:val="both"/>
         <w:rPr>
           <w:rFonts w:ascii="Arial" w:hAnsi="Arial" w:cs="Arial"/>
-          <w:sz w:val="20"/>
-        </w:rPr>
-      </w:pPr>
-      <w:r>
-        <w:rPr>
-          <w:rFonts w:ascii="Arial" w:hAnsi="Arial" w:cs="Arial"/>
-          <w:sz w:val="20"/>
+          <w:sz w:val="18"/>
+        </w:rPr>
+      </w:pPr>
+      <w:r>
+        <w:rPr>
+          <w:rFonts w:ascii="Arial" w:hAnsi="Arial" w:cs="Arial"/>
+          <w:sz w:val="18"/>
         </w:rPr>
         <w:t>Documented API usage and versioning expectations, enabling smoother cross-team integrations and fewer “contract mismatch” escalations.</w:t>
       </w:r>
@@ -3549,13 +4009,13 @@
         <w:jc w:val="both"/>
         <w:rPr>
           <w:rFonts w:ascii="Arial" w:hAnsi="Arial" w:cs="Arial"/>
-          <w:sz w:val="20"/>
-        </w:rPr>
-      </w:pPr>
-      <w:r>
-        <w:rPr>
-          <w:rFonts w:ascii="Arial" w:hAnsi="Arial" w:cs="Arial"/>
-          <w:sz w:val="20"/>
+          <w:sz w:val="18"/>
+        </w:rPr>
+      </w:pPr>
+      <w:r>
+        <w:rPr>
+          <w:rFonts w:ascii="Arial" w:hAnsi="Arial" w:cs="Arial"/>
+          <w:sz w:val="18"/>
         </w:rPr>
         <w:t xml:space="preserve">Built </w:t>
       </w:r>
@@ -3563,14 +4023,14 @@
         <w:rPr>
           <w:rStyle w:val="Strong"/>
           <w:rFonts w:ascii="Arial" w:hAnsi="Arial" w:cs="Arial"/>
-          <w:sz w:val="20"/>
+          <w:sz w:val="18"/>
         </w:rPr>
         <w:t>Java</w:t>
       </w:r>
       <w:r>
         <w:rPr>
           <w:rFonts w:ascii="Arial" w:hAnsi="Arial" w:cs="Arial"/>
-          <w:sz w:val="20"/>
+          <w:sz w:val="18"/>
         </w:rPr>
         <w:t xml:space="preserve"> and </w:t>
       </w:r>
@@ -3579,7 +4039,7 @@
         <w:rPr>
           <w:rStyle w:val="Strong"/>
           <w:rFonts w:ascii="Arial" w:hAnsi="Arial" w:cs="Arial"/>
-          <w:sz w:val="20"/>
+          <w:sz w:val="18"/>
         </w:rPr>
         <w:t>Spring</w:t>
       </w:r>
@@ -3587,7 +4047,7 @@
       <w:r>
         <w:rPr>
           <w:rFonts w:ascii="Arial" w:hAnsi="Arial" w:cs="Arial"/>
-          <w:sz w:val="20"/>
+          <w:sz w:val="18"/>
         </w:rPr>
         <w:t xml:space="preserve"> services that replaced fragile server-rendered flows with API-driven modules, improving iteration speed while preserving data integrity.</w:t>
       </w:r>
@@ -3602,13 +4062,13 @@
         <w:jc w:val="both"/>
         <w:rPr>
           <w:rFonts w:ascii="Arial" w:hAnsi="Arial" w:cs="Arial"/>
-          <w:sz w:val="20"/>
-        </w:rPr>
-      </w:pPr>
-      <w:r>
-        <w:rPr>
-          <w:rFonts w:ascii="Arial" w:hAnsi="Arial" w:cs="Arial"/>
-          <w:sz w:val="20"/>
+          <w:sz w:val="18"/>
+        </w:rPr>
+      </w:pPr>
+      <w:r>
+        <w:rPr>
+          <w:rFonts w:ascii="Arial" w:hAnsi="Arial" w:cs="Arial"/>
+          <w:sz w:val="18"/>
         </w:rPr>
         <w:t xml:space="preserve">Implemented </w:t>
       </w:r>
@@ -3616,14 +4076,14 @@
         <w:rPr>
           <w:rStyle w:val="Strong"/>
           <w:rFonts w:ascii="Arial" w:hAnsi="Arial" w:cs="Arial"/>
-          <w:sz w:val="20"/>
+          <w:sz w:val="18"/>
         </w:rPr>
         <w:t>React</w:t>
       </w:r>
       <w:r>
         <w:rPr>
           <w:rFonts w:ascii="Arial" w:hAnsi="Arial" w:cs="Arial"/>
-          <w:sz w:val="20"/>
+          <w:sz w:val="18"/>
         </w:rPr>
         <w:t xml:space="preserve"> features that modernized legacy pages in-place, keeping workflows consistent while progressively introducing typed UI contracts.</w:t>
       </w:r>
@@ -3638,13 +4098,13 @@
         <w:jc w:val="both"/>
         <w:rPr>
           <w:rFonts w:ascii="Arial" w:hAnsi="Arial" w:cs="Arial"/>
-          <w:sz w:val="20"/>
-        </w:rPr>
-      </w:pPr>
-      <w:r>
-        <w:rPr>
-          <w:rFonts w:ascii="Arial" w:hAnsi="Arial" w:cs="Arial"/>
-          <w:sz w:val="20"/>
+          <w:sz w:val="18"/>
+        </w:rPr>
+      </w:pPr>
+      <w:r>
+        <w:rPr>
+          <w:rFonts w:ascii="Arial" w:hAnsi="Arial" w:cs="Arial"/>
+          <w:sz w:val="18"/>
         </w:rPr>
         <w:t xml:space="preserve">Designed schemas and optimized queries for transactional workloads across </w:t>
       </w:r>
@@ -3653,7 +4113,7 @@
         <w:rPr>
           <w:rStyle w:val="Strong"/>
           <w:rFonts w:ascii="Arial" w:hAnsi="Arial" w:cs="Arial"/>
-          <w:sz w:val="20"/>
+          <w:sz w:val="18"/>
         </w:rPr>
         <w:t>PostgreSQL</w:t>
       </w:r>
@@ -3661,7 +4121,7 @@
       <w:r>
         <w:rPr>
           <w:rFonts w:ascii="Arial" w:hAnsi="Arial" w:cs="Arial"/>
-          <w:sz w:val="20"/>
+          <w:sz w:val="18"/>
         </w:rPr>
         <w:t xml:space="preserve"> and </w:t>
       </w:r>
@@ -3669,14 +4129,14 @@
         <w:rPr>
           <w:rStyle w:val="Strong"/>
           <w:rFonts w:ascii="Arial" w:hAnsi="Arial" w:cs="Arial"/>
-          <w:sz w:val="20"/>
+          <w:sz w:val="18"/>
         </w:rPr>
         <w:t>SQL Server</w:t>
       </w:r>
       <w:r>
         <w:rPr>
           <w:rFonts w:ascii="Arial" w:hAnsi="Arial" w:cs="Arial"/>
-          <w:sz w:val="20"/>
+          <w:sz w:val="18"/>
         </w:rPr>
         <w:t>, applying indexing strategies and query tuning for high-traffic paths.</w:t>
       </w:r>
@@ -3691,13 +4151,13 @@
         <w:jc w:val="both"/>
         <w:rPr>
           <w:rFonts w:ascii="Arial" w:hAnsi="Arial" w:cs="Arial"/>
-          <w:sz w:val="20"/>
-        </w:rPr>
-      </w:pPr>
-      <w:r>
-        <w:rPr>
-          <w:rFonts w:ascii="Arial" w:hAnsi="Arial" w:cs="Arial"/>
-          <w:sz w:val="20"/>
+          <w:sz w:val="18"/>
+        </w:rPr>
+      </w:pPr>
+      <w:r>
+        <w:rPr>
+          <w:rFonts w:ascii="Arial" w:hAnsi="Arial" w:cs="Arial"/>
+          <w:sz w:val="18"/>
         </w:rPr>
         <w:t>Delivered consistent request validation and error responses, reducing support churn by making failures actionable with stable codes and predictable payloads.</w:t>
       </w:r>
@@ -3712,13 +4172,13 @@
         <w:jc w:val="both"/>
         <w:rPr>
           <w:rFonts w:ascii="Arial" w:hAnsi="Arial" w:cs="Arial"/>
-          <w:sz w:val="20"/>
-        </w:rPr>
-      </w:pPr>
-      <w:r>
-        <w:rPr>
-          <w:rFonts w:ascii="Arial" w:hAnsi="Arial" w:cs="Arial"/>
-          <w:sz w:val="20"/>
+          <w:sz w:val="18"/>
+        </w:rPr>
+      </w:pPr>
+      <w:r>
+        <w:rPr>
+          <w:rFonts w:ascii="Arial" w:hAnsi="Arial" w:cs="Arial"/>
+          <w:sz w:val="18"/>
         </w:rPr>
         <w:t>Added job processing for long-running operations using queue-backed workers, exposing progress states the UI could poll safely without timeouts.</w:t>
       </w:r>
@@ -3733,13 +4193,13 @@
         <w:jc w:val="both"/>
         <w:rPr>
           <w:rFonts w:ascii="Arial" w:hAnsi="Arial" w:cs="Arial"/>
-          <w:sz w:val="20"/>
-        </w:rPr>
-      </w:pPr>
-      <w:r>
-        <w:rPr>
-          <w:rFonts w:ascii="Arial" w:hAnsi="Arial" w:cs="Arial"/>
-          <w:sz w:val="20"/>
+          <w:sz w:val="18"/>
+        </w:rPr>
+      </w:pPr>
+      <w:r>
+        <w:rPr>
+          <w:rFonts w:ascii="Arial" w:hAnsi="Arial" w:cs="Arial"/>
+          <w:sz w:val="18"/>
         </w:rPr>
         <w:t xml:space="preserve">Implemented early search capability by indexing key entities into </w:t>
       </w:r>
@@ -3748,7 +4208,7 @@
         <w:rPr>
           <w:rStyle w:val="Strong"/>
           <w:rFonts w:ascii="Arial" w:hAnsi="Arial" w:cs="Arial"/>
-          <w:sz w:val="20"/>
+          <w:sz w:val="18"/>
         </w:rPr>
         <w:t>Elasticsearch</w:t>
       </w:r>
@@ -3756,7 +4216,7 @@
       <w:r>
         <w:rPr>
           <w:rFonts w:ascii="Arial" w:hAnsi="Arial" w:cs="Arial"/>
-          <w:sz w:val="20"/>
+          <w:sz w:val="18"/>
         </w:rPr>
         <w:t>, enabling operators to filter and export records without expensive DB scans.</w:t>
       </w:r>
@@ -3771,15 +4231,14 @@
         <w:jc w:val="both"/>
         <w:rPr>
           <w:rFonts w:ascii="Arial" w:hAnsi="Arial" w:cs="Arial"/>
-          <w:sz w:val="20"/>
-        </w:rPr>
-      </w:pPr>
-      <w:r>
-        <w:rPr>
-          <w:rFonts w:ascii="Arial" w:hAnsi="Arial" w:cs="Arial"/>
-          <w:sz w:val="20"/>
-        </w:rPr>
-        <w:lastRenderedPageBreak/>
+          <w:sz w:val="18"/>
+        </w:rPr>
+      </w:pPr>
+      <w:r>
+        <w:rPr>
+          <w:rFonts w:ascii="Arial" w:hAnsi="Arial" w:cs="Arial"/>
+          <w:sz w:val="18"/>
+        </w:rPr>
         <w:t>Strengthened deployment readiness with configuration validation and safer defaults, reducing production incidents caused by misconfigurations.</w:t>
       </w:r>
     </w:p>
@@ -3793,13 +4252,13 @@
         <w:jc w:val="both"/>
         <w:rPr>
           <w:rFonts w:ascii="Arial" w:hAnsi="Arial" w:cs="Arial"/>
-          <w:sz w:val="20"/>
-        </w:rPr>
-      </w:pPr>
-      <w:r>
-        <w:rPr>
-          <w:rFonts w:ascii="Arial" w:hAnsi="Arial" w:cs="Arial"/>
-          <w:sz w:val="20"/>
+          <w:sz w:val="18"/>
+        </w:rPr>
+      </w:pPr>
+      <w:r>
+        <w:rPr>
+          <w:rFonts w:ascii="Arial" w:hAnsi="Arial" w:cs="Arial"/>
+          <w:sz w:val="18"/>
         </w:rPr>
         <w:t>Introduced basic monitoring hooks and structured logs, improving triage speed by capturing request identifiers and state transitions across critical workflows.</w:t>
       </w:r>
@@ -3814,13 +4273,13 @@
         <w:jc w:val="both"/>
         <w:rPr>
           <w:rFonts w:ascii="Arial" w:hAnsi="Arial" w:cs="Arial"/>
-          <w:sz w:val="20"/>
-        </w:rPr>
-      </w:pPr>
-      <w:r>
-        <w:rPr>
-          <w:rFonts w:ascii="Arial" w:hAnsi="Arial" w:cs="Arial"/>
-          <w:sz w:val="20"/>
+          <w:sz w:val="18"/>
+        </w:rPr>
+      </w:pPr>
+      <w:r>
+        <w:rPr>
+          <w:rFonts w:ascii="Arial" w:hAnsi="Arial" w:cs="Arial"/>
+          <w:sz w:val="18"/>
         </w:rPr>
         <w:t xml:space="preserve">Built CI automation in </w:t>
       </w:r>
@@ -3828,14 +4287,14 @@
         <w:rPr>
           <w:rStyle w:val="Strong"/>
           <w:rFonts w:ascii="Arial" w:hAnsi="Arial" w:cs="Arial"/>
-          <w:sz w:val="20"/>
+          <w:sz w:val="18"/>
         </w:rPr>
         <w:t>Jenkins</w:t>
       </w:r>
       <w:r>
         <w:rPr>
           <w:rFonts w:ascii="Arial" w:hAnsi="Arial" w:cs="Arial"/>
-          <w:sz w:val="20"/>
+          <w:sz w:val="18"/>
         </w:rPr>
         <w:t>, standardizing build/test stages and making releases repeatable with less manual intervention.</w:t>
       </w:r>
@@ -3850,13 +4309,13 @@
         <w:jc w:val="both"/>
         <w:rPr>
           <w:rFonts w:ascii="Arial" w:hAnsi="Arial" w:cs="Arial"/>
-          <w:sz w:val="20"/>
-        </w:rPr>
-      </w:pPr>
-      <w:r>
-        <w:rPr>
-          <w:rFonts w:ascii="Arial" w:hAnsi="Arial" w:cs="Arial"/>
-          <w:sz w:val="20"/>
+          <w:sz w:val="18"/>
+        </w:rPr>
+      </w:pPr>
+      <w:r>
+        <w:rPr>
+          <w:rFonts w:ascii="Arial" w:hAnsi="Arial" w:cs="Arial"/>
+          <w:sz w:val="18"/>
         </w:rPr>
         <w:t>Collaborated tightly with QA and product on acceptance criteria, minimizing rework through early demos and fast feedback cycles.</w:t>
       </w:r>
@@ -3869,11 +4328,14 @@
           <w:numId w:val="7"/>
         </w:numPr>
         <w:jc w:val="both"/>
-      </w:pPr>
-      <w:r>
-        <w:rPr>
-          <w:rFonts w:ascii="Arial" w:hAnsi="Arial" w:cs="Arial"/>
-          <w:sz w:val="20"/>
+        <w:rPr>
+          <w:sz w:val="22"/>
+        </w:rPr>
+      </w:pPr>
+      <w:r>
+        <w:rPr>
+          <w:rFonts w:ascii="Arial" w:hAnsi="Arial" w:cs="Arial"/>
+          <w:sz w:val="18"/>
         </w:rPr>
         <w:t xml:space="preserve">Contributed to documentation and </w:t>
       </w:r>
@@ -3881,7 +4343,7 @@
       <w:r>
         <w:rPr>
           <w:rFonts w:ascii="Arial" w:hAnsi="Arial" w:cs="Arial"/>
-          <w:sz w:val="20"/>
+          <w:sz w:val="18"/>
         </w:rPr>
         <w:t>runbooks</w:t>
       </w:r>
@@ -3889,7 +4351,7 @@
       <w:r>
         <w:rPr>
           <w:rFonts w:ascii="Arial" w:hAnsi="Arial" w:cs="Arial"/>
-          <w:sz w:val="20"/>
+          <w:sz w:val="18"/>
         </w:rPr>
         <w:t xml:space="preserve"> for operational tasks, improving onboarding speed and reducing reliance on tribal knowledge.</w:t>
       </w:r>
@@ -3904,6 +4366,7 @@
           <w:sz w:val="25"/>
           <w:szCs w:val="25"/>
         </w:rPr>
+        <w:lastRenderedPageBreak/>
         <w:t>Software Engineer Intern</w:t>
       </w:r>
     </w:p>
@@ -3939,13 +4402,13 @@
         <w:jc w:val="both"/>
         <w:rPr>
           <w:rFonts w:ascii="Arial" w:hAnsi="Arial" w:cs="Arial"/>
-          <w:sz w:val="20"/>
-        </w:rPr>
-      </w:pPr>
-      <w:r>
-        <w:rPr>
-          <w:rFonts w:ascii="Arial" w:hAnsi="Arial" w:cs="Arial"/>
-          <w:sz w:val="20"/>
+          <w:sz w:val="18"/>
+        </w:rPr>
+      </w:pPr>
+      <w:r>
+        <w:rPr>
+          <w:rFonts w:ascii="Arial" w:hAnsi="Arial" w:cs="Arial"/>
+          <w:sz w:val="18"/>
         </w:rPr>
         <w:t xml:space="preserve">Delivered product UI improvements through review and test gates, building habits around </w:t>
       </w:r>
@@ -3953,14 +4416,14 @@
         <w:rPr>
           <w:rStyle w:val="Strong"/>
           <w:rFonts w:ascii="Arial" w:hAnsi="Arial" w:cs="Arial"/>
-          <w:sz w:val="20"/>
+          <w:sz w:val="18"/>
         </w:rPr>
         <w:t>quality</w:t>
       </w:r>
       <w:r>
         <w:rPr>
           <w:rFonts w:ascii="Arial" w:hAnsi="Arial" w:cs="Arial"/>
-          <w:sz w:val="20"/>
+          <w:sz w:val="18"/>
         </w:rPr>
         <w:t>, safe refactors, and maintainable code.</w:t>
       </w:r>
@@ -3975,13 +4438,13 @@
         <w:jc w:val="both"/>
         <w:rPr>
           <w:rFonts w:ascii="Arial" w:hAnsi="Arial" w:cs="Arial"/>
-          <w:sz w:val="20"/>
-        </w:rPr>
-      </w:pPr>
-      <w:r>
-        <w:rPr>
-          <w:rFonts w:ascii="Arial" w:hAnsi="Arial" w:cs="Arial"/>
-          <w:sz w:val="20"/>
+          <w:sz w:val="18"/>
+        </w:rPr>
+      </w:pPr>
+      <w:r>
+        <w:rPr>
+          <w:rFonts w:ascii="Arial" w:hAnsi="Arial" w:cs="Arial"/>
+          <w:sz w:val="18"/>
         </w:rPr>
         <w:t>Implemented small service endpoints and utilities with clear input validation and predictable outputs to support internal workflows.</w:t>
       </w:r>
@@ -3996,13 +4459,13 @@
         <w:jc w:val="both"/>
         <w:rPr>
           <w:rFonts w:ascii="Arial" w:hAnsi="Arial" w:cs="Arial"/>
-          <w:sz w:val="20"/>
-        </w:rPr>
-      </w:pPr>
-      <w:r>
-        <w:rPr>
-          <w:rFonts w:ascii="Arial" w:hAnsi="Arial" w:cs="Arial"/>
-          <w:sz w:val="20"/>
+          <w:sz w:val="18"/>
+        </w:rPr>
+      </w:pPr>
+      <w:r>
+        <w:rPr>
+          <w:rFonts w:ascii="Arial" w:hAnsi="Arial" w:cs="Arial"/>
+          <w:sz w:val="18"/>
         </w:rPr>
         <w:t>Added targeted logs and reproducible scenarios to speed debugging and reduce time spent on speculative fixes.</w:t>
       </w:r>
@@ -4017,13 +4480,13 @@
         <w:jc w:val="both"/>
         <w:rPr>
           <w:rFonts w:ascii="Arial" w:hAnsi="Arial" w:cs="Arial"/>
-          <w:sz w:val="20"/>
-        </w:rPr>
-      </w:pPr>
-      <w:r>
-        <w:rPr>
-          <w:rFonts w:ascii="Arial" w:hAnsi="Arial" w:cs="Arial"/>
-          <w:sz w:val="20"/>
+          <w:sz w:val="18"/>
+        </w:rPr>
+      </w:pPr>
+      <w:r>
+        <w:rPr>
+          <w:rFonts w:ascii="Arial" w:hAnsi="Arial" w:cs="Arial"/>
+          <w:sz w:val="18"/>
         </w:rPr>
         <w:t>Worked with senior engineers to break ambiguous tasks into concrete deliverables, communicating trade-offs and aligning on scope.</w:t>
       </w:r>
@@ -4038,13 +4501,13 @@
         <w:jc w:val="both"/>
         <w:rPr>
           <w:rFonts w:ascii="Arial" w:hAnsi="Arial" w:cs="Arial"/>
-          <w:sz w:val="20"/>
-        </w:rPr>
-      </w:pPr>
-      <w:r>
-        <w:rPr>
-          <w:rFonts w:ascii="Arial" w:hAnsi="Arial" w:cs="Arial"/>
-          <w:sz w:val="20"/>
+          <w:sz w:val="18"/>
+        </w:rPr>
+      </w:pPr>
+      <w:r>
+        <w:rPr>
+          <w:rFonts w:ascii="Arial" w:hAnsi="Arial" w:cs="Arial"/>
+          <w:sz w:val="18"/>
         </w:rPr>
         <w:t>Contributed performance-minded improvements in hot paths, validating results with repeatable measurements and lightweight instrumentation.</w:t>
       </w:r>
@@ -4059,13 +4522,13 @@
         <w:jc w:val="both"/>
         <w:rPr>
           <w:rFonts w:ascii="Arial" w:hAnsi="Arial" w:cs="Arial"/>
-          <w:sz w:val="20"/>
-        </w:rPr>
-      </w:pPr>
-      <w:r>
-        <w:rPr>
-          <w:rFonts w:ascii="Arial" w:hAnsi="Arial" w:cs="Arial"/>
-          <w:sz w:val="20"/>
+          <w:sz w:val="18"/>
+        </w:rPr>
+      </w:pPr>
+      <w:r>
+        <w:rPr>
+          <w:rFonts w:ascii="Arial" w:hAnsi="Arial" w:cs="Arial"/>
+          <w:sz w:val="18"/>
         </w:rPr>
         <w:t>Wrote developer-facing documentation for setup and common tasks, reducing configuration pitfalls for new contributors.</w:t>
       </w:r>
@@ -4078,11 +4541,14 @@
           <w:numId w:val="9"/>
         </w:numPr>
         <w:jc w:val="both"/>
-      </w:pPr>
-      <w:r>
-        <w:rPr>
-          <w:rFonts w:ascii="Arial" w:hAnsi="Arial" w:cs="Arial"/>
-          <w:sz w:val="20"/>
+        <w:rPr>
+          <w:sz w:val="22"/>
+        </w:rPr>
+      </w:pPr>
+      <w:r>
+        <w:rPr>
+          <w:rFonts w:ascii="Arial" w:hAnsi="Arial" w:cs="Arial"/>
+          <w:sz w:val="18"/>
         </w:rPr>
         <w:t>Participated in code reviews and incorporated feedback quickly, following through on edge cases, tests, and cleanup beyond the happy path.</w:t>
       </w:r>
@@ -4168,28 +4634,22 @@
     </w:p>
     <w:p>
       <w:pPr>
-        <w:rPr>
-          <w:rFonts w:ascii="Arial" w:eastAsia="Arial" w:hAnsi="Arial" w:cs="Arial"/>
-          <w:color w:val="777777"/>
-          <w:sz w:val="19"/>
-          <w:szCs w:val="19"/>
-        </w:rPr>
-      </w:pPr>
-    </w:p>
-    <w:p>
-      <w:pPr>
         <w:pStyle w:val="ListParagraph"/>
         <w:numPr>
           <w:ilvl w:val="0"/>
           <w:numId w:val="11"/>
         </w:numPr>
-        <w:rPr>
-          <w:rFonts w:ascii="Arial" w:hAnsi="Arial" w:cs="Arial"/>
-        </w:rPr>
-      </w:pPr>
-      <w:r>
-        <w:rPr>
-          <w:rFonts w:ascii="Arial" w:hAnsi="Arial" w:cs="Arial"/>
+        <w:jc w:val="both"/>
+        <w:rPr>
+          <w:rFonts w:ascii="Arial" w:hAnsi="Arial" w:cs="Arial"/>
+          <w:sz w:val="18"/>
+        </w:rPr>
+      </w:pPr>
+      <w:bookmarkStart w:id="0" w:name="_GoBack"/>
+      <w:r>
+        <w:rPr>
+          <w:rFonts w:ascii="Arial" w:hAnsi="Arial" w:cs="Arial"/>
+          <w:sz w:val="18"/>
         </w:rPr>
         <w:t xml:space="preserve">Focused on core CS foundations (systems, databases, and software engineering) while building practical team projects that emphasized </w:t>
       </w:r>
@@ -4197,16 +4657,19 @@
         <w:rPr>
           <w:rStyle w:val="Strong"/>
           <w:rFonts w:ascii="Arial" w:hAnsi="Arial" w:cs="Arial"/>
+          <w:sz w:val="18"/>
         </w:rPr>
         <w:t>clean architecture</w:t>
       </w:r>
       <w:r>
         <w:rPr>
           <w:rFonts w:ascii="Arial" w:hAnsi="Arial" w:cs="Arial"/>
+          <w:sz w:val="18"/>
         </w:rPr>
         <w:t xml:space="preserve"> and reliable delivery.</w:t>
       </w:r>
     </w:p>
+    <w:bookmarkEnd w:id="0"/>
     <w:p>
       <w:pPr>
         <w:rPr>
@@ -4239,7 +4702,7 @@
           <w:rFonts w:ascii="Arial" w:hAnsi="Arial" w:cs="Arial"/>
           <w:b/>
           <w:color w:val="auto"/>
-          <w:sz w:val="20"/>
+          <w:sz w:val="18"/>
         </w:rPr>
       </w:pPr>
       <w:r>
@@ -4247,7 +4710,7 @@
           <w:rFonts w:ascii="Arial" w:hAnsi="Arial" w:cs="Arial"/>
           <w:b/>
           <w:color w:val="auto"/>
-          <w:sz w:val="20"/>
+          <w:sz w:val="18"/>
         </w:rPr>
         <w:t xml:space="preserve">Event-Driven Workflow Platform (Queue + Search + </w:t>
       </w:r>
@@ -4257,7 +4720,7 @@
           <w:rFonts w:ascii="Arial" w:hAnsi="Arial" w:cs="Arial"/>
           <w:b/>
           <w:color w:val="auto"/>
-          <w:sz w:val="20"/>
+          <w:sz w:val="18"/>
         </w:rPr>
         <w:t>Observability</w:t>
       </w:r>
@@ -4267,7 +4730,7 @@
           <w:rFonts w:ascii="Arial" w:hAnsi="Arial" w:cs="Arial"/>
           <w:b/>
           <w:color w:val="auto"/>
-          <w:sz w:val="20"/>
+          <w:sz w:val="18"/>
         </w:rPr>
         <w:t>)</w:t>
       </w:r>
@@ -4282,13 +4745,13 @@
         <w:jc w:val="both"/>
         <w:rPr>
           <w:rFonts w:ascii="Arial" w:hAnsi="Arial" w:cs="Arial"/>
-          <w:sz w:val="20"/>
-        </w:rPr>
-      </w:pPr>
-      <w:r>
-        <w:rPr>
-          <w:rFonts w:ascii="Arial" w:hAnsi="Arial" w:cs="Arial"/>
-          <w:sz w:val="20"/>
+          <w:sz w:val="18"/>
+        </w:rPr>
+      </w:pPr>
+      <w:r>
+        <w:rPr>
+          <w:rFonts w:ascii="Arial" w:hAnsi="Arial" w:cs="Arial"/>
+          <w:sz w:val="18"/>
         </w:rPr>
         <w:t xml:space="preserve">Built a reference architecture for a multi-step workflow engine using </w:t>
       </w:r>
@@ -4296,14 +4759,14 @@
         <w:rPr>
           <w:rStyle w:val="Strong"/>
           <w:rFonts w:ascii="Arial" w:hAnsi="Arial" w:cs="Arial"/>
-          <w:sz w:val="20"/>
+          <w:sz w:val="18"/>
         </w:rPr>
         <w:t>Spring Boot</w:t>
       </w:r>
       <w:r>
         <w:rPr>
           <w:rFonts w:ascii="Arial" w:hAnsi="Arial" w:cs="Arial"/>
-          <w:sz w:val="20"/>
+          <w:sz w:val="18"/>
         </w:rPr>
         <w:t xml:space="preserve"> APIs, durable messaging (</w:t>
       </w:r>
@@ -4311,14 +4774,14 @@
         <w:rPr>
           <w:rStyle w:val="Strong"/>
           <w:rFonts w:ascii="Arial" w:hAnsi="Arial" w:cs="Arial"/>
-          <w:sz w:val="20"/>
+          <w:sz w:val="18"/>
         </w:rPr>
         <w:t>AWS SQS/SNS</w:t>
       </w:r>
       <w:r>
         <w:rPr>
           <w:rFonts w:ascii="Arial" w:hAnsi="Arial" w:cs="Arial"/>
-          <w:sz w:val="20"/>
+          <w:sz w:val="18"/>
         </w:rPr>
         <w:t xml:space="preserve">, </w:t>
       </w:r>
@@ -4326,14 +4789,14 @@
         <w:rPr>
           <w:rStyle w:val="Strong"/>
           <w:rFonts w:ascii="Arial" w:hAnsi="Arial" w:cs="Arial"/>
-          <w:sz w:val="20"/>
+          <w:sz w:val="18"/>
         </w:rPr>
         <w:t>Kafka</w:t>
       </w:r>
       <w:r>
         <w:rPr>
           <w:rFonts w:ascii="Arial" w:hAnsi="Arial" w:cs="Arial"/>
-          <w:sz w:val="20"/>
+          <w:sz w:val="18"/>
         </w:rPr>
         <w:t xml:space="preserve">, </w:t>
       </w:r>
@@ -4342,7 +4805,7 @@
         <w:rPr>
           <w:rStyle w:val="Strong"/>
           <w:rFonts w:ascii="Arial" w:hAnsi="Arial" w:cs="Arial"/>
-          <w:sz w:val="20"/>
+          <w:sz w:val="18"/>
         </w:rPr>
         <w:t>RabbitMQ</w:t>
       </w:r>
@@ -4350,7 +4813,7 @@
       <w:r>
         <w:rPr>
           <w:rFonts w:ascii="Arial" w:hAnsi="Arial" w:cs="Arial"/>
-          <w:sz w:val="20"/>
+          <w:sz w:val="18"/>
         </w:rPr>
         <w:t xml:space="preserve"> patterns), and idempotent consumers to make retries safe and repeatable.</w:t>
       </w:r>
@@ -4365,13 +4828,13 @@
         <w:jc w:val="both"/>
         <w:rPr>
           <w:rFonts w:ascii="Arial" w:hAnsi="Arial" w:cs="Arial"/>
-          <w:sz w:val="20"/>
-        </w:rPr>
-      </w:pPr>
-      <w:r>
-        <w:rPr>
-          <w:rFonts w:ascii="Arial" w:hAnsi="Arial" w:cs="Arial"/>
-          <w:sz w:val="20"/>
+          <w:sz w:val="18"/>
+        </w:rPr>
+      </w:pPr>
+      <w:r>
+        <w:rPr>
+          <w:rFonts w:ascii="Arial" w:hAnsi="Arial" w:cs="Arial"/>
+          <w:sz w:val="18"/>
         </w:rPr>
         <w:t xml:space="preserve">Implemented a searchable operational view by indexing workflow state into </w:t>
       </w:r>
@@ -4380,7 +4843,7 @@
         <w:rPr>
           <w:rStyle w:val="Strong"/>
           <w:rFonts w:ascii="Arial" w:hAnsi="Arial" w:cs="Arial"/>
-          <w:sz w:val="20"/>
+          <w:sz w:val="18"/>
         </w:rPr>
         <w:t>Elasticsearch</w:t>
       </w:r>
@@ -4389,14 +4852,14 @@
         <w:rPr>
           <w:rStyle w:val="Strong"/>
           <w:rFonts w:ascii="Arial" w:hAnsi="Arial" w:cs="Arial"/>
-          <w:sz w:val="20"/>
+          <w:sz w:val="18"/>
         </w:rPr>
         <w:t xml:space="preserve"> / OpenSearch</w:t>
       </w:r>
       <w:r>
         <w:rPr>
           <w:rFonts w:ascii="Arial" w:hAnsi="Arial" w:cs="Arial"/>
-          <w:sz w:val="20"/>
+          <w:sz w:val="18"/>
         </w:rPr>
         <w:t>, supporting fast filters, re-index jobs, and export-safe pagination.</w:t>
       </w:r>
@@ -4411,13 +4874,13 @@
         <w:jc w:val="both"/>
         <w:rPr>
           <w:rFonts w:ascii="Arial" w:hAnsi="Arial" w:cs="Arial"/>
-          <w:sz w:val="20"/>
-        </w:rPr>
-      </w:pPr>
-      <w:r>
-        <w:rPr>
-          <w:rFonts w:ascii="Arial" w:hAnsi="Arial" w:cs="Arial"/>
-          <w:sz w:val="20"/>
+          <w:sz w:val="18"/>
+        </w:rPr>
+      </w:pPr>
+      <w:r>
+        <w:rPr>
+          <w:rFonts w:ascii="Arial" w:hAnsi="Arial" w:cs="Arial"/>
+          <w:sz w:val="18"/>
         </w:rPr>
         <w:t xml:space="preserve">Deployed containerized services using </w:t>
       </w:r>
@@ -4425,7 +4888,7 @@
       <w:r>
         <w:rPr>
           <w:rFonts w:ascii="Arial" w:hAnsi="Arial" w:cs="Arial"/>
-          <w:sz w:val="20"/>
+          <w:sz w:val="18"/>
         </w:rPr>
         <w:t>Docker</w:t>
       </w:r>
@@ -4433,7 +4896,7 @@
       <w:r>
         <w:rPr>
           <w:rFonts w:ascii="Arial" w:hAnsi="Arial" w:cs="Arial"/>
-          <w:sz w:val="20"/>
+          <w:sz w:val="18"/>
         </w:rPr>
         <w:t xml:space="preserve"> and </w:t>
       </w:r>
@@ -4441,7 +4904,7 @@
       <w:r>
         <w:rPr>
           <w:rFonts w:ascii="Arial" w:hAnsi="Arial" w:cs="Arial"/>
-          <w:sz w:val="20"/>
+          <w:sz w:val="18"/>
         </w:rPr>
         <w:t>Kubernetes</w:t>
       </w:r>
@@ -4449,7 +4912,7 @@
       <w:r>
         <w:rPr>
           <w:rFonts w:ascii="Arial" w:hAnsi="Arial" w:cs="Arial"/>
-          <w:sz w:val="20"/>
+          <w:sz w:val="18"/>
         </w:rPr>
         <w:t xml:space="preserve"> (</w:t>
       </w:r>
@@ -4457,14 +4920,14 @@
         <w:rPr>
           <w:rStyle w:val="Strong"/>
           <w:rFonts w:ascii="Arial" w:hAnsi="Arial" w:cs="Arial"/>
-          <w:sz w:val="20"/>
+          <w:sz w:val="18"/>
         </w:rPr>
         <w:t>EKS</w:t>
       </w:r>
       <w:r>
         <w:rPr>
           <w:rFonts w:ascii="Arial" w:hAnsi="Arial" w:cs="Arial"/>
-          <w:sz w:val="20"/>
+          <w:sz w:val="18"/>
         </w:rPr>
         <w:t xml:space="preserve"> / </w:t>
       </w:r>
@@ -4472,14 +4935,14 @@
         <w:rPr>
           <w:rStyle w:val="Strong"/>
           <w:rFonts w:ascii="Arial" w:hAnsi="Arial" w:cs="Arial"/>
-          <w:sz w:val="20"/>
+          <w:sz w:val="18"/>
         </w:rPr>
         <w:t>AKS</w:t>
       </w:r>
       <w:r>
         <w:rPr>
           <w:rFonts w:ascii="Arial" w:hAnsi="Arial" w:cs="Arial"/>
-          <w:sz w:val="20"/>
+          <w:sz w:val="18"/>
         </w:rPr>
         <w:t xml:space="preserve"> / </w:t>
       </w:r>
@@ -4487,14 +4950,14 @@
         <w:rPr>
           <w:rStyle w:val="Strong"/>
           <w:rFonts w:ascii="Arial" w:hAnsi="Arial" w:cs="Arial"/>
-          <w:sz w:val="20"/>
+          <w:sz w:val="18"/>
         </w:rPr>
         <w:t>GKE</w:t>
       </w:r>
       <w:r>
         <w:rPr>
           <w:rFonts w:ascii="Arial" w:hAnsi="Arial" w:cs="Arial"/>
-          <w:sz w:val="20"/>
+          <w:sz w:val="18"/>
         </w:rPr>
         <w:t xml:space="preserve"> exposure), automated with </w:t>
       </w:r>
@@ -4503,7 +4966,7 @@
         <w:rPr>
           <w:rStyle w:val="Strong"/>
           <w:rFonts w:ascii="Arial" w:hAnsi="Arial" w:cs="Arial"/>
-          <w:sz w:val="20"/>
+          <w:sz w:val="18"/>
         </w:rPr>
         <w:t>Terraform</w:t>
       </w:r>
@@ -4512,7 +4975,7 @@
         <w:rPr>
           <w:rStyle w:val="Strong"/>
           <w:rFonts w:ascii="Arial" w:hAnsi="Arial" w:cs="Arial"/>
-          <w:sz w:val="20"/>
+          <w:sz w:val="18"/>
         </w:rPr>
         <w:t>/</w:t>
       </w:r>
@@ -4521,7 +4984,7 @@
         <w:rPr>
           <w:rStyle w:val="Strong"/>
           <w:rFonts w:ascii="Arial" w:hAnsi="Arial" w:cs="Arial"/>
-          <w:sz w:val="20"/>
+          <w:sz w:val="18"/>
         </w:rPr>
         <w:t>CloudFormation</w:t>
       </w:r>
@@ -4529,7 +4992,7 @@
       <w:r>
         <w:rPr>
           <w:rFonts w:ascii="Arial" w:hAnsi="Arial" w:cs="Arial"/>
-          <w:sz w:val="20"/>
+          <w:sz w:val="18"/>
         </w:rPr>
         <w:t xml:space="preserve">, </w:t>
       </w:r>
@@ -4537,14 +5000,14 @@
         <w:rPr>
           <w:rStyle w:val="Strong"/>
           <w:rFonts w:ascii="Arial" w:hAnsi="Arial" w:cs="Arial"/>
-          <w:sz w:val="20"/>
+          <w:sz w:val="18"/>
         </w:rPr>
         <w:t>Helm</w:t>
       </w:r>
       <w:r>
         <w:rPr>
           <w:rFonts w:ascii="Arial" w:hAnsi="Arial" w:cs="Arial"/>
-          <w:sz w:val="20"/>
+          <w:sz w:val="18"/>
         </w:rPr>
         <w:t xml:space="preserve">, and </w:t>
       </w:r>
@@ -4552,7 +5015,7 @@
       <w:r>
         <w:rPr>
           <w:rFonts w:ascii="Arial" w:hAnsi="Arial" w:cs="Arial"/>
-          <w:sz w:val="20"/>
+          <w:sz w:val="18"/>
         </w:rPr>
         <w:t>GitOps</w:t>
       </w:r>
@@ -4560,7 +5023,7 @@
       <w:r>
         <w:rPr>
           <w:rFonts w:ascii="Arial" w:hAnsi="Arial" w:cs="Arial"/>
-          <w:sz w:val="20"/>
+          <w:sz w:val="18"/>
         </w:rPr>
         <w:t xml:space="preserve"> (</w:t>
       </w:r>
@@ -4568,14 +5031,14 @@
         <w:rPr>
           <w:rStyle w:val="Strong"/>
           <w:rFonts w:ascii="Arial" w:hAnsi="Arial" w:cs="Arial"/>
-          <w:sz w:val="20"/>
+          <w:sz w:val="18"/>
         </w:rPr>
         <w:t>Argo CD</w:t>
       </w:r>
       <w:r>
         <w:rPr>
           <w:rFonts w:ascii="Arial" w:hAnsi="Arial" w:cs="Arial"/>
-          <w:sz w:val="20"/>
+          <w:sz w:val="18"/>
         </w:rPr>
         <w:t>).</w:t>
       </w:r>
@@ -4590,13 +5053,13 @@
         <w:jc w:val="both"/>
         <w:rPr>
           <w:rFonts w:ascii="Arial" w:hAnsi="Arial" w:cs="Arial"/>
-          <w:sz w:val="20"/>
-        </w:rPr>
-      </w:pPr>
-      <w:r>
-        <w:rPr>
-          <w:rFonts w:ascii="Arial" w:hAnsi="Arial" w:cs="Arial"/>
-          <w:sz w:val="20"/>
+          <w:sz w:val="18"/>
+        </w:rPr>
+      </w:pPr>
+      <w:r>
+        <w:rPr>
+          <w:rFonts w:ascii="Arial" w:hAnsi="Arial" w:cs="Arial"/>
+          <w:sz w:val="18"/>
         </w:rPr>
         <w:t xml:space="preserve">Instrumented end-to-end telemetry with </w:t>
       </w:r>
@@ -4605,7 +5068,7 @@
         <w:rPr>
           <w:rStyle w:val="Strong"/>
           <w:rFonts w:ascii="Arial" w:hAnsi="Arial" w:cs="Arial"/>
-          <w:sz w:val="20"/>
+          <w:sz w:val="18"/>
         </w:rPr>
         <w:t>OpenTelemetry</w:t>
       </w:r>
@@ -4613,7 +5076,7 @@
       <w:r>
         <w:rPr>
           <w:rFonts w:ascii="Arial" w:hAnsi="Arial" w:cs="Arial"/>
-          <w:sz w:val="20"/>
+          <w:sz w:val="18"/>
         </w:rPr>
         <w:t xml:space="preserve"> → </w:t>
       </w:r>
@@ -4622,7 +5085,7 @@
         <w:rPr>
           <w:rStyle w:val="Strong"/>
           <w:rFonts w:ascii="Arial" w:hAnsi="Arial" w:cs="Arial"/>
-          <w:sz w:val="20"/>
+          <w:sz w:val="18"/>
         </w:rPr>
         <w:t>Datadog</w:t>
       </w:r>
@@ -4631,7 +5094,7 @@
         <w:rPr>
           <w:rStyle w:val="Strong"/>
           <w:rFonts w:ascii="Arial" w:hAnsi="Arial" w:cs="Arial"/>
-          <w:sz w:val="20"/>
+          <w:sz w:val="18"/>
         </w:rPr>
         <w:t>/Prometheus/</w:t>
       </w:r>
@@ -4640,7 +5103,7 @@
         <w:rPr>
           <w:rStyle w:val="Strong"/>
           <w:rFonts w:ascii="Arial" w:hAnsi="Arial" w:cs="Arial"/>
-          <w:sz w:val="20"/>
+          <w:sz w:val="18"/>
         </w:rPr>
         <w:t>Grafana</w:t>
       </w:r>
@@ -4649,7 +5112,7 @@
         <w:rPr>
           <w:rStyle w:val="Strong"/>
           <w:rFonts w:ascii="Arial" w:hAnsi="Arial" w:cs="Arial"/>
-          <w:sz w:val="20"/>
+          <w:sz w:val="18"/>
         </w:rPr>
         <w:t>/</w:t>
       </w:r>
@@ -4658,7 +5121,7 @@
         <w:rPr>
           <w:rStyle w:val="Strong"/>
           <w:rFonts w:ascii="Arial" w:hAnsi="Arial" w:cs="Arial"/>
-          <w:sz w:val="20"/>
+          <w:sz w:val="18"/>
         </w:rPr>
         <w:t>CloudWatch</w:t>
       </w:r>
@@ -4666,7 +5129,7 @@
       <w:r>
         <w:rPr>
           <w:rFonts w:ascii="Arial" w:hAnsi="Arial" w:cs="Arial"/>
-          <w:sz w:val="20"/>
+          <w:sz w:val="18"/>
         </w:rPr>
         <w:t>, including trace propagation, structured logs, and dashboards keyed to business actions.</w:t>
       </w:r>
@@ -4681,13 +5144,13 @@
         <w:jc w:val="both"/>
         <w:rPr>
           <w:rFonts w:ascii="Arial" w:hAnsi="Arial" w:cs="Arial"/>
-          <w:sz w:val="20"/>
-        </w:rPr>
-      </w:pPr>
-      <w:r>
-        <w:rPr>
-          <w:rFonts w:ascii="Arial" w:hAnsi="Arial" w:cs="Arial"/>
-          <w:sz w:val="20"/>
+          <w:sz w:val="18"/>
+        </w:rPr>
+      </w:pPr>
+      <w:r>
+        <w:rPr>
+          <w:rFonts w:ascii="Arial" w:hAnsi="Arial" w:cs="Arial"/>
+          <w:sz w:val="18"/>
         </w:rPr>
         <w:t xml:space="preserve">Secured APIs using </w:t>
       </w:r>
@@ -4695,7 +5158,7 @@
         <w:rPr>
           <w:rStyle w:val="Strong"/>
           <w:rFonts w:ascii="Arial" w:hAnsi="Arial" w:cs="Arial"/>
-          <w:sz w:val="20"/>
+          <w:sz w:val="18"/>
         </w:rPr>
         <w:t xml:space="preserve">OAuth2 / </w:t>
       </w:r>
@@ -4704,7 +5167,7 @@
         <w:rPr>
           <w:rStyle w:val="Strong"/>
           <w:rFonts w:ascii="Arial" w:hAnsi="Arial" w:cs="Arial"/>
-          <w:sz w:val="20"/>
+          <w:sz w:val="18"/>
         </w:rPr>
         <w:t>OpenID</w:t>
       </w:r>
@@ -4713,14 +5176,14 @@
         <w:rPr>
           <w:rStyle w:val="Strong"/>
           <w:rFonts w:ascii="Arial" w:hAnsi="Arial" w:cs="Arial"/>
-          <w:sz w:val="20"/>
+          <w:sz w:val="18"/>
         </w:rPr>
         <w:t xml:space="preserve"> Connect</w:t>
       </w:r>
       <w:r>
         <w:rPr>
           <w:rFonts w:ascii="Arial" w:hAnsi="Arial" w:cs="Arial"/>
-          <w:sz w:val="20"/>
+          <w:sz w:val="18"/>
         </w:rPr>
         <w:t xml:space="preserve">, </w:t>
       </w:r>
@@ -4728,14 +5191,14 @@
         <w:rPr>
           <w:rStyle w:val="Strong"/>
           <w:rFonts w:ascii="Arial" w:hAnsi="Arial" w:cs="Arial"/>
-          <w:sz w:val="20"/>
+          <w:sz w:val="18"/>
         </w:rPr>
         <w:t>JWT</w:t>
       </w:r>
       <w:r>
         <w:rPr>
           <w:rFonts w:ascii="Arial" w:hAnsi="Arial" w:cs="Arial"/>
-          <w:sz w:val="20"/>
+          <w:sz w:val="18"/>
         </w:rPr>
         <w:t xml:space="preserve">, and </w:t>
       </w:r>
@@ -4743,14 +5206,14 @@
         <w:rPr>
           <w:rStyle w:val="Strong"/>
           <w:rFonts w:ascii="Arial" w:hAnsi="Arial" w:cs="Arial"/>
-          <w:sz w:val="20"/>
+          <w:sz w:val="18"/>
         </w:rPr>
         <w:t>RBAC/ABAC</w:t>
       </w:r>
       <w:r>
         <w:rPr>
           <w:rFonts w:ascii="Arial" w:hAnsi="Arial" w:cs="Arial"/>
-          <w:sz w:val="20"/>
+          <w:sz w:val="18"/>
         </w:rPr>
         <w:t xml:space="preserve">, plus </w:t>
       </w:r>
@@ -4758,14 +5221,14 @@
         <w:rPr>
           <w:rStyle w:val="Strong"/>
           <w:rFonts w:ascii="Arial" w:hAnsi="Arial" w:cs="Arial"/>
-          <w:sz w:val="20"/>
+          <w:sz w:val="18"/>
         </w:rPr>
         <w:t>rate limiting</w:t>
       </w:r>
       <w:r>
         <w:rPr>
           <w:rFonts w:ascii="Arial" w:hAnsi="Arial" w:cs="Arial"/>
-          <w:sz w:val="20"/>
+          <w:sz w:val="18"/>
         </w:rPr>
         <w:t xml:space="preserve"> and </w:t>
       </w:r>
@@ -4773,14 +5236,14 @@
         <w:rPr>
           <w:rStyle w:val="Strong"/>
           <w:rFonts w:ascii="Arial" w:hAnsi="Arial" w:cs="Arial"/>
-          <w:sz w:val="20"/>
+          <w:sz w:val="18"/>
         </w:rPr>
         <w:t>audit logging</w:t>
       </w:r>
       <w:r>
         <w:rPr>
           <w:rFonts w:ascii="Arial" w:hAnsi="Arial" w:cs="Arial"/>
-          <w:sz w:val="20"/>
+          <w:sz w:val="18"/>
         </w:rPr>
         <w:t xml:space="preserve"> to support compliance-style requirements.</w:t>
       </w:r>
@@ -4789,8 +5252,6 @@
       <w:pPr>
         <w:spacing w:after="60"/>
       </w:pPr>
-      <w:bookmarkStart w:id="0" w:name="_GoBack"/>
-      <w:bookmarkEnd w:id="0"/>
     </w:p>
     <w:sectPr>
       <w:pgSz w:w="11906" w:h="16838"/>

--- a/idris/Java React/Idris_Sadiq.docx
+++ b/idris/Java React/Idris_Sadiq.docx
@@ -47,7 +47,6 @@
               <w:spacing w:after="40"/>
               <w:jc w:val="center"/>
             </w:pPr>
-            <w:proofErr w:type="spellStart"/>
             <w:r>
               <w:rPr>
                 <w:rFonts w:ascii="Arial" w:eastAsia="Arial" w:hAnsi="Arial" w:cs="Arial"/>
@@ -57,33 +56,8 @@
                 <w:sz w:val="48"/>
                 <w:szCs w:val="48"/>
               </w:rPr>
-              <w:t>Idris</w:t>
+              <w:t>Idris Sadiq</w:t>
             </w:r>
-            <w:proofErr w:type="spellEnd"/>
-            <w:r>
-              <w:rPr>
-                <w:rFonts w:ascii="Arial" w:eastAsia="Arial" w:hAnsi="Arial" w:cs="Arial"/>
-                <w:b/>
-                <w:bCs/>
-                <w:color w:val="FFFFFF"/>
-                <w:sz w:val="48"/>
-                <w:szCs w:val="48"/>
-              </w:rPr>
-              <w:t xml:space="preserve"> </w:t>
-            </w:r>
-            <w:proofErr w:type="spellStart"/>
-            <w:r>
-              <w:rPr>
-                <w:rFonts w:ascii="Arial" w:eastAsia="Arial" w:hAnsi="Arial" w:cs="Arial"/>
-                <w:b/>
-                <w:bCs/>
-                <w:color w:val="FFFFFF"/>
-                <w:sz w:val="48"/>
-                <w:szCs w:val="48"/>
-              </w:rPr>
-              <w:t>Sadiq</w:t>
-            </w:r>
-            <w:proofErr w:type="spellEnd"/>
           </w:p>
           <w:p>
             <w:pPr>
@@ -104,41 +78,27 @@
             <w:pPr>
               <w:spacing w:after="40"/>
               <w:jc w:val="center"/>
+              <w:rPr>
+                <w:rFonts w:ascii="Arial" w:eastAsia="Arial" w:hAnsi="Arial" w:cs="Arial"/>
+                <w:color w:val="BBBBBB"/>
+              </w:rPr>
             </w:pPr>
             <w:r>
               <w:rPr>
                 <w:rFonts w:ascii="Arial" w:eastAsia="Arial" w:hAnsi="Arial" w:cs="Arial"/>
                 <w:color w:val="BBBBBB"/>
               </w:rPr>
-              <w:t xml:space="preserve">Idrissadiq.pro@outlook.com  </w:t>
+              <w:t>Idrissdev@outlook.com | +1 (424) 458-6548 | Spring Valley, California, United States</w:t>
+            </w:r>
+            <w:r>
+              <w:t xml:space="preserve"> </w:t>
             </w:r>
             <w:r>
               <w:rPr>
                 <w:rFonts w:ascii="Arial" w:eastAsia="Arial" w:hAnsi="Arial" w:cs="Arial"/>
                 <w:color w:val="BBBBBB"/>
               </w:rPr>
-              <w:t>+1 (424) 458-6548</w:t>
-            </w:r>
-            <w:r>
-              <w:rPr>
-                <w:rFonts w:ascii="Arial" w:eastAsia="Arial" w:hAnsi="Arial" w:cs="Arial"/>
-                <w:color w:val="BBBBBB"/>
-              </w:rPr>
-              <w:t xml:space="preserve">|  </w:t>
-            </w:r>
-            <w:r>
-              <w:rPr>
-                <w:rFonts w:ascii="Arial" w:eastAsia="Arial" w:hAnsi="Arial" w:cs="Arial"/>
-                <w:color w:val="BBBBBB"/>
-              </w:rPr>
-              <w:t>Spring Valley</w:t>
-            </w:r>
-            <w:r>
-              <w:rPr>
-                <w:rFonts w:ascii="Arial" w:eastAsia="Arial" w:hAnsi="Arial" w:cs="Arial"/>
-                <w:color w:val="BBBBBB"/>
-              </w:rPr>
-              <w:t>, California, United States</w:t>
+              <w:t xml:space="preserve">https://www.linkedin.com/in/idris-sadiq-1b824b3b4 </w:t>
             </w:r>
           </w:p>
           <w:p>
@@ -150,15 +110,10 @@
                 <w:rFonts w:ascii="Arial" w:eastAsia="Arial" w:hAnsi="Arial" w:cs="Arial"/>
                 <w:color w:val="BBBBBB"/>
               </w:rPr>
-              <w:t xml:space="preserve">LinkedIn: </w:t>
+              <w:t>US citizen | White | English (Native)</w:t>
             </w:r>
-            <w:r>
-              <w:rPr>
-                <w:rFonts w:ascii="Arial" w:eastAsia="Arial" w:hAnsi="Arial" w:cs="Arial"/>
-                <w:color w:val="BBBBBB"/>
-              </w:rPr>
-              <w:t>https://www.linkedin.com/in/idris-sadiq-0640ab3b4/</w:t>
-            </w:r>
+            <w:bookmarkStart w:id="0" w:name="_GoBack"/>
+            <w:bookmarkEnd w:id="0"/>
           </w:p>
         </w:tc>
       </w:tr>
@@ -264,17 +219,8 @@
           <w:rStyle w:val="Strong"/>
           <w:rFonts w:ascii="Arial" w:hAnsi="Arial" w:cs="Arial"/>
         </w:rPr>
-        <w:t xml:space="preserve">React + </w:t>
-      </w:r>
-      <w:proofErr w:type="spellStart"/>
-      <w:r>
-        <w:rPr>
-          <w:rStyle w:val="Strong"/>
-          <w:rFonts w:ascii="Arial" w:hAnsi="Arial" w:cs="Arial"/>
-        </w:rPr>
-        <w:t>TypeScript</w:t>
-      </w:r>
-      <w:proofErr w:type="spellEnd"/>
+        <w:t>React + TypeScript</w:t>
+      </w:r>
       <w:r>
         <w:rPr>
           <w:rFonts w:ascii="Arial" w:hAnsi="Arial" w:cs="Arial"/>
@@ -294,7 +240,6 @@
         </w:rPr>
         <w:t xml:space="preserve"> workflows, modernize legacy systems without breaking customers, and raise operational confidence through </w:t>
       </w:r>
-      <w:proofErr w:type="spellStart"/>
       <w:r>
         <w:rPr>
           <w:rStyle w:val="Strong"/>
@@ -302,7 +247,6 @@
         </w:rPr>
         <w:t>observability</w:t>
       </w:r>
-      <w:proofErr w:type="spellEnd"/>
       <w:r>
         <w:rPr>
           <w:rFonts w:ascii="Arial" w:hAnsi="Arial" w:cs="Arial"/>
@@ -427,7 +371,6 @@
         </w:rPr>
         <w:t xml:space="preserve">, </w:t>
       </w:r>
-      <w:proofErr w:type="spellStart"/>
       <w:r>
         <w:rPr>
           <w:rStyle w:val="Strong"/>
@@ -437,77 +380,12 @@
         </w:rPr>
         <w:t>TypeScript</w:t>
       </w:r>
-      <w:proofErr w:type="spellEnd"/>
-      <w:r>
-        <w:rPr>
-          <w:rFonts w:ascii="Arial" w:hAnsi="Arial" w:cs="Arial"/>
-          <w:sz w:val="18"/>
-        </w:rPr>
-        <w:t xml:space="preserve">, </w:t>
-      </w:r>
-      <w:proofErr w:type="spellStart"/>
-      <w:r>
-        <w:rPr>
-          <w:rFonts w:ascii="Arial" w:hAnsi="Arial" w:cs="Arial"/>
-          <w:sz w:val="18"/>
-        </w:rPr>
-        <w:t>Redux</w:t>
-      </w:r>
-      <w:proofErr w:type="spellEnd"/>
-      <w:r>
-        <w:rPr>
-          <w:rFonts w:ascii="Arial" w:hAnsi="Arial" w:cs="Arial"/>
-          <w:sz w:val="18"/>
-        </w:rPr>
-        <w:t xml:space="preserve">, </w:t>
-      </w:r>
-      <w:proofErr w:type="spellStart"/>
-      <w:r>
-        <w:rPr>
-          <w:rFonts w:ascii="Arial" w:hAnsi="Arial" w:cs="Arial"/>
-          <w:sz w:val="18"/>
-        </w:rPr>
-        <w:t>Formik</w:t>
-      </w:r>
-      <w:proofErr w:type="spellEnd"/>
-      <w:r>
-        <w:rPr>
-          <w:rFonts w:ascii="Arial" w:hAnsi="Arial" w:cs="Arial"/>
-          <w:sz w:val="18"/>
-        </w:rPr>
-        <w:t xml:space="preserve">, </w:t>
-      </w:r>
-      <w:proofErr w:type="spellStart"/>
-      <w:r>
-        <w:rPr>
-          <w:rFonts w:ascii="Arial" w:hAnsi="Arial" w:cs="Arial"/>
-          <w:sz w:val="18"/>
-        </w:rPr>
-        <w:t>Vite</w:t>
-      </w:r>
-      <w:proofErr w:type="spellEnd"/>
-      <w:r>
-        <w:rPr>
-          <w:rFonts w:ascii="Arial" w:hAnsi="Arial" w:cs="Arial"/>
-          <w:sz w:val="18"/>
-        </w:rPr>
-        <w:t xml:space="preserve">, </w:t>
-      </w:r>
-      <w:proofErr w:type="spellStart"/>
-      <w:r>
-        <w:rPr>
-          <w:rFonts w:ascii="Arial" w:hAnsi="Arial" w:cs="Arial"/>
-          <w:sz w:val="18"/>
-        </w:rPr>
-        <w:t>Webpack</w:t>
-      </w:r>
-      <w:proofErr w:type="spellEnd"/>
-      <w:r>
-        <w:rPr>
-          <w:rFonts w:ascii="Arial" w:hAnsi="Arial" w:cs="Arial"/>
-          <w:sz w:val="18"/>
-        </w:rPr>
-        <w:t>, Tailwind CSS, Material UI, Bootstrap, Storybook, accessibility-minded UI, performance profiling (Web Vitals / Lighthouse)</w:t>
+      <w:r>
+        <w:rPr>
+          <w:rFonts w:ascii="Arial" w:hAnsi="Arial" w:cs="Arial"/>
+          <w:sz w:val="18"/>
+        </w:rPr>
+        <w:t>, Redux, Formik, Vite, Webpack, Tailwind CSS, Material UI, Bootstrap, Storybook, accessibility-minded UI, performance profiling (Web Vitals / Lighthouse)</w:t>
       </w:r>
     </w:p>
     <w:p>
@@ -635,71 +513,7 @@
           <w:rFonts w:ascii="Arial" w:hAnsi="Arial" w:cs="Arial"/>
           <w:sz w:val="18"/>
         </w:rPr>
-        <w:t xml:space="preserve">, </w:t>
-      </w:r>
-      <w:proofErr w:type="spellStart"/>
-      <w:r>
-        <w:rPr>
-          <w:rFonts w:ascii="Arial" w:hAnsi="Arial" w:cs="Arial"/>
-          <w:sz w:val="18"/>
-        </w:rPr>
-        <w:t>GraphQL</w:t>
-      </w:r>
-      <w:proofErr w:type="spellEnd"/>
-      <w:r>
-        <w:rPr>
-          <w:rFonts w:ascii="Arial" w:hAnsi="Arial" w:cs="Arial"/>
-          <w:sz w:val="18"/>
-        </w:rPr>
-        <w:t xml:space="preserve"> (familiar), </w:t>
-      </w:r>
-      <w:proofErr w:type="spellStart"/>
-      <w:r>
-        <w:rPr>
-          <w:rFonts w:ascii="Arial" w:hAnsi="Arial" w:cs="Arial"/>
-          <w:sz w:val="18"/>
-        </w:rPr>
-        <w:t>WebSockets</w:t>
-      </w:r>
-      <w:proofErr w:type="spellEnd"/>
-      <w:r>
-        <w:rPr>
-          <w:rFonts w:ascii="Arial" w:hAnsi="Arial" w:cs="Arial"/>
-          <w:sz w:val="18"/>
-        </w:rPr>
-        <w:t xml:space="preserve">, background jobs, event-driven design, </w:t>
-      </w:r>
-      <w:proofErr w:type="spellStart"/>
-      <w:r>
-        <w:rPr>
-          <w:rFonts w:ascii="Arial" w:hAnsi="Arial" w:cs="Arial"/>
-          <w:sz w:val="18"/>
-        </w:rPr>
-        <w:t>idempotency</w:t>
-      </w:r>
-      <w:proofErr w:type="spellEnd"/>
-      <w:r>
-        <w:rPr>
-          <w:rFonts w:ascii="Arial" w:hAnsi="Arial" w:cs="Arial"/>
-          <w:sz w:val="18"/>
-        </w:rPr>
-        <w:t xml:space="preserve"> patterns, caching strategies, </w:t>
-      </w:r>
-      <w:proofErr w:type="spellStart"/>
-      <w:r>
-        <w:rPr>
-          <w:rFonts w:ascii="Arial" w:hAnsi="Arial" w:cs="Arial"/>
-          <w:sz w:val="18"/>
-        </w:rPr>
-        <w:t>webhook</w:t>
-      </w:r>
-      <w:proofErr w:type="spellEnd"/>
-      <w:r>
-        <w:rPr>
-          <w:rFonts w:ascii="Arial" w:hAnsi="Arial" w:cs="Arial"/>
-          <w:sz w:val="18"/>
-        </w:rPr>
-        <w:t xml:space="preserve"> design &amp; verification, file/media handling (</w:t>
+        <w:t>, GraphQL (familiar), WebSockets, background jobs, event-driven design, idempotency patterns, caching strategies, webhook design &amp; verification, file/media handling (</w:t>
       </w:r>
       <w:r>
         <w:rPr>
@@ -761,7 +575,6 @@
         </w:rPr>
         <w:t xml:space="preserve">: </w:t>
       </w:r>
-      <w:proofErr w:type="spellStart"/>
       <w:r>
         <w:rPr>
           <w:rStyle w:val="Strong"/>
@@ -771,7 +584,6 @@
         </w:rPr>
         <w:t>PostgreSQL</w:t>
       </w:r>
-      <w:proofErr w:type="spellEnd"/>
       <w:r>
         <w:rPr>
           <w:rFonts w:ascii="Arial" w:hAnsi="Arial" w:cs="Arial"/>
@@ -828,7 +640,6 @@
         </w:rPr>
         <w:t xml:space="preserve"> | </w:t>
       </w:r>
-      <w:proofErr w:type="spellStart"/>
       <w:r>
         <w:rPr>
           <w:rFonts w:ascii="Arial" w:hAnsi="Arial" w:cs="Arial"/>
@@ -837,7 +648,6 @@
         </w:rPr>
         <w:t>NoSQL</w:t>
       </w:r>
-      <w:proofErr w:type="spellEnd"/>
       <w:r>
         <w:rPr>
           <w:rFonts w:ascii="Arial" w:hAnsi="Arial" w:cs="Arial"/>
@@ -845,7 +655,6 @@
         </w:rPr>
         <w:t xml:space="preserve">: </w:t>
       </w:r>
-      <w:proofErr w:type="spellStart"/>
       <w:r>
         <w:rPr>
           <w:rStyle w:val="Strong"/>
@@ -855,7 +664,6 @@
         </w:rPr>
         <w:t>Redis</w:t>
       </w:r>
-      <w:proofErr w:type="spellEnd"/>
       <w:r>
         <w:rPr>
           <w:rFonts w:ascii="Arial" w:hAnsi="Arial" w:cs="Arial"/>
@@ -863,7 +671,6 @@
         </w:rPr>
         <w:t xml:space="preserve">, </w:t>
       </w:r>
-      <w:proofErr w:type="spellStart"/>
       <w:r>
         <w:rPr>
           <w:rStyle w:val="Strong"/>
@@ -873,7 +680,6 @@
         </w:rPr>
         <w:t>MongoDB</w:t>
       </w:r>
-      <w:proofErr w:type="spellEnd"/>
       <w:r>
         <w:rPr>
           <w:rFonts w:ascii="Arial" w:hAnsi="Arial" w:cs="Arial"/>
@@ -881,7 +687,6 @@
         </w:rPr>
         <w:t xml:space="preserve">, </w:t>
       </w:r>
-      <w:proofErr w:type="spellStart"/>
       <w:r>
         <w:rPr>
           <w:rStyle w:val="Strong"/>
@@ -891,7 +696,6 @@
         </w:rPr>
         <w:t>DynamoDB</w:t>
       </w:r>
-      <w:proofErr w:type="spellEnd"/>
       <w:r>
         <w:rPr>
           <w:rFonts w:ascii="Arial" w:hAnsi="Arial" w:cs="Arial"/>
@@ -963,7 +767,6 @@
         </w:rPr>
         <w:t xml:space="preserve">, </w:t>
       </w:r>
-      <w:proofErr w:type="spellStart"/>
       <w:r>
         <w:rPr>
           <w:rStyle w:val="Strong"/>
@@ -973,7 +776,6 @@
         </w:rPr>
         <w:t>RabbitMQ</w:t>
       </w:r>
-      <w:proofErr w:type="spellEnd"/>
       <w:r>
         <w:rPr>
           <w:rFonts w:ascii="Arial" w:hAnsi="Arial" w:cs="Arial"/>
@@ -996,7 +798,6 @@
         </w:rPr>
         <w:t xml:space="preserve">: </w:t>
       </w:r>
-      <w:proofErr w:type="spellStart"/>
       <w:r>
         <w:rPr>
           <w:rStyle w:val="Strong"/>
@@ -1006,7 +807,6 @@
         </w:rPr>
         <w:t>Elasticsearch</w:t>
       </w:r>
-      <w:proofErr w:type="spellEnd"/>
       <w:r>
         <w:rPr>
           <w:rFonts w:ascii="Arial" w:hAnsi="Arial" w:cs="Arial"/>
@@ -1061,7 +861,6 @@
         </w:rPr>
         <w:t xml:space="preserve">, </w:t>
       </w:r>
-      <w:proofErr w:type="spellStart"/>
       <w:r>
         <w:rPr>
           <w:rStyle w:val="Strong"/>
@@ -1071,7 +870,6 @@
         </w:rPr>
         <w:t>BigQuery</w:t>
       </w:r>
-      <w:proofErr w:type="spellEnd"/>
       <w:r>
         <w:rPr>
           <w:rFonts w:ascii="Arial" w:hAnsi="Arial" w:cs="Arial"/>
@@ -1099,18 +897,8 @@
           <w:rFonts w:ascii="Arial" w:hAnsi="Arial" w:cs="Arial"/>
           <w:sz w:val="18"/>
         </w:rPr>
-        <w:t xml:space="preserve">Cloud &amp; </w:t>
-      </w:r>
-      <w:proofErr w:type="spellStart"/>
-      <w:r>
-        <w:rPr>
-          <w:rStyle w:val="Strong"/>
-          <w:rFonts w:ascii="Arial" w:hAnsi="Arial" w:cs="Arial"/>
-          <w:sz w:val="18"/>
-        </w:rPr>
-        <w:t>DevOps</w:t>
-      </w:r>
-      <w:proofErr w:type="spellEnd"/>
+        <w:t>Cloud &amp; DevOps</w:t>
+      </w:r>
       <w:r>
         <w:rPr>
           <w:rFonts w:ascii="Arial" w:hAnsi="Arial" w:cs="Arial"/>
@@ -1118,15 +906,44 @@
         </w:rPr>
         <w:t xml:space="preserve"> — </w:t>
       </w:r>
-      <w:proofErr w:type="spellStart"/>
-      <w:r>
-        <w:rPr>
-          <w:rFonts w:ascii="Arial" w:hAnsi="Arial" w:cs="Arial"/>
-          <w:sz w:val="18"/>
-        </w:rPr>
-        <w:t>Docker</w:t>
-      </w:r>
-      <w:proofErr w:type="spellEnd"/>
+      <w:r>
+        <w:rPr>
+          <w:rFonts w:ascii="Arial" w:hAnsi="Arial" w:cs="Arial"/>
+          <w:sz w:val="18"/>
+        </w:rPr>
+        <w:t>Docker, Kubernetes, Helm, Argo CD, GitOps, Terraform, CloudFormation |</w:t>
+      </w:r>
+      <w:r>
+        <w:rPr>
+          <w:rFonts w:ascii="Arial" w:hAnsi="Arial" w:cs="Arial"/>
+          <w:sz w:val="18"/>
+        </w:rPr>
+        <w:t xml:space="preserve"> </w:t>
+      </w:r>
+      <w:r>
+        <w:rPr>
+          <w:rFonts w:ascii="Arial" w:hAnsi="Arial" w:cs="Arial"/>
+          <w:b/>
+          <w:sz w:val="18"/>
+        </w:rPr>
+        <w:t>AWS</w:t>
+      </w:r>
+      <w:r>
+        <w:rPr>
+          <w:rFonts w:ascii="Arial" w:hAnsi="Arial" w:cs="Arial"/>
+          <w:sz w:val="18"/>
+        </w:rPr>
+        <w:t xml:space="preserve">: </w:t>
+      </w:r>
+      <w:r>
+        <w:rPr>
+          <w:rStyle w:val="Strong"/>
+          <w:rFonts w:ascii="Arial" w:hAnsi="Arial" w:cs="Arial"/>
+          <w:b w:val="0"/>
+          <w:sz w:val="18"/>
+        </w:rPr>
+        <w:t>EKS</w:t>
+      </w:r>
       <w:r>
         <w:rPr>
           <w:rFonts w:ascii="Arial" w:hAnsi="Arial" w:cs="Arial"/>
@@ -1134,31 +951,15 @@
         </w:rPr>
         <w:t xml:space="preserve">, </w:t>
       </w:r>
-      <w:proofErr w:type="spellStart"/>
-      <w:r>
-        <w:rPr>
-          <w:rFonts w:ascii="Arial" w:hAnsi="Arial" w:cs="Arial"/>
-          <w:sz w:val="18"/>
-        </w:rPr>
-        <w:t>Kubernetes</w:t>
-      </w:r>
-      <w:proofErr w:type="spellEnd"/>
-      <w:r>
-        <w:rPr>
-          <w:rFonts w:ascii="Arial" w:hAnsi="Arial" w:cs="Arial"/>
-          <w:sz w:val="18"/>
-        </w:rPr>
-        <w:t xml:space="preserve">, Helm, Argo CD, </w:t>
-      </w:r>
-      <w:proofErr w:type="spellStart"/>
-      <w:r>
-        <w:rPr>
-          <w:rFonts w:ascii="Arial" w:hAnsi="Arial" w:cs="Arial"/>
-          <w:sz w:val="18"/>
-        </w:rPr>
-        <w:t>GitOps</w:t>
-      </w:r>
-      <w:proofErr w:type="spellEnd"/>
+      <w:r>
+        <w:rPr>
+          <w:rStyle w:val="Strong"/>
+          <w:rFonts w:ascii="Arial" w:hAnsi="Arial" w:cs="Arial"/>
+          <w:b w:val="0"/>
+          <w:sz w:val="18"/>
+        </w:rPr>
+        <w:t>ECS</w:t>
+      </w:r>
       <w:r>
         <w:rPr>
           <w:rFonts w:ascii="Arial" w:hAnsi="Arial" w:cs="Arial"/>
@@ -1166,15 +967,15 @@
         </w:rPr>
         <w:t xml:space="preserve">, </w:t>
       </w:r>
-      <w:proofErr w:type="spellStart"/>
-      <w:r>
-        <w:rPr>
-          <w:rFonts w:ascii="Arial" w:hAnsi="Arial" w:cs="Arial"/>
-          <w:sz w:val="18"/>
-        </w:rPr>
-        <w:t>Terraform</w:t>
-      </w:r>
-      <w:proofErr w:type="spellEnd"/>
+      <w:r>
+        <w:rPr>
+          <w:rStyle w:val="Strong"/>
+          <w:rFonts w:ascii="Arial" w:hAnsi="Arial" w:cs="Arial"/>
+          <w:b w:val="0"/>
+          <w:sz w:val="18"/>
+        </w:rPr>
+        <w:t>EC2</w:t>
+      </w:r>
       <w:r>
         <w:rPr>
           <w:rFonts w:ascii="Arial" w:hAnsi="Arial" w:cs="Arial"/>
@@ -1182,36 +983,198 @@
         </w:rPr>
         <w:t xml:space="preserve">, </w:t>
       </w:r>
-      <w:proofErr w:type="spellStart"/>
-      <w:r>
-        <w:rPr>
-          <w:rFonts w:ascii="Arial" w:hAnsi="Arial" w:cs="Arial"/>
-          <w:sz w:val="18"/>
-        </w:rPr>
-        <w:t>CloudFormation</w:t>
-      </w:r>
-      <w:proofErr w:type="spellEnd"/>
-      <w:r>
-        <w:rPr>
-          <w:rFonts w:ascii="Arial" w:hAnsi="Arial" w:cs="Arial"/>
-          <w:sz w:val="18"/>
-        </w:rPr>
-        <w:t xml:space="preserve"> |</w:t>
-      </w:r>
-      <w:r>
-        <w:rPr>
-          <w:rFonts w:ascii="Arial" w:hAnsi="Arial" w:cs="Arial"/>
+      <w:r>
+        <w:rPr>
+          <w:rStyle w:val="Strong"/>
+          <w:rFonts w:ascii="Arial" w:hAnsi="Arial" w:cs="Arial"/>
+          <w:b w:val="0"/>
+          <w:sz w:val="18"/>
+        </w:rPr>
+        <w:t>Lambda</w:t>
+      </w:r>
+      <w:r>
+        <w:rPr>
+          <w:rFonts w:ascii="Arial" w:hAnsi="Arial" w:cs="Arial"/>
+          <w:sz w:val="18"/>
+        </w:rPr>
+        <w:t>,</w:t>
+      </w:r>
+      <w:r>
+        <w:rPr>
+          <w:rFonts w:ascii="Arial" w:hAnsi="Arial" w:cs="Arial"/>
+          <w:b/>
           <w:sz w:val="18"/>
         </w:rPr>
         <w:t xml:space="preserve"> </w:t>
       </w:r>
       <w:r>
         <w:rPr>
+          <w:rStyle w:val="Strong"/>
+          <w:rFonts w:ascii="Arial" w:hAnsi="Arial" w:cs="Arial"/>
+          <w:b w:val="0"/>
+          <w:sz w:val="18"/>
+        </w:rPr>
+        <w:t>API Gateway</w:t>
+      </w:r>
+      <w:r>
+        <w:rPr>
+          <w:rFonts w:ascii="Arial" w:hAnsi="Arial" w:cs="Arial"/>
+          <w:sz w:val="18"/>
+        </w:rPr>
+        <w:t xml:space="preserve">, </w:t>
+      </w:r>
+      <w:r>
+        <w:rPr>
+          <w:rStyle w:val="Strong"/>
+          <w:rFonts w:ascii="Arial" w:hAnsi="Arial" w:cs="Arial"/>
+          <w:b w:val="0"/>
+          <w:sz w:val="18"/>
+        </w:rPr>
+        <w:t>S3</w:t>
+      </w:r>
+      <w:r>
+        <w:rPr>
+          <w:rFonts w:ascii="Arial" w:hAnsi="Arial" w:cs="Arial"/>
+          <w:sz w:val="18"/>
+        </w:rPr>
+        <w:t xml:space="preserve">, </w:t>
+      </w:r>
+      <w:r>
+        <w:rPr>
+          <w:rStyle w:val="Strong"/>
+          <w:rFonts w:ascii="Arial" w:hAnsi="Arial" w:cs="Arial"/>
+          <w:b w:val="0"/>
+          <w:sz w:val="18"/>
+        </w:rPr>
+        <w:t>CloudFront</w:t>
+      </w:r>
+      <w:r>
+        <w:rPr>
+          <w:rFonts w:ascii="Arial" w:hAnsi="Arial" w:cs="Arial"/>
+          <w:sz w:val="18"/>
+        </w:rPr>
+        <w:t xml:space="preserve">, </w:t>
+      </w:r>
+      <w:r>
+        <w:rPr>
+          <w:rStyle w:val="Strong"/>
+          <w:rFonts w:ascii="Arial" w:hAnsi="Arial" w:cs="Arial"/>
+          <w:b w:val="0"/>
+          <w:sz w:val="18"/>
+        </w:rPr>
+        <w:t>RDS</w:t>
+      </w:r>
+      <w:r>
+        <w:rPr>
+          <w:rFonts w:ascii="Arial" w:hAnsi="Arial" w:cs="Arial"/>
+          <w:sz w:val="18"/>
+        </w:rPr>
+        <w:t xml:space="preserve">, </w:t>
+      </w:r>
+      <w:r>
+        <w:rPr>
+          <w:rStyle w:val="Strong"/>
+          <w:rFonts w:ascii="Arial" w:hAnsi="Arial" w:cs="Arial"/>
+          <w:b w:val="0"/>
+          <w:sz w:val="18"/>
+        </w:rPr>
+        <w:t>DynamoDB</w:t>
+      </w:r>
+      <w:r>
+        <w:rPr>
+          <w:rFonts w:ascii="Arial" w:hAnsi="Arial" w:cs="Arial"/>
+          <w:sz w:val="18"/>
+        </w:rPr>
+        <w:t xml:space="preserve">, </w:t>
+      </w:r>
+      <w:r>
+        <w:rPr>
+          <w:rStyle w:val="Strong"/>
+          <w:rFonts w:ascii="Arial" w:hAnsi="Arial" w:cs="Arial"/>
+          <w:b w:val="0"/>
+          <w:sz w:val="18"/>
+        </w:rPr>
+        <w:t>ElastiCache</w:t>
+      </w:r>
+      <w:r>
+        <w:rPr>
+          <w:rFonts w:ascii="Arial" w:hAnsi="Arial" w:cs="Arial"/>
+          <w:sz w:val="18"/>
+        </w:rPr>
+        <w:t xml:space="preserve">, </w:t>
+      </w:r>
+      <w:r>
+        <w:rPr>
+          <w:rStyle w:val="Strong"/>
+          <w:rFonts w:ascii="Arial" w:hAnsi="Arial" w:cs="Arial"/>
+          <w:b w:val="0"/>
+          <w:sz w:val="18"/>
+        </w:rPr>
+        <w:t>EventBridge</w:t>
+      </w:r>
+      <w:r>
+        <w:rPr>
+          <w:rFonts w:ascii="Arial" w:hAnsi="Arial" w:cs="Arial"/>
+          <w:sz w:val="18"/>
+        </w:rPr>
+        <w:t xml:space="preserve">, </w:t>
+      </w:r>
+      <w:r>
+        <w:rPr>
+          <w:rStyle w:val="Strong"/>
+          <w:rFonts w:ascii="Arial" w:hAnsi="Arial" w:cs="Arial"/>
+          <w:b w:val="0"/>
+          <w:sz w:val="18"/>
+        </w:rPr>
+        <w:t>Step</w:t>
+      </w:r>
+      <w:r>
+        <w:rPr>
+          <w:rStyle w:val="Strong"/>
+          <w:rFonts w:ascii="Arial" w:hAnsi="Arial" w:cs="Arial"/>
+          <w:sz w:val="18"/>
+        </w:rPr>
+        <w:t xml:space="preserve"> </w:t>
+      </w:r>
+      <w:r>
+        <w:rPr>
+          <w:rStyle w:val="Strong"/>
+          <w:rFonts w:ascii="Arial" w:hAnsi="Arial" w:cs="Arial"/>
+          <w:b w:val="0"/>
+          <w:sz w:val="18"/>
+        </w:rPr>
+        <w:t>Functions</w:t>
+      </w:r>
+      <w:r>
+        <w:rPr>
+          <w:rFonts w:ascii="Arial" w:hAnsi="Arial" w:cs="Arial"/>
+          <w:sz w:val="18"/>
+        </w:rPr>
+        <w:t xml:space="preserve">, </w:t>
+      </w:r>
+      <w:r>
+        <w:rPr>
+          <w:rStyle w:val="Strong"/>
+          <w:rFonts w:ascii="Arial" w:hAnsi="Arial" w:cs="Arial"/>
+          <w:b w:val="0"/>
+          <w:sz w:val="18"/>
+        </w:rPr>
+        <w:t>IAM</w:t>
+      </w:r>
+      <w:r>
+        <w:rPr>
+          <w:rFonts w:ascii="Arial" w:hAnsi="Arial" w:cs="Arial"/>
+          <w:sz w:val="18"/>
+        </w:rPr>
+        <w:t xml:space="preserve"> | </w:t>
+      </w:r>
+      <w:r>
+        <w:rPr>
           <w:rFonts w:ascii="Arial" w:hAnsi="Arial" w:cs="Arial"/>
           <w:b/>
           <w:sz w:val="18"/>
         </w:rPr>
-        <w:t>AWS</w:t>
+        <w:t>Azure</w:t>
       </w:r>
       <w:r>
         <w:rPr>
@@ -1227,7 +1190,40 @@
           <w:b w:val="0"/>
           <w:sz w:val="18"/>
         </w:rPr>
-        <w:t>EKS</w:t>
+        <w:t>AKS</w:t>
+      </w:r>
+      <w:r>
+        <w:rPr>
+          <w:rFonts w:ascii="Arial" w:hAnsi="Arial" w:cs="Arial"/>
+          <w:sz w:val="18"/>
+        </w:rPr>
+        <w:t xml:space="preserve">, App Service, </w:t>
+      </w:r>
+      <w:r>
+        <w:rPr>
+          <w:rStyle w:val="Strong"/>
+          <w:rFonts w:ascii="Arial" w:hAnsi="Arial" w:cs="Arial"/>
+          <w:b w:val="0"/>
+          <w:sz w:val="18"/>
+        </w:rPr>
+        <w:t>Azure</w:t>
+      </w:r>
+      <w:r>
+        <w:rPr>
+          <w:rStyle w:val="Strong"/>
+          <w:rFonts w:ascii="Arial" w:hAnsi="Arial" w:cs="Arial"/>
+          <w:sz w:val="18"/>
+        </w:rPr>
+        <w:t xml:space="preserve"> </w:t>
+      </w:r>
+      <w:r>
+        <w:rPr>
+          <w:rStyle w:val="Strong"/>
+          <w:rFonts w:ascii="Arial" w:hAnsi="Arial" w:cs="Arial"/>
+          <w:b w:val="0"/>
+          <w:sz w:val="18"/>
+        </w:rPr>
+        <w:t>SQL</w:t>
       </w:r>
       <w:r>
         <w:rPr>
@@ -1243,7 +1239,24 @@
           <w:b w:val="0"/>
           <w:sz w:val="18"/>
         </w:rPr>
-        <w:t>ECS</w:t>
+        <w:t>Service</w:t>
+      </w:r>
+      <w:r>
+        <w:rPr>
+          <w:rStyle w:val="Strong"/>
+          <w:rFonts w:ascii="Arial" w:hAnsi="Arial" w:cs="Arial"/>
+          <w:sz w:val="18"/>
+        </w:rPr>
+        <w:t xml:space="preserve"> </w:t>
+      </w:r>
+      <w:r>
+        <w:rPr>
+          <w:rStyle w:val="Strong"/>
+          <w:rFonts w:ascii="Arial" w:hAnsi="Arial" w:cs="Arial"/>
+          <w:b w:val="0"/>
+          <w:sz w:val="18"/>
+        </w:rPr>
+        <w:t>Bus</w:t>
       </w:r>
       <w:r>
         <w:rPr>
@@ -1259,7 +1272,24 @@
           <w:b w:val="0"/>
           <w:sz w:val="18"/>
         </w:rPr>
-        <w:t>EC2</w:t>
+        <w:t>Key</w:t>
+      </w:r>
+      <w:r>
+        <w:rPr>
+          <w:rStyle w:val="Strong"/>
+          <w:rFonts w:ascii="Arial" w:hAnsi="Arial" w:cs="Arial"/>
+          <w:sz w:val="18"/>
+        </w:rPr>
+        <w:t xml:space="preserve"> </w:t>
+      </w:r>
+      <w:r>
+        <w:rPr>
+          <w:rStyle w:val="Strong"/>
+          <w:rFonts w:ascii="Arial" w:hAnsi="Arial" w:cs="Arial"/>
+          <w:b w:val="0"/>
+          <w:sz w:val="18"/>
+        </w:rPr>
+        <w:t>Vault</w:t>
       </w:r>
       <w:r>
         <w:rPr>
@@ -1275,14 +1305,31 @@
           <w:b w:val="0"/>
           <w:sz w:val="18"/>
         </w:rPr>
-        <w:t>Lambda</w:t>
-      </w:r>
-      <w:r>
-        <w:rPr>
-          <w:rFonts w:ascii="Arial" w:hAnsi="Arial" w:cs="Arial"/>
-          <w:sz w:val="18"/>
-        </w:rPr>
-        <w:t>,</w:t>
+        <w:t>Application</w:t>
+      </w:r>
+      <w:r>
+        <w:rPr>
+          <w:rStyle w:val="Strong"/>
+          <w:rFonts w:ascii="Arial" w:hAnsi="Arial" w:cs="Arial"/>
+          <w:sz w:val="18"/>
+        </w:rPr>
+        <w:t xml:space="preserve"> </w:t>
+      </w:r>
+      <w:r>
+        <w:rPr>
+          <w:rStyle w:val="Strong"/>
+          <w:rFonts w:ascii="Arial" w:hAnsi="Arial" w:cs="Arial"/>
+          <w:b w:val="0"/>
+          <w:sz w:val="18"/>
+        </w:rPr>
+        <w:t>Insights</w:t>
+      </w:r>
+      <w:r>
+        <w:rPr>
+          <w:rFonts w:ascii="Arial" w:hAnsi="Arial" w:cs="Arial"/>
+          <w:sz w:val="18"/>
+        </w:rPr>
+        <w:t xml:space="preserve"> | </w:t>
       </w:r>
       <w:r>
         <w:rPr>
@@ -1290,184 +1337,7 @@
           <w:b/>
           <w:sz w:val="18"/>
         </w:rPr>
-        <w:t xml:space="preserve"> </w:t>
-      </w:r>
-      <w:r>
-        <w:rPr>
-          <w:rStyle w:val="Strong"/>
-          <w:rFonts w:ascii="Arial" w:hAnsi="Arial" w:cs="Arial"/>
-          <w:b w:val="0"/>
-          <w:sz w:val="18"/>
-        </w:rPr>
-        <w:t>API Gateway</w:t>
-      </w:r>
-      <w:r>
-        <w:rPr>
-          <w:rFonts w:ascii="Arial" w:hAnsi="Arial" w:cs="Arial"/>
-          <w:sz w:val="18"/>
-        </w:rPr>
-        <w:t xml:space="preserve">, </w:t>
-      </w:r>
-      <w:r>
-        <w:rPr>
-          <w:rStyle w:val="Strong"/>
-          <w:rFonts w:ascii="Arial" w:hAnsi="Arial" w:cs="Arial"/>
-          <w:b w:val="0"/>
-          <w:sz w:val="18"/>
-        </w:rPr>
-        <w:t>S3</w:t>
-      </w:r>
-      <w:r>
-        <w:rPr>
-          <w:rFonts w:ascii="Arial" w:hAnsi="Arial" w:cs="Arial"/>
-          <w:sz w:val="18"/>
-        </w:rPr>
-        <w:t xml:space="preserve">, </w:t>
-      </w:r>
-      <w:proofErr w:type="spellStart"/>
-      <w:r>
-        <w:rPr>
-          <w:rStyle w:val="Strong"/>
-          <w:rFonts w:ascii="Arial" w:hAnsi="Arial" w:cs="Arial"/>
-          <w:b w:val="0"/>
-          <w:sz w:val="18"/>
-        </w:rPr>
-        <w:t>CloudFront</w:t>
-      </w:r>
-      <w:proofErr w:type="spellEnd"/>
-      <w:r>
-        <w:rPr>
-          <w:rFonts w:ascii="Arial" w:hAnsi="Arial" w:cs="Arial"/>
-          <w:sz w:val="18"/>
-        </w:rPr>
-        <w:t xml:space="preserve">, </w:t>
-      </w:r>
-      <w:r>
-        <w:rPr>
-          <w:rStyle w:val="Strong"/>
-          <w:rFonts w:ascii="Arial" w:hAnsi="Arial" w:cs="Arial"/>
-          <w:b w:val="0"/>
-          <w:sz w:val="18"/>
-        </w:rPr>
-        <w:t>RDS</w:t>
-      </w:r>
-      <w:r>
-        <w:rPr>
-          <w:rFonts w:ascii="Arial" w:hAnsi="Arial" w:cs="Arial"/>
-          <w:sz w:val="18"/>
-        </w:rPr>
-        <w:t xml:space="preserve">, </w:t>
-      </w:r>
-      <w:proofErr w:type="spellStart"/>
-      <w:r>
-        <w:rPr>
-          <w:rStyle w:val="Strong"/>
-          <w:rFonts w:ascii="Arial" w:hAnsi="Arial" w:cs="Arial"/>
-          <w:b w:val="0"/>
-          <w:sz w:val="18"/>
-        </w:rPr>
-        <w:t>DynamoDB</w:t>
-      </w:r>
-      <w:proofErr w:type="spellEnd"/>
-      <w:r>
-        <w:rPr>
-          <w:rFonts w:ascii="Arial" w:hAnsi="Arial" w:cs="Arial"/>
-          <w:sz w:val="18"/>
-        </w:rPr>
-        <w:t xml:space="preserve">, </w:t>
-      </w:r>
-      <w:proofErr w:type="spellStart"/>
-      <w:r>
-        <w:rPr>
-          <w:rStyle w:val="Strong"/>
-          <w:rFonts w:ascii="Arial" w:hAnsi="Arial" w:cs="Arial"/>
-          <w:b w:val="0"/>
-          <w:sz w:val="18"/>
-        </w:rPr>
-        <w:t>ElastiCache</w:t>
-      </w:r>
-      <w:proofErr w:type="spellEnd"/>
-      <w:r>
-        <w:rPr>
-          <w:rFonts w:ascii="Arial" w:hAnsi="Arial" w:cs="Arial"/>
-          <w:sz w:val="18"/>
-        </w:rPr>
-        <w:t xml:space="preserve">, </w:t>
-      </w:r>
-      <w:proofErr w:type="spellStart"/>
-      <w:r>
-        <w:rPr>
-          <w:rStyle w:val="Strong"/>
-          <w:rFonts w:ascii="Arial" w:hAnsi="Arial" w:cs="Arial"/>
-          <w:b w:val="0"/>
-          <w:sz w:val="18"/>
-        </w:rPr>
-        <w:t>EventBridge</w:t>
-      </w:r>
-      <w:proofErr w:type="spellEnd"/>
-      <w:r>
-        <w:rPr>
-          <w:rFonts w:ascii="Arial" w:hAnsi="Arial" w:cs="Arial"/>
-          <w:sz w:val="18"/>
-        </w:rPr>
-        <w:t xml:space="preserve">, </w:t>
-      </w:r>
-      <w:r>
-        <w:rPr>
-          <w:rStyle w:val="Strong"/>
-          <w:rFonts w:ascii="Arial" w:hAnsi="Arial" w:cs="Arial"/>
-          <w:b w:val="0"/>
-          <w:sz w:val="18"/>
-        </w:rPr>
-        <w:t>Step</w:t>
-      </w:r>
-      <w:r>
-        <w:rPr>
-          <w:rStyle w:val="Strong"/>
-          <w:rFonts w:ascii="Arial" w:hAnsi="Arial" w:cs="Arial"/>
-          <w:sz w:val="18"/>
-        </w:rPr>
-        <w:t xml:space="preserve"> </w:t>
-      </w:r>
-      <w:r>
-        <w:rPr>
-          <w:rStyle w:val="Strong"/>
-          <w:rFonts w:ascii="Arial" w:hAnsi="Arial" w:cs="Arial"/>
-          <w:b w:val="0"/>
-          <w:sz w:val="18"/>
-        </w:rPr>
-        <w:t>Functions</w:t>
-      </w:r>
-      <w:r>
-        <w:rPr>
-          <w:rFonts w:ascii="Arial" w:hAnsi="Arial" w:cs="Arial"/>
-          <w:sz w:val="18"/>
-        </w:rPr>
-        <w:t xml:space="preserve">, </w:t>
-      </w:r>
-      <w:r>
-        <w:rPr>
-          <w:rStyle w:val="Strong"/>
-          <w:rFonts w:ascii="Arial" w:hAnsi="Arial" w:cs="Arial"/>
-          <w:b w:val="0"/>
-          <w:sz w:val="18"/>
-        </w:rPr>
-        <w:t>IAM</w:t>
-      </w:r>
-      <w:r>
-        <w:rPr>
-          <w:rFonts w:ascii="Arial" w:hAnsi="Arial" w:cs="Arial"/>
-          <w:sz w:val="18"/>
-        </w:rPr>
-        <w:t xml:space="preserve"> | </w:t>
-      </w:r>
-      <w:r>
-        <w:rPr>
-          <w:rFonts w:ascii="Arial" w:hAnsi="Arial" w:cs="Arial"/>
-          <w:b/>
-          <w:sz w:val="18"/>
-        </w:rPr>
-        <w:t>Azure</w:t>
+        <w:t>GCP</w:t>
       </w:r>
       <w:r>
         <w:rPr>
@@ -1483,169 +1353,6 @@
           <w:b w:val="0"/>
           <w:sz w:val="18"/>
         </w:rPr>
-        <w:t>AKS</w:t>
-      </w:r>
-      <w:r>
-        <w:rPr>
-          <w:rFonts w:ascii="Arial" w:hAnsi="Arial" w:cs="Arial"/>
-          <w:sz w:val="18"/>
-        </w:rPr>
-        <w:t xml:space="preserve">, App Service, </w:t>
-      </w:r>
-      <w:r>
-        <w:rPr>
-          <w:rStyle w:val="Strong"/>
-          <w:rFonts w:ascii="Arial" w:hAnsi="Arial" w:cs="Arial"/>
-          <w:b w:val="0"/>
-          <w:sz w:val="18"/>
-        </w:rPr>
-        <w:t>Azure</w:t>
-      </w:r>
-      <w:r>
-        <w:rPr>
-          <w:rStyle w:val="Strong"/>
-          <w:rFonts w:ascii="Arial" w:hAnsi="Arial" w:cs="Arial"/>
-          <w:sz w:val="18"/>
-        </w:rPr>
-        <w:t xml:space="preserve"> </w:t>
-      </w:r>
-      <w:r>
-        <w:rPr>
-          <w:rStyle w:val="Strong"/>
-          <w:rFonts w:ascii="Arial" w:hAnsi="Arial" w:cs="Arial"/>
-          <w:b w:val="0"/>
-          <w:sz w:val="18"/>
-        </w:rPr>
-        <w:t>SQL</w:t>
-      </w:r>
-      <w:r>
-        <w:rPr>
-          <w:rFonts w:ascii="Arial" w:hAnsi="Arial" w:cs="Arial"/>
-          <w:sz w:val="18"/>
-        </w:rPr>
-        <w:t xml:space="preserve">, </w:t>
-      </w:r>
-      <w:r>
-        <w:rPr>
-          <w:rStyle w:val="Strong"/>
-          <w:rFonts w:ascii="Arial" w:hAnsi="Arial" w:cs="Arial"/>
-          <w:b w:val="0"/>
-          <w:sz w:val="18"/>
-        </w:rPr>
-        <w:t>Service</w:t>
-      </w:r>
-      <w:r>
-        <w:rPr>
-          <w:rStyle w:val="Strong"/>
-          <w:rFonts w:ascii="Arial" w:hAnsi="Arial" w:cs="Arial"/>
-          <w:sz w:val="18"/>
-        </w:rPr>
-        <w:t xml:space="preserve"> </w:t>
-      </w:r>
-      <w:r>
-        <w:rPr>
-          <w:rStyle w:val="Strong"/>
-          <w:rFonts w:ascii="Arial" w:hAnsi="Arial" w:cs="Arial"/>
-          <w:b w:val="0"/>
-          <w:sz w:val="18"/>
-        </w:rPr>
-        <w:t>Bus</w:t>
-      </w:r>
-      <w:r>
-        <w:rPr>
-          <w:rFonts w:ascii="Arial" w:hAnsi="Arial" w:cs="Arial"/>
-          <w:sz w:val="18"/>
-        </w:rPr>
-        <w:t xml:space="preserve">, </w:t>
-      </w:r>
-      <w:r>
-        <w:rPr>
-          <w:rStyle w:val="Strong"/>
-          <w:rFonts w:ascii="Arial" w:hAnsi="Arial" w:cs="Arial"/>
-          <w:b w:val="0"/>
-          <w:sz w:val="18"/>
-        </w:rPr>
-        <w:t>Key</w:t>
-      </w:r>
-      <w:r>
-        <w:rPr>
-          <w:rStyle w:val="Strong"/>
-          <w:rFonts w:ascii="Arial" w:hAnsi="Arial" w:cs="Arial"/>
-          <w:sz w:val="18"/>
-        </w:rPr>
-        <w:t xml:space="preserve"> </w:t>
-      </w:r>
-      <w:r>
-        <w:rPr>
-          <w:rStyle w:val="Strong"/>
-          <w:rFonts w:ascii="Arial" w:hAnsi="Arial" w:cs="Arial"/>
-          <w:b w:val="0"/>
-          <w:sz w:val="18"/>
-        </w:rPr>
-        <w:t>Vault</w:t>
-      </w:r>
-      <w:r>
-        <w:rPr>
-          <w:rFonts w:ascii="Arial" w:hAnsi="Arial" w:cs="Arial"/>
-          <w:sz w:val="18"/>
-        </w:rPr>
-        <w:t xml:space="preserve">, </w:t>
-      </w:r>
-      <w:r>
-        <w:rPr>
-          <w:rStyle w:val="Strong"/>
-          <w:rFonts w:ascii="Arial" w:hAnsi="Arial" w:cs="Arial"/>
-          <w:b w:val="0"/>
-          <w:sz w:val="18"/>
-        </w:rPr>
-        <w:t>Application</w:t>
-      </w:r>
-      <w:r>
-        <w:rPr>
-          <w:rStyle w:val="Strong"/>
-          <w:rFonts w:ascii="Arial" w:hAnsi="Arial" w:cs="Arial"/>
-          <w:sz w:val="18"/>
-        </w:rPr>
-        <w:t xml:space="preserve"> </w:t>
-      </w:r>
-      <w:r>
-        <w:rPr>
-          <w:rStyle w:val="Strong"/>
-          <w:rFonts w:ascii="Arial" w:hAnsi="Arial" w:cs="Arial"/>
-          <w:b w:val="0"/>
-          <w:sz w:val="18"/>
-        </w:rPr>
-        <w:t>Insights</w:t>
-      </w:r>
-      <w:r>
-        <w:rPr>
-          <w:rFonts w:ascii="Arial" w:hAnsi="Arial" w:cs="Arial"/>
-          <w:sz w:val="18"/>
-        </w:rPr>
-        <w:t xml:space="preserve"> | </w:t>
-      </w:r>
-      <w:r>
-        <w:rPr>
-          <w:rFonts w:ascii="Arial" w:hAnsi="Arial" w:cs="Arial"/>
-          <w:b/>
-          <w:sz w:val="18"/>
-        </w:rPr>
-        <w:t>GCP</w:t>
-      </w:r>
-      <w:r>
-        <w:rPr>
-          <w:rFonts w:ascii="Arial" w:hAnsi="Arial" w:cs="Arial"/>
-          <w:sz w:val="18"/>
-        </w:rPr>
-        <w:t xml:space="preserve">: </w:t>
-      </w:r>
-      <w:r>
-        <w:rPr>
-          <w:rStyle w:val="Strong"/>
-          <w:rFonts w:ascii="Arial" w:hAnsi="Arial" w:cs="Arial"/>
-          <w:b w:val="0"/>
-          <w:sz w:val="18"/>
-        </w:rPr>
         <w:t>GKE</w:t>
       </w:r>
       <w:r>
@@ -1671,7 +1378,6 @@
         </w:rPr>
         <w:t xml:space="preserve">, Cloud Storage, </w:t>
       </w:r>
-      <w:proofErr w:type="spellStart"/>
       <w:r>
         <w:rPr>
           <w:rStyle w:val="Strong"/>
@@ -1681,71 +1387,13 @@
         </w:rPr>
         <w:t>BigQuery</w:t>
       </w:r>
-      <w:proofErr w:type="spellEnd"/>
-      <w:r>
-        <w:rPr>
-          <w:rFonts w:ascii="Arial" w:hAnsi="Arial" w:cs="Arial"/>
-          <w:sz w:val="18"/>
-        </w:rPr>
-        <w:t xml:space="preserve"> (as consumer/integrator) | CI/CD: </w:t>
-      </w:r>
-      <w:proofErr w:type="spellStart"/>
-      <w:r>
-        <w:rPr>
-          <w:rFonts w:ascii="Arial" w:hAnsi="Arial" w:cs="Arial"/>
-          <w:sz w:val="18"/>
-        </w:rPr>
-        <w:t>GitHub</w:t>
-      </w:r>
-      <w:proofErr w:type="spellEnd"/>
-      <w:r>
-        <w:rPr>
-          <w:rFonts w:ascii="Arial" w:hAnsi="Arial" w:cs="Arial"/>
-          <w:sz w:val="18"/>
-        </w:rPr>
-        <w:t xml:space="preserve"> Actions, </w:t>
-      </w:r>
-      <w:proofErr w:type="spellStart"/>
-      <w:r>
-        <w:rPr>
-          <w:rFonts w:ascii="Arial" w:hAnsi="Arial" w:cs="Arial"/>
-          <w:sz w:val="18"/>
-        </w:rPr>
-        <w:t>GitLab</w:t>
-      </w:r>
-      <w:proofErr w:type="spellEnd"/>
-      <w:r>
-        <w:rPr>
-          <w:rFonts w:ascii="Arial" w:hAnsi="Arial" w:cs="Arial"/>
-          <w:sz w:val="18"/>
-        </w:rPr>
-        <w:t xml:space="preserve"> CI, Jenkins, Azure </w:t>
-      </w:r>
-      <w:proofErr w:type="spellStart"/>
-      <w:r>
-        <w:rPr>
-          <w:rFonts w:ascii="Arial" w:hAnsi="Arial" w:cs="Arial"/>
-          <w:sz w:val="18"/>
-        </w:rPr>
-        <w:t>DevOps</w:t>
-      </w:r>
-      <w:proofErr w:type="spellEnd"/>
-      <w:r>
-        <w:rPr>
-          <w:rFonts w:ascii="Arial" w:hAnsi="Arial" w:cs="Arial"/>
-          <w:sz w:val="18"/>
-        </w:rPr>
-        <w:t xml:space="preserve">, </w:t>
-      </w:r>
-      <w:proofErr w:type="spellStart"/>
-      <w:r>
-        <w:rPr>
-          <w:rFonts w:ascii="Arial" w:hAnsi="Arial" w:cs="Arial"/>
-          <w:sz w:val="18"/>
-        </w:rPr>
-        <w:t>CircleCI</w:t>
-      </w:r>
-      <w:proofErr w:type="spellEnd"/>
+      <w:r>
+        <w:rPr>
+          <w:rFonts w:ascii="Arial" w:hAnsi="Arial" w:cs="Arial"/>
+          <w:sz w:val="18"/>
+        </w:rPr>
+        <w:t xml:space="preserve"> (as consumer/integrator) | CI/CD: GitHub Actions, GitLab CI, Jenkins, Azure DevOps, CircleCI</w:t>
+      </w:r>
     </w:p>
     <w:p>
       <w:pPr>
@@ -1760,23 +1408,13 @@
           <w:sz w:val="18"/>
         </w:rPr>
       </w:pPr>
-      <w:proofErr w:type="spellStart"/>
-      <w:r>
-        <w:rPr>
-          <w:rStyle w:val="Strong"/>
-          <w:rFonts w:ascii="Arial" w:hAnsi="Arial" w:cs="Arial"/>
-          <w:sz w:val="18"/>
-        </w:rPr>
-        <w:t>Observability</w:t>
-      </w:r>
-      <w:proofErr w:type="spellEnd"/>
-      <w:r>
-        <w:rPr>
-          <w:rStyle w:val="Strong"/>
-          <w:rFonts w:ascii="Arial" w:hAnsi="Arial" w:cs="Arial"/>
-          <w:sz w:val="18"/>
-        </w:rPr>
-        <w:t>, Quality &amp; Security</w:t>
+      <w:r>
+        <w:rPr>
+          <w:rStyle w:val="Strong"/>
+          <w:rFonts w:ascii="Arial" w:hAnsi="Arial" w:cs="Arial"/>
+          <w:sz w:val="18"/>
+        </w:rPr>
+        <w:t>Observability, Quality &amp; Security</w:t>
       </w:r>
       <w:r>
         <w:rPr>
@@ -1785,7 +1423,6 @@
         </w:rPr>
         <w:t xml:space="preserve"> — </w:t>
       </w:r>
-      <w:proofErr w:type="spellStart"/>
       <w:r>
         <w:rPr>
           <w:rStyle w:val="Strong"/>
@@ -1795,7 +1432,6 @@
         </w:rPr>
         <w:t>OpenTelemetry</w:t>
       </w:r>
-      <w:proofErr w:type="spellEnd"/>
       <w:r>
         <w:rPr>
           <w:rFonts w:ascii="Arial" w:hAnsi="Arial" w:cs="Arial"/>
@@ -1803,7 +1439,6 @@
         </w:rPr>
         <w:t xml:space="preserve">, </w:t>
       </w:r>
-      <w:proofErr w:type="spellStart"/>
       <w:r>
         <w:rPr>
           <w:rStyle w:val="Strong"/>
@@ -1813,7 +1448,6 @@
         </w:rPr>
         <w:t>Datadog</w:t>
       </w:r>
-      <w:proofErr w:type="spellEnd"/>
       <w:r>
         <w:rPr>
           <w:rFonts w:ascii="Arial" w:hAnsi="Arial" w:cs="Arial"/>
@@ -1837,7 +1471,6 @@
         </w:rPr>
         <w:t xml:space="preserve">, </w:t>
       </w:r>
-      <w:proofErr w:type="spellStart"/>
       <w:r>
         <w:rPr>
           <w:rStyle w:val="Strong"/>
@@ -1847,7 +1480,6 @@
         </w:rPr>
         <w:t>Grafana</w:t>
       </w:r>
-      <w:proofErr w:type="spellEnd"/>
       <w:r>
         <w:rPr>
           <w:rFonts w:ascii="Arial" w:hAnsi="Arial" w:cs="Arial"/>
@@ -1871,7 +1503,6 @@
         </w:rPr>
         <w:t xml:space="preserve">, </w:t>
       </w:r>
-      <w:proofErr w:type="spellStart"/>
       <w:r>
         <w:rPr>
           <w:rStyle w:val="Strong"/>
@@ -1881,7 +1512,6 @@
         </w:rPr>
         <w:t>CloudWatch</w:t>
       </w:r>
-      <w:proofErr w:type="spellEnd"/>
       <w:r>
         <w:rPr>
           <w:rFonts w:ascii="Arial" w:hAnsi="Arial" w:cs="Arial"/>
@@ -2050,7 +1680,6 @@
         </w:rPr>
         <w:t xml:space="preserve">, </w:t>
       </w:r>
-      <w:proofErr w:type="spellStart"/>
       <w:r>
         <w:rPr>
           <w:rStyle w:val="Strong"/>
@@ -2060,7 +1689,6 @@
         </w:rPr>
         <w:t>OpenID</w:t>
       </w:r>
-      <w:proofErr w:type="spellEnd"/>
       <w:r>
         <w:rPr>
           <w:rStyle w:val="Strong"/>
@@ -2101,7 +1729,6 @@
         </w:rPr>
         <w:t xml:space="preserve">, </w:t>
       </w:r>
-      <w:proofErr w:type="spellStart"/>
       <w:r>
         <w:rPr>
           <w:rStyle w:val="Strong"/>
@@ -2111,7 +1738,6 @@
         </w:rPr>
         <w:t>Okta</w:t>
       </w:r>
-      <w:proofErr w:type="spellEnd"/>
       <w:r>
         <w:rPr>
           <w:rFonts w:ascii="Arial" w:hAnsi="Arial" w:cs="Arial"/>
@@ -2152,7 +1778,6 @@
         </w:rPr>
         <w:t xml:space="preserve"> </w:t>
       </w:r>
-      <w:proofErr w:type="spellStart"/>
       <w:r>
         <w:rPr>
           <w:rStyle w:val="Strong"/>
@@ -2162,7 +1787,6 @@
         </w:rPr>
         <w:t>Cognito</w:t>
       </w:r>
-      <w:proofErr w:type="spellEnd"/>
       <w:r>
         <w:rPr>
           <w:rFonts w:ascii="Arial" w:hAnsi="Arial" w:cs="Arial"/>
@@ -2245,8 +1869,6 @@
       </w:r>
     </w:p>
     <w:p>
-      <w:proofErr w:type="spellStart"/>
-      <w:proofErr w:type="gramStart"/>
       <w:r>
         <w:rPr>
           <w:rFonts w:ascii="Arial" w:eastAsia="Arial" w:hAnsi="Arial" w:cs="Arial"/>
@@ -2254,27 +1876,7 @@
           <w:sz w:val="21"/>
           <w:szCs w:val="21"/>
         </w:rPr>
-        <w:t>SumatoSoft</w:t>
-      </w:r>
-      <w:proofErr w:type="spellEnd"/>
-      <w:r>
-        <w:rPr>
-          <w:rFonts w:ascii="Arial" w:eastAsia="Arial" w:hAnsi="Arial" w:cs="Arial"/>
-          <w:color w:val="555555"/>
-          <w:sz w:val="21"/>
-          <w:szCs w:val="21"/>
-        </w:rPr>
-        <w:t xml:space="preserve">  |</w:t>
-      </w:r>
-      <w:proofErr w:type="gramEnd"/>
-      <w:r>
-        <w:rPr>
-          <w:rFonts w:ascii="Arial" w:eastAsia="Arial" w:hAnsi="Arial" w:cs="Arial"/>
-          <w:color w:val="555555"/>
-          <w:sz w:val="21"/>
-          <w:szCs w:val="21"/>
-        </w:rPr>
-        <w:t xml:space="preserve">  January 2021 - December 2025</w:t>
+        <w:t>SumatoSoft  |  January 2021 - December 2025</w:t>
       </w:r>
     </w:p>
     <w:p>
@@ -2318,18 +1920,8 @@
           <w:rFonts w:ascii="Arial" w:hAnsi="Arial" w:cs="Arial"/>
           <w:sz w:val="18"/>
         </w:rPr>
-        <w:t xml:space="preserve">React + </w:t>
-      </w:r>
-      <w:proofErr w:type="spellStart"/>
-      <w:r>
-        <w:rPr>
-          <w:rStyle w:val="Strong"/>
-          <w:rFonts w:ascii="Arial" w:hAnsi="Arial" w:cs="Arial"/>
-          <w:sz w:val="18"/>
-        </w:rPr>
-        <w:t>TypeScript</w:t>
-      </w:r>
-      <w:proofErr w:type="spellEnd"/>
+        <w:t>React + TypeScript</w:t>
+      </w:r>
       <w:r>
         <w:rPr>
           <w:rFonts w:ascii="Arial" w:hAnsi="Arial" w:cs="Arial"/>
@@ -2373,46 +1965,20 @@
         </w:rPr>
         <w:t xml:space="preserve">Designed transactional write paths with </w:t>
       </w:r>
-      <w:proofErr w:type="spellStart"/>
-      <w:r>
-        <w:rPr>
-          <w:rStyle w:val="Strong"/>
-          <w:rFonts w:ascii="Arial" w:hAnsi="Arial" w:cs="Arial"/>
-          <w:sz w:val="18"/>
-        </w:rPr>
-        <w:t>idempotency</w:t>
-      </w:r>
-      <w:proofErr w:type="spellEnd"/>
-      <w:r>
-        <w:rPr>
-          <w:rStyle w:val="Strong"/>
-          <w:rFonts w:ascii="Arial" w:hAnsi="Arial" w:cs="Arial"/>
-          <w:sz w:val="18"/>
-        </w:rPr>
-        <w:t xml:space="preserve"> keys</w:t>
-      </w:r>
-      <w:r>
-        <w:rPr>
-          <w:rFonts w:ascii="Arial" w:hAnsi="Arial" w:cs="Arial"/>
-          <w:sz w:val="18"/>
-        </w:rPr>
-        <w:t xml:space="preserve">, </w:t>
-      </w:r>
-      <w:proofErr w:type="spellStart"/>
-      <w:r>
-        <w:rPr>
-          <w:rFonts w:ascii="Arial" w:hAnsi="Arial" w:cs="Arial"/>
-          <w:sz w:val="18"/>
-        </w:rPr>
-        <w:t>deduplication</w:t>
-      </w:r>
-      <w:proofErr w:type="spellEnd"/>
-      <w:r>
-        <w:rPr>
-          <w:rFonts w:ascii="Arial" w:hAnsi="Arial" w:cs="Arial"/>
-          <w:sz w:val="18"/>
-        </w:rPr>
-        <w:t>, and safe retry semantics, preventing duplicate side-effects during timeouts and client re-submits.</w:t>
+      <w:r>
+        <w:rPr>
+          <w:rStyle w:val="Strong"/>
+          <w:rFonts w:ascii="Arial" w:hAnsi="Arial" w:cs="Arial"/>
+          <w:sz w:val="18"/>
+        </w:rPr>
+        <w:t>idempotency keys</w:t>
+      </w:r>
+      <w:r>
+        <w:rPr>
+          <w:rFonts w:ascii="Arial" w:hAnsi="Arial" w:cs="Arial"/>
+          <w:sz w:val="18"/>
+        </w:rPr>
+        <w:t>, deduplication, and safe retry semantics, preventing duplicate side-effects during timeouts and client re-submits.</w:t>
       </w:r>
     </w:p>
     <w:p>
@@ -2435,7 +2001,6 @@
         </w:rPr>
         <w:t xml:space="preserve">Owned </w:t>
       </w:r>
-      <w:proofErr w:type="spellStart"/>
       <w:r>
         <w:rPr>
           <w:rStyle w:val="Strong"/>
@@ -2444,29 +2009,12 @@
         </w:rPr>
         <w:t>PostgreSQL</w:t>
       </w:r>
-      <w:proofErr w:type="spellEnd"/>
-      <w:r>
-        <w:rPr>
-          <w:rFonts w:ascii="Arial" w:hAnsi="Arial" w:cs="Arial"/>
-          <w:sz w:val="18"/>
-        </w:rPr>
-        <w:t xml:space="preserve"> schema evolution with disciplined migrations and query-plan reviews; tuned slow endpoints via </w:t>
-      </w:r>
-      <w:proofErr w:type="gramStart"/>
-      <w:r>
-        <w:rPr>
-          <w:rFonts w:ascii="Arial" w:hAnsi="Arial" w:cs="Arial"/>
-          <w:sz w:val="18"/>
-        </w:rPr>
-        <w:t>indexing,</w:t>
-      </w:r>
-      <w:proofErr w:type="gramEnd"/>
-      <w:r>
-        <w:rPr>
-          <w:rFonts w:ascii="Arial" w:hAnsi="Arial" w:cs="Arial"/>
-          <w:sz w:val="18"/>
-        </w:rPr>
-        <w:t xml:space="preserve"> join reshaping, and removal of N+1 access patterns.</w:t>
+      <w:r>
+        <w:rPr>
+          <w:rFonts w:ascii="Arial" w:hAnsi="Arial" w:cs="Arial"/>
+          <w:sz w:val="18"/>
+        </w:rPr>
+        <w:t xml:space="preserve"> schema evolution with disciplined migrations and query-plan reviews; tuned slow endpoints via indexing, join reshaping, and removal of N+1 access patterns.</w:t>
       </w:r>
     </w:p>
     <w:p>
@@ -2487,23 +2035,7 @@
           <w:rFonts w:ascii="Arial" w:hAnsi="Arial" w:cs="Arial"/>
           <w:sz w:val="18"/>
         </w:rPr>
-        <w:t xml:space="preserve">Built </w:t>
-      </w:r>
-      <w:proofErr w:type="spellStart"/>
-      <w:r>
-        <w:rPr>
-          <w:rFonts w:ascii="Arial" w:hAnsi="Arial" w:cs="Arial"/>
-          <w:sz w:val="18"/>
-        </w:rPr>
-        <w:t>async</w:t>
-      </w:r>
-      <w:proofErr w:type="spellEnd"/>
-      <w:r>
-        <w:rPr>
-          <w:rFonts w:ascii="Arial" w:hAnsi="Arial" w:cs="Arial"/>
-          <w:sz w:val="18"/>
-        </w:rPr>
-        <w:t xml:space="preserve"> processing using </w:t>
+        <w:t xml:space="preserve">Built async processing using </w:t>
       </w:r>
       <w:r>
         <w:rPr>
@@ -2548,23 +2080,7 @@
           <w:rFonts w:ascii="Arial" w:hAnsi="Arial" w:cs="Arial"/>
           <w:sz w:val="18"/>
         </w:rPr>
-        <w:t xml:space="preserve"> patterns (SQS/</w:t>
-      </w:r>
-      <w:proofErr w:type="spellStart"/>
-      <w:r>
-        <w:rPr>
-          <w:rFonts w:ascii="Arial" w:hAnsi="Arial" w:cs="Arial"/>
-          <w:sz w:val="18"/>
-        </w:rPr>
-        <w:t>RabbitMQ</w:t>
-      </w:r>
-      <w:proofErr w:type="spellEnd"/>
-      <w:r>
-        <w:rPr>
-          <w:rFonts w:ascii="Arial" w:hAnsi="Arial" w:cs="Arial"/>
-          <w:sz w:val="18"/>
-        </w:rPr>
-        <w:t>-style semantics), decoupling long-running work while keeping failure handling explicit.</w:t>
+        <w:t xml:space="preserve"> patterns (SQS/RabbitMQ-style semantics), decoupling long-running work while keeping failure handling explicit.</w:t>
       </w:r>
     </w:p>
     <w:p>
@@ -2587,7 +2103,6 @@
         </w:rPr>
         <w:t xml:space="preserve">Implemented </w:t>
       </w:r>
-      <w:proofErr w:type="spellStart"/>
       <w:r>
         <w:rPr>
           <w:rStyle w:val="Strong"/>
@@ -2596,7 +2111,6 @@
         </w:rPr>
         <w:t>EventBridge</w:t>
       </w:r>
-      <w:proofErr w:type="spellEnd"/>
       <w:r>
         <w:rPr>
           <w:rFonts w:ascii="Arial" w:hAnsi="Arial" w:cs="Arial"/>
@@ -2640,7 +2154,6 @@
         </w:rPr>
         <w:t xml:space="preserve">Introduced caching strategies with </w:t>
       </w:r>
-      <w:proofErr w:type="spellStart"/>
       <w:r>
         <w:rPr>
           <w:rStyle w:val="Strong"/>
@@ -2649,7 +2162,6 @@
         </w:rPr>
         <w:t>Redis</w:t>
       </w:r>
-      <w:proofErr w:type="spellEnd"/>
       <w:r>
         <w:rPr>
           <w:rFonts w:ascii="Arial" w:hAnsi="Arial" w:cs="Arial"/>
@@ -2657,7 +2169,6 @@
         </w:rPr>
         <w:t xml:space="preserve"> and </w:t>
       </w:r>
-      <w:proofErr w:type="spellStart"/>
       <w:r>
         <w:rPr>
           <w:rStyle w:val="Strong"/>
@@ -2666,7 +2177,6 @@
         </w:rPr>
         <w:t>ElastiCache</w:t>
       </w:r>
-      <w:proofErr w:type="spellEnd"/>
       <w:r>
         <w:rPr>
           <w:rFonts w:ascii="Arial" w:hAnsi="Arial" w:cs="Arial"/>
@@ -2710,7 +2220,6 @@
         </w:rPr>
         <w:t xml:space="preserve">, </w:t>
       </w:r>
-      <w:proofErr w:type="spellStart"/>
       <w:r>
         <w:rPr>
           <w:rStyle w:val="Strong"/>
@@ -2719,7 +2228,6 @@
         </w:rPr>
         <w:t>DynamoDB</w:t>
       </w:r>
-      <w:proofErr w:type="spellEnd"/>
       <w:r>
         <w:rPr>
           <w:rFonts w:ascii="Arial" w:hAnsi="Arial" w:cs="Arial"/>
@@ -2727,7 +2235,6 @@
         </w:rPr>
         <w:t xml:space="preserve">, and </w:t>
       </w:r>
-      <w:proofErr w:type="spellStart"/>
       <w:r>
         <w:rPr>
           <w:rStyle w:val="Strong"/>
@@ -2736,45 +2243,12 @@
         </w:rPr>
         <w:t>MongoDB</w:t>
       </w:r>
-      <w:proofErr w:type="spellEnd"/>
-      <w:r>
-        <w:rPr>
-          <w:rFonts w:ascii="Arial" w:hAnsi="Arial" w:cs="Arial"/>
-          <w:sz w:val="18"/>
-        </w:rPr>
-        <w:t xml:space="preserve"> for fit-for-purpose persistence (transactional </w:t>
-      </w:r>
-      <w:proofErr w:type="spellStart"/>
-      <w:r>
-        <w:rPr>
-          <w:rFonts w:ascii="Arial" w:hAnsi="Arial" w:cs="Arial"/>
-          <w:sz w:val="18"/>
-        </w:rPr>
-        <w:t>vs</w:t>
-      </w:r>
-      <w:proofErr w:type="spellEnd"/>
-      <w:r>
-        <w:rPr>
-          <w:rFonts w:ascii="Arial" w:hAnsi="Arial" w:cs="Arial"/>
-          <w:sz w:val="18"/>
-        </w:rPr>
-        <w:t xml:space="preserve"> document </w:t>
-      </w:r>
-      <w:proofErr w:type="spellStart"/>
-      <w:r>
-        <w:rPr>
-          <w:rFonts w:ascii="Arial" w:hAnsi="Arial" w:cs="Arial"/>
-          <w:sz w:val="18"/>
-        </w:rPr>
-        <w:t>vs</w:t>
-      </w:r>
-      <w:proofErr w:type="spellEnd"/>
-      <w:r>
-        <w:rPr>
-          <w:rFonts w:ascii="Arial" w:hAnsi="Arial" w:cs="Arial"/>
-          <w:sz w:val="18"/>
-        </w:rPr>
-        <w:t xml:space="preserve"> key-value), documenting trade-offs and access patterns.</w:t>
+      <w:r>
+        <w:rPr>
+          <w:rFonts w:ascii="Arial" w:hAnsi="Arial" w:cs="Arial"/>
+          <w:sz w:val="18"/>
+        </w:rPr>
+        <w:t xml:space="preserve"> for fit-for-purpose persistence (transactional vs document vs key-value), documenting trade-offs and access patterns.</w:t>
       </w:r>
     </w:p>
     <w:p>
@@ -2797,23 +2271,13 @@
         </w:rPr>
         <w:t xml:space="preserve">Delivered search experiences by indexing domain events into </w:t>
       </w:r>
-      <w:proofErr w:type="spellStart"/>
-      <w:r>
-        <w:rPr>
-          <w:rStyle w:val="Strong"/>
-          <w:rFonts w:ascii="Arial" w:hAnsi="Arial" w:cs="Arial"/>
-          <w:sz w:val="18"/>
-        </w:rPr>
-        <w:t>Elasticsearch</w:t>
-      </w:r>
-      <w:proofErr w:type="spellEnd"/>
-      <w:r>
-        <w:rPr>
-          <w:rStyle w:val="Strong"/>
-          <w:rFonts w:ascii="Arial" w:hAnsi="Arial" w:cs="Arial"/>
-          <w:sz w:val="18"/>
-        </w:rPr>
-        <w:t xml:space="preserve"> / OpenSearch</w:t>
+      <w:r>
+        <w:rPr>
+          <w:rStyle w:val="Strong"/>
+          <w:rFonts w:ascii="Arial" w:hAnsi="Arial" w:cs="Arial"/>
+          <w:sz w:val="18"/>
+        </w:rPr>
+        <w:t>Elasticsearch / OpenSearch</w:t>
       </w:r>
       <w:r>
         <w:rPr>
@@ -2858,7 +2322,6 @@
         </w:rPr>
         <w:t xml:space="preserve"> + signed URLs, plus </w:t>
       </w:r>
-      <w:proofErr w:type="spellStart"/>
       <w:r>
         <w:rPr>
           <w:rStyle w:val="Strong"/>
@@ -2867,7 +2330,6 @@
         </w:rPr>
         <w:t>CloudFront</w:t>
       </w:r>
-      <w:proofErr w:type="spellEnd"/>
       <w:r>
         <w:rPr>
           <w:rFonts w:ascii="Arial" w:hAnsi="Arial" w:cs="Arial"/>
@@ -2902,25 +2364,7 @@
           <w:rFonts w:ascii="Arial" w:hAnsi="Arial" w:cs="Arial"/>
           <w:sz w:val="18"/>
         </w:rPr>
-        <w:t xml:space="preserve">OAuth2 / </w:t>
-      </w:r>
-      <w:proofErr w:type="spellStart"/>
-      <w:r>
-        <w:rPr>
-          <w:rStyle w:val="Strong"/>
-          <w:rFonts w:ascii="Arial" w:hAnsi="Arial" w:cs="Arial"/>
-          <w:sz w:val="18"/>
-        </w:rPr>
-        <w:t>OpenID</w:t>
-      </w:r>
-      <w:proofErr w:type="spellEnd"/>
-      <w:r>
-        <w:rPr>
-          <w:rStyle w:val="Strong"/>
-          <w:rFonts w:ascii="Arial" w:hAnsi="Arial" w:cs="Arial"/>
-          <w:sz w:val="18"/>
-        </w:rPr>
-        <w:t xml:space="preserve"> Connect</w:t>
+        <w:t>OAuth2 / OpenID Connect</w:t>
       </w:r>
       <w:r>
         <w:rPr>
@@ -2959,34 +2403,14 @@
         </w:rPr>
         <w:t xml:space="preserve">, integrating with </w:t>
       </w:r>
-      <w:proofErr w:type="spellStart"/>
-      <w:r>
-        <w:rPr>
-          <w:rStyle w:val="Strong"/>
-          <w:rFonts w:ascii="Arial" w:hAnsi="Arial" w:cs="Arial"/>
-          <w:sz w:val="18"/>
-        </w:rPr>
-        <w:t>Okta</w:t>
-      </w:r>
-      <w:proofErr w:type="spellEnd"/>
-      <w:r>
-        <w:rPr>
-          <w:rStyle w:val="Strong"/>
-          <w:rFonts w:ascii="Arial" w:hAnsi="Arial" w:cs="Arial"/>
-          <w:sz w:val="18"/>
-        </w:rPr>
-        <w:t xml:space="preserve">/Auth0/AWS </w:t>
-      </w:r>
-      <w:proofErr w:type="spellStart"/>
-      <w:r>
-        <w:rPr>
-          <w:rStyle w:val="Strong"/>
-          <w:rFonts w:ascii="Arial" w:hAnsi="Arial" w:cs="Arial"/>
-          <w:sz w:val="18"/>
-        </w:rPr>
-        <w:t>Cognito</w:t>
-      </w:r>
-      <w:proofErr w:type="spellEnd"/>
+      <w:r>
+        <w:rPr>
+          <w:rStyle w:val="Strong"/>
+          <w:rFonts w:ascii="Arial" w:hAnsi="Arial" w:cs="Arial"/>
+          <w:sz w:val="18"/>
+        </w:rPr>
+        <w:t>Okta/Auth0/AWS Cognito</w:t>
+      </w:r>
       <w:r>
         <w:rPr>
           <w:rFonts w:ascii="Arial" w:hAnsi="Arial" w:cs="Arial"/>
@@ -3028,23 +2452,7 @@
           <w:rFonts w:ascii="Arial" w:hAnsi="Arial" w:cs="Arial"/>
           <w:sz w:val="18"/>
         </w:rPr>
-        <w:t xml:space="preserve">, request validation, and replay-safe </w:t>
-      </w:r>
-      <w:proofErr w:type="spellStart"/>
-      <w:r>
-        <w:rPr>
-          <w:rFonts w:ascii="Arial" w:hAnsi="Arial" w:cs="Arial"/>
-          <w:sz w:val="18"/>
-        </w:rPr>
-        <w:t>webhook</w:t>
-      </w:r>
-      <w:proofErr w:type="spellEnd"/>
-      <w:r>
-        <w:rPr>
-          <w:rFonts w:ascii="Arial" w:hAnsi="Arial" w:cs="Arial"/>
-          <w:sz w:val="18"/>
-        </w:rPr>
-        <w:t xml:space="preserve"> verification—so external integrations were resilient to bursts and duplicate deliveries.</w:t>
+        <w:t>, request validation, and replay-safe webhook verification—so external integrations were resilient to bursts and duplicate deliveries.</w:t>
       </w:r>
     </w:p>
     <w:p>
@@ -3067,7 +2475,6 @@
         </w:rPr>
         <w:t xml:space="preserve">Standardized telemetry with </w:t>
       </w:r>
-      <w:proofErr w:type="spellStart"/>
       <w:r>
         <w:rPr>
           <w:rStyle w:val="Strong"/>
@@ -3076,7 +2483,6 @@
         </w:rPr>
         <w:t>OpenTelemetry</w:t>
       </w:r>
-      <w:proofErr w:type="spellEnd"/>
       <w:r>
         <w:rPr>
           <w:rFonts w:ascii="Arial" w:hAnsi="Arial" w:cs="Arial"/>
@@ -3084,7 +2490,6 @@
         </w:rPr>
         <w:t xml:space="preserve"> and structured logging; shipped dashboards in </w:t>
       </w:r>
-      <w:proofErr w:type="spellStart"/>
       <w:r>
         <w:rPr>
           <w:rStyle w:val="Strong"/>
@@ -3093,7 +2498,6 @@
         </w:rPr>
         <w:t>Datadog</w:t>
       </w:r>
-      <w:proofErr w:type="spellEnd"/>
       <w:r>
         <w:rPr>
           <w:rFonts w:ascii="Arial" w:hAnsi="Arial" w:cs="Arial"/>
@@ -3107,18 +2511,8 @@
           <w:rFonts w:ascii="Arial" w:hAnsi="Arial" w:cs="Arial"/>
           <w:sz w:val="18"/>
         </w:rPr>
-        <w:t>Prometheus/</w:t>
-      </w:r>
-      <w:proofErr w:type="spellStart"/>
-      <w:r>
-        <w:rPr>
-          <w:rStyle w:val="Strong"/>
-          <w:rFonts w:ascii="Arial" w:hAnsi="Arial" w:cs="Arial"/>
-          <w:sz w:val="18"/>
-        </w:rPr>
-        <w:t>Grafana</w:t>
-      </w:r>
-      <w:proofErr w:type="spellEnd"/>
+        <w:t>Prometheus/Grafana</w:t>
+      </w:r>
       <w:r>
         <w:rPr>
           <w:rFonts w:ascii="Arial" w:hAnsi="Arial" w:cs="Arial"/>
@@ -3126,7 +2520,6 @@
         </w:rPr>
         <w:t xml:space="preserve">, and </w:t>
       </w:r>
-      <w:proofErr w:type="spellStart"/>
       <w:r>
         <w:rPr>
           <w:rStyle w:val="Strong"/>
@@ -3135,7 +2528,6 @@
         </w:rPr>
         <w:t>CloudWatch</w:t>
       </w:r>
-      <w:proofErr w:type="spellEnd"/>
       <w:r>
         <w:rPr>
           <w:rFonts w:ascii="Arial" w:hAnsi="Arial" w:cs="Arial"/>
@@ -3165,23 +2557,13 @@
         <w:lastRenderedPageBreak/>
         <w:t xml:space="preserve">Raised delivery confidence via </w:t>
       </w:r>
-      <w:proofErr w:type="spellStart"/>
-      <w:r>
-        <w:rPr>
-          <w:rStyle w:val="Strong"/>
-          <w:rFonts w:ascii="Arial" w:hAnsi="Arial" w:cs="Arial"/>
-          <w:sz w:val="18"/>
-        </w:rPr>
-        <w:t>GitHub</w:t>
-      </w:r>
-      <w:proofErr w:type="spellEnd"/>
-      <w:r>
-        <w:rPr>
-          <w:rStyle w:val="Strong"/>
-          <w:rFonts w:ascii="Arial" w:hAnsi="Arial" w:cs="Arial"/>
-          <w:sz w:val="18"/>
-        </w:rPr>
-        <w:t xml:space="preserve"> Actions/Jenkins</w:t>
+      <w:r>
+        <w:rPr>
+          <w:rStyle w:val="Strong"/>
+          <w:rFonts w:ascii="Arial" w:hAnsi="Arial" w:cs="Arial"/>
+          <w:sz w:val="18"/>
+        </w:rPr>
+        <w:t>GitHub Actions/Jenkins</w:t>
       </w:r>
       <w:r>
         <w:rPr>
@@ -3209,23 +2591,7 @@
           <w:rFonts w:ascii="Arial" w:hAnsi="Arial" w:cs="Arial"/>
           <w:sz w:val="18"/>
         </w:rPr>
-        <w:t xml:space="preserve">Containerized services with </w:t>
-      </w:r>
-      <w:proofErr w:type="spellStart"/>
-      <w:r>
-        <w:rPr>
-          <w:rFonts w:ascii="Arial" w:hAnsi="Arial" w:cs="Arial"/>
-          <w:sz w:val="18"/>
-        </w:rPr>
-        <w:t>Docker</w:t>
-      </w:r>
-      <w:proofErr w:type="spellEnd"/>
-      <w:r>
-        <w:rPr>
-          <w:rFonts w:ascii="Arial" w:hAnsi="Arial" w:cs="Arial"/>
-          <w:sz w:val="18"/>
-        </w:rPr>
-        <w:t xml:space="preserve"> and deployed to </w:t>
+        <w:t xml:space="preserve">Containerized services with Docker and deployed to </w:t>
       </w:r>
       <w:r>
         <w:rPr>
@@ -3257,56 +2623,20 @@
         </w:rPr>
         <w:t xml:space="preserve">, </w:t>
       </w:r>
-      <w:proofErr w:type="spellStart"/>
-      <w:r>
-        <w:rPr>
-          <w:rStyle w:val="Strong"/>
-          <w:rFonts w:ascii="Arial" w:hAnsi="Arial" w:cs="Arial"/>
-          <w:sz w:val="18"/>
-        </w:rPr>
-        <w:t>Terraform</w:t>
-      </w:r>
-      <w:proofErr w:type="spellEnd"/>
-      <w:r>
-        <w:rPr>
-          <w:rStyle w:val="Strong"/>
-          <w:rFonts w:ascii="Arial" w:hAnsi="Arial" w:cs="Arial"/>
-          <w:sz w:val="18"/>
-        </w:rPr>
-        <w:t>/</w:t>
-      </w:r>
-      <w:proofErr w:type="spellStart"/>
-      <w:r>
-        <w:rPr>
-          <w:rStyle w:val="Strong"/>
-          <w:rFonts w:ascii="Arial" w:hAnsi="Arial" w:cs="Arial"/>
-          <w:sz w:val="18"/>
-        </w:rPr>
-        <w:t>CloudFormation</w:t>
-      </w:r>
-      <w:proofErr w:type="spellEnd"/>
-      <w:r>
-        <w:rPr>
-          <w:rFonts w:ascii="Arial" w:hAnsi="Arial" w:cs="Arial"/>
-          <w:sz w:val="18"/>
-        </w:rPr>
-        <w:t xml:space="preserve">, and </w:t>
-      </w:r>
-      <w:proofErr w:type="spellStart"/>
-      <w:r>
-        <w:rPr>
-          <w:rFonts w:ascii="Arial" w:hAnsi="Arial" w:cs="Arial"/>
-          <w:sz w:val="18"/>
-        </w:rPr>
-        <w:t>GitOps</w:t>
-      </w:r>
-      <w:proofErr w:type="spellEnd"/>
-      <w:r>
-        <w:rPr>
-          <w:rFonts w:ascii="Arial" w:hAnsi="Arial" w:cs="Arial"/>
-          <w:sz w:val="18"/>
-        </w:rPr>
-        <w:t xml:space="preserve"> patterns for repeatable releases.</w:t>
+      <w:r>
+        <w:rPr>
+          <w:rStyle w:val="Strong"/>
+          <w:rFonts w:ascii="Arial" w:hAnsi="Arial" w:cs="Arial"/>
+          <w:sz w:val="18"/>
+        </w:rPr>
+        <w:t>Terraform/CloudFormation</w:t>
+      </w:r>
+      <w:r>
+        <w:rPr>
+          <w:rFonts w:ascii="Arial" w:hAnsi="Arial" w:cs="Arial"/>
+          <w:sz w:val="18"/>
+        </w:rPr>
+        <w:t>, and GitOps patterns for repeatable releases.</w:t>
       </w:r>
     </w:p>
     <w:p>
@@ -3341,23 +2671,7 @@
           <w:rFonts w:ascii="Arial" w:hAnsi="Arial" w:cs="Arial"/>
           <w:sz w:val="18"/>
         </w:rPr>
-        <w:t xml:space="preserve">, </w:t>
-      </w:r>
-      <w:proofErr w:type="spellStart"/>
-      <w:r>
-        <w:rPr>
-          <w:rFonts w:ascii="Arial" w:hAnsi="Arial" w:cs="Arial"/>
-          <w:sz w:val="18"/>
-        </w:rPr>
-        <w:t>runbooks</w:t>
-      </w:r>
-      <w:proofErr w:type="spellEnd"/>
-      <w:r>
-        <w:rPr>
-          <w:rFonts w:ascii="Arial" w:hAnsi="Arial" w:cs="Arial"/>
-          <w:sz w:val="18"/>
-        </w:rPr>
-        <w:t>, and postmortem-driven reliability improvements.</w:t>
+        <w:t>, runbooks, and postmortem-driven reliability improvements.</w:t>
       </w:r>
     </w:p>
     <w:p>
@@ -3381,27 +2695,7 @@
           <w:sz w:val="21"/>
           <w:szCs w:val="21"/>
         </w:rPr>
-        <w:t xml:space="preserve">High Touch </w:t>
-      </w:r>
-      <w:proofErr w:type="gramStart"/>
-      <w:r>
-        <w:rPr>
-          <w:rFonts w:ascii="Arial" w:eastAsia="Arial" w:hAnsi="Arial" w:cs="Arial"/>
-          <w:color w:val="555555"/>
-          <w:sz w:val="21"/>
-          <w:szCs w:val="21"/>
-        </w:rPr>
-        <w:t>Technologies  |</w:t>
-      </w:r>
-      <w:proofErr w:type="gramEnd"/>
-      <w:r>
-        <w:rPr>
-          <w:rFonts w:ascii="Arial" w:eastAsia="Arial" w:hAnsi="Arial" w:cs="Arial"/>
-          <w:color w:val="555555"/>
-          <w:sz w:val="21"/>
-          <w:szCs w:val="21"/>
-        </w:rPr>
-        <w:t xml:space="preserve">  June 2018 - December 2020</w:t>
+        <w:t>High Touch Technologies  |  June 2018 - December 2020</w:t>
       </w:r>
     </w:p>
     <w:p>
@@ -3532,8 +2826,6 @@
         </w:rPr>
         <w:t xml:space="preserve">Implemented caching and query optimizations using </w:t>
       </w:r>
-      <w:proofErr w:type="spellStart"/>
-      <w:proofErr w:type="gramStart"/>
       <w:r>
         <w:rPr>
           <w:rStyle w:val="Strong"/>
@@ -3542,8 +2834,6 @@
         </w:rPr>
         <w:t>Redis</w:t>
       </w:r>
-      <w:proofErr w:type="spellEnd"/>
-      <w:proofErr w:type="gramEnd"/>
       <w:r>
         <w:rPr>
           <w:rFonts w:ascii="Arial" w:hAnsi="Arial" w:cs="Arial"/>
@@ -3572,7 +2862,6 @@
         </w:rPr>
         <w:t xml:space="preserve">Added background processing with queued jobs using </w:t>
       </w:r>
-      <w:proofErr w:type="spellStart"/>
       <w:r>
         <w:rPr>
           <w:rStyle w:val="Strong"/>
@@ -3581,7 +2870,6 @@
         </w:rPr>
         <w:t>RabbitMQ</w:t>
       </w:r>
-      <w:proofErr w:type="spellEnd"/>
       <w:r>
         <w:rPr>
           <w:rFonts w:ascii="Arial" w:hAnsi="Arial" w:cs="Arial"/>
@@ -3623,23 +2911,7 @@
           <w:rFonts w:ascii="Arial" w:hAnsi="Arial" w:cs="Arial"/>
           <w:sz w:val="18"/>
         </w:rPr>
-        <w:t xml:space="preserve">Supported secure access </w:t>
-      </w:r>
-      <w:proofErr w:type="gramStart"/>
-      <w:r>
-        <w:rPr>
-          <w:rFonts w:ascii="Arial" w:hAnsi="Arial" w:cs="Arial"/>
-          <w:sz w:val="18"/>
-        </w:rPr>
-        <w:t>flows</w:t>
-      </w:r>
-      <w:proofErr w:type="gramEnd"/>
-      <w:r>
-        <w:rPr>
-          <w:rFonts w:ascii="Arial" w:hAnsi="Arial" w:cs="Arial"/>
-          <w:sz w:val="18"/>
-        </w:rPr>
-        <w:t xml:space="preserve"> using </w:t>
+        <w:t xml:space="preserve">Supported secure access flows using </w:t>
       </w:r>
       <w:r>
         <w:rPr>
@@ -3690,39 +2962,7 @@
           <w:rFonts w:ascii="Arial" w:hAnsi="Arial" w:cs="Arial"/>
           <w:sz w:val="18"/>
         </w:rPr>
-        <w:t xml:space="preserve">Integrated external partners with safe </w:t>
-      </w:r>
-      <w:proofErr w:type="spellStart"/>
-      <w:r>
-        <w:rPr>
-          <w:rFonts w:ascii="Arial" w:hAnsi="Arial" w:cs="Arial"/>
-          <w:sz w:val="18"/>
-        </w:rPr>
-        <w:t>webhook</w:t>
-      </w:r>
-      <w:proofErr w:type="spellEnd"/>
-      <w:r>
-        <w:rPr>
-          <w:rFonts w:ascii="Arial" w:hAnsi="Arial" w:cs="Arial"/>
-          <w:sz w:val="18"/>
-        </w:rPr>
-        <w:t xml:space="preserve"> processing: signature verification, </w:t>
-      </w:r>
-      <w:proofErr w:type="spellStart"/>
-      <w:r>
-        <w:rPr>
-          <w:rFonts w:ascii="Arial" w:hAnsi="Arial" w:cs="Arial"/>
-          <w:sz w:val="18"/>
-        </w:rPr>
-        <w:t>deduplication</w:t>
-      </w:r>
-      <w:proofErr w:type="spellEnd"/>
-      <w:r>
-        <w:rPr>
-          <w:rFonts w:ascii="Arial" w:hAnsi="Arial" w:cs="Arial"/>
-          <w:sz w:val="18"/>
-        </w:rPr>
-        <w:t>, and backpressure via rate limits and bounded queues.</w:t>
+        <w:t>Integrated external partners with safe webhook processing: signature verification, deduplication, and backpressure via rate limits and bounded queues.</w:t>
       </w:r>
     </w:p>
     <w:p>
@@ -3874,25 +3114,7 @@
           <w:rFonts w:ascii="Arial" w:hAnsi="Arial" w:cs="Arial"/>
           <w:sz w:val="18"/>
         </w:rPr>
-        <w:t>Jenkins/</w:t>
-      </w:r>
-      <w:proofErr w:type="spellStart"/>
-      <w:r>
-        <w:rPr>
-          <w:rStyle w:val="Strong"/>
-          <w:rFonts w:ascii="Arial" w:hAnsi="Arial" w:cs="Arial"/>
-          <w:sz w:val="18"/>
-        </w:rPr>
-        <w:t>GitLab</w:t>
-      </w:r>
-      <w:proofErr w:type="spellEnd"/>
-      <w:r>
-        <w:rPr>
-          <w:rStyle w:val="Strong"/>
-          <w:rFonts w:ascii="Arial" w:hAnsi="Arial" w:cs="Arial"/>
-          <w:sz w:val="18"/>
-        </w:rPr>
-        <w:t xml:space="preserve"> CI</w:t>
+        <w:t>Jenkins/GitLab CI</w:t>
       </w:r>
       <w:r>
         <w:rPr>
@@ -3958,7 +3180,6 @@
       </w:r>
     </w:p>
     <w:p>
-      <w:proofErr w:type="gramStart"/>
       <w:r>
         <w:rPr>
           <w:rFonts w:ascii="Arial" w:eastAsia="Arial" w:hAnsi="Arial" w:cs="Arial"/>
@@ -3966,37 +3187,7 @@
           <w:sz w:val="21"/>
           <w:szCs w:val="21"/>
         </w:rPr>
-        <w:t>Centric Tech Inc.</w:t>
-      </w:r>
-      <w:proofErr w:type="gramEnd"/>
-      <w:r>
-        <w:rPr>
-          <w:rFonts w:ascii="Arial" w:eastAsia="Arial" w:hAnsi="Arial" w:cs="Arial"/>
-          <w:color w:val="555555"/>
-          <w:sz w:val="21"/>
-          <w:szCs w:val="21"/>
-        </w:rPr>
-        <w:t xml:space="preserve">  </w:t>
-      </w:r>
-      <w:proofErr w:type="gramStart"/>
-      <w:r>
-        <w:rPr>
-          <w:rFonts w:ascii="Arial" w:eastAsia="Arial" w:hAnsi="Arial" w:cs="Arial"/>
-          <w:color w:val="555555"/>
-          <w:sz w:val="21"/>
-          <w:szCs w:val="21"/>
-        </w:rPr>
-        <w:t>|  September</w:t>
-      </w:r>
-      <w:proofErr w:type="gramEnd"/>
-      <w:r>
-        <w:rPr>
-          <w:rFonts w:ascii="Arial" w:eastAsia="Arial" w:hAnsi="Arial" w:cs="Arial"/>
-          <w:color w:val="555555"/>
-          <w:sz w:val="21"/>
-          <w:szCs w:val="21"/>
-        </w:rPr>
-        <w:t xml:space="preserve"> 2015 - May 2018</w:t>
+        <w:t>Centric Tech Inc.  |  September 2015 - May 2018</w:t>
       </w:r>
     </w:p>
     <w:p>
@@ -4034,7 +3225,6 @@
         </w:rPr>
         <w:t xml:space="preserve"> and </w:t>
       </w:r>
-      <w:proofErr w:type="gramStart"/>
       <w:r>
         <w:rPr>
           <w:rStyle w:val="Strong"/>
@@ -4043,7 +3233,6 @@
         </w:rPr>
         <w:t>Spring</w:t>
       </w:r>
-      <w:proofErr w:type="gramEnd"/>
       <w:r>
         <w:rPr>
           <w:rFonts w:ascii="Arial" w:hAnsi="Arial" w:cs="Arial"/>
@@ -4108,7 +3297,6 @@
         </w:rPr>
         <w:t xml:space="preserve">Designed schemas and optimized queries for transactional workloads across </w:t>
       </w:r>
-      <w:proofErr w:type="spellStart"/>
       <w:r>
         <w:rPr>
           <w:rStyle w:val="Strong"/>
@@ -4117,7 +3305,6 @@
         </w:rPr>
         <w:t>PostgreSQL</w:t>
       </w:r>
-      <w:proofErr w:type="spellEnd"/>
       <w:r>
         <w:rPr>
           <w:rFonts w:ascii="Arial" w:hAnsi="Arial" w:cs="Arial"/>
@@ -4203,7 +3390,6 @@
         </w:rPr>
         <w:t xml:space="preserve">Implemented early search capability by indexing key entities into </w:t>
       </w:r>
-      <w:proofErr w:type="spellStart"/>
       <w:r>
         <w:rPr>
           <w:rStyle w:val="Strong"/>
@@ -4212,7 +3398,6 @@
         </w:rPr>
         <w:t>Elasticsearch</w:t>
       </w:r>
-      <w:proofErr w:type="spellEnd"/>
       <w:r>
         <w:rPr>
           <w:rFonts w:ascii="Arial" w:hAnsi="Arial" w:cs="Arial"/>
@@ -4337,23 +3522,7 @@
           <w:rFonts w:ascii="Arial" w:hAnsi="Arial" w:cs="Arial"/>
           <w:sz w:val="18"/>
         </w:rPr>
-        <w:t xml:space="preserve">Contributed to documentation and </w:t>
-      </w:r>
-      <w:proofErr w:type="spellStart"/>
-      <w:r>
-        <w:rPr>
-          <w:rFonts w:ascii="Arial" w:hAnsi="Arial" w:cs="Arial"/>
-          <w:sz w:val="18"/>
-        </w:rPr>
-        <w:t>runbooks</w:t>
-      </w:r>
-      <w:proofErr w:type="spellEnd"/>
-      <w:r>
-        <w:rPr>
-          <w:rFonts w:ascii="Arial" w:hAnsi="Arial" w:cs="Arial"/>
-          <w:sz w:val="18"/>
-        </w:rPr>
-        <w:t xml:space="preserve"> for operational tasks, improving onboarding speed and reducing reliance on tribal knowledge.</w:t>
+        <w:t>Contributed to documentation and runbooks for operational tasks, improving onboarding speed and reducing reliance on tribal knowledge.</w:t>
       </w:r>
     </w:p>
     <w:p>
@@ -4371,7 +3540,6 @@
       </w:r>
     </w:p>
     <w:p>
-      <w:proofErr w:type="gramStart"/>
       <w:r>
         <w:rPr>
           <w:rFonts w:ascii="Arial" w:eastAsia="Arial" w:hAnsi="Arial" w:cs="Arial"/>
@@ -4379,17 +3547,7 @@
           <w:sz w:val="21"/>
           <w:szCs w:val="21"/>
         </w:rPr>
-        <w:t>Microsoft  |</w:t>
-      </w:r>
-      <w:proofErr w:type="gramEnd"/>
-      <w:r>
-        <w:rPr>
-          <w:rFonts w:ascii="Arial" w:eastAsia="Arial" w:hAnsi="Arial" w:cs="Arial"/>
-          <w:color w:val="555555"/>
-          <w:sz w:val="21"/>
-          <w:szCs w:val="21"/>
-        </w:rPr>
-        <w:t xml:space="preserve">  September 2014 - August 2015</w:t>
+        <w:t>Microsoft  |  September 2014 - August 2015</w:t>
       </w:r>
     </w:p>
     <w:p>
@@ -4645,7 +3803,6 @@
           <w:sz w:val="18"/>
         </w:rPr>
       </w:pPr>
-      <w:bookmarkStart w:id="0" w:name="_GoBack"/>
       <w:r>
         <w:rPr>
           <w:rFonts w:ascii="Arial" w:hAnsi="Arial" w:cs="Arial"/>
@@ -4669,7 +3826,6 @@
         <w:t xml:space="preserve"> and reliable delivery.</w:t>
       </w:r>
     </w:p>
-    <w:bookmarkEnd w:id="0"/>
     <w:p>
       <w:pPr>
         <w:rPr>
@@ -4712,27 +3868,7 @@
           <w:color w:val="auto"/>
           <w:sz w:val="18"/>
         </w:rPr>
-        <w:t xml:space="preserve">Event-Driven Workflow Platform (Queue + Search + </w:t>
-      </w:r>
-      <w:proofErr w:type="spellStart"/>
-      <w:r>
-        <w:rPr>
-          <w:rFonts w:ascii="Arial" w:hAnsi="Arial" w:cs="Arial"/>
-          <w:b/>
-          <w:color w:val="auto"/>
-          <w:sz w:val="18"/>
-        </w:rPr>
-        <w:t>Observability</w:t>
-      </w:r>
-      <w:proofErr w:type="spellEnd"/>
-      <w:r>
-        <w:rPr>
-          <w:rFonts w:ascii="Arial" w:hAnsi="Arial" w:cs="Arial"/>
-          <w:b/>
-          <w:color w:val="auto"/>
-          <w:sz w:val="18"/>
-        </w:rPr>
-        <w:t>)</w:t>
+        <w:t>Event-Driven Workflow Platform (Queue + Search + Observability)</w:t>
       </w:r>
     </w:p>
     <w:p>
@@ -4800,7 +3936,6 @@
         </w:rPr>
         <w:t xml:space="preserve">, </w:t>
       </w:r>
-      <w:proofErr w:type="spellStart"/>
       <w:r>
         <w:rPr>
           <w:rStyle w:val="Strong"/>
@@ -4809,7 +3944,6 @@
         </w:rPr>
         <w:t>RabbitMQ</w:t>
       </w:r>
-      <w:proofErr w:type="spellEnd"/>
       <w:r>
         <w:rPr>
           <w:rFonts w:ascii="Arial" w:hAnsi="Arial" w:cs="Arial"/>
@@ -4838,23 +3972,13 @@
         </w:rPr>
         <w:t xml:space="preserve">Implemented a searchable operational view by indexing workflow state into </w:t>
       </w:r>
-      <w:proofErr w:type="spellStart"/>
-      <w:r>
-        <w:rPr>
-          <w:rStyle w:val="Strong"/>
-          <w:rFonts w:ascii="Arial" w:hAnsi="Arial" w:cs="Arial"/>
-          <w:sz w:val="18"/>
-        </w:rPr>
-        <w:t>Elasticsearch</w:t>
-      </w:r>
-      <w:proofErr w:type="spellEnd"/>
-      <w:r>
-        <w:rPr>
-          <w:rStyle w:val="Strong"/>
-          <w:rFonts w:ascii="Arial" w:hAnsi="Arial" w:cs="Arial"/>
-          <w:sz w:val="18"/>
-        </w:rPr>
-        <w:t xml:space="preserve"> / OpenSearch</w:t>
+      <w:r>
+        <w:rPr>
+          <w:rStyle w:val="Strong"/>
+          <w:rFonts w:ascii="Arial" w:hAnsi="Arial" w:cs="Arial"/>
+          <w:sz w:val="18"/>
+        </w:rPr>
+        <w:t>Elasticsearch / OpenSearch</w:t>
       </w:r>
       <w:r>
         <w:rPr>
@@ -4882,39 +4006,7 @@
           <w:rFonts w:ascii="Arial" w:hAnsi="Arial" w:cs="Arial"/>
           <w:sz w:val="18"/>
         </w:rPr>
-        <w:t xml:space="preserve">Deployed containerized services using </w:t>
-      </w:r>
-      <w:proofErr w:type="spellStart"/>
-      <w:r>
-        <w:rPr>
-          <w:rFonts w:ascii="Arial" w:hAnsi="Arial" w:cs="Arial"/>
-          <w:sz w:val="18"/>
-        </w:rPr>
-        <w:t>Docker</w:t>
-      </w:r>
-      <w:proofErr w:type="spellEnd"/>
-      <w:r>
-        <w:rPr>
-          <w:rFonts w:ascii="Arial" w:hAnsi="Arial" w:cs="Arial"/>
-          <w:sz w:val="18"/>
-        </w:rPr>
-        <w:t xml:space="preserve"> and </w:t>
-      </w:r>
-      <w:proofErr w:type="spellStart"/>
-      <w:r>
-        <w:rPr>
-          <w:rFonts w:ascii="Arial" w:hAnsi="Arial" w:cs="Arial"/>
-          <w:sz w:val="18"/>
-        </w:rPr>
-        <w:t>Kubernetes</w:t>
-      </w:r>
-      <w:proofErr w:type="spellEnd"/>
-      <w:r>
-        <w:rPr>
-          <w:rFonts w:ascii="Arial" w:hAnsi="Arial" w:cs="Arial"/>
-          <w:sz w:val="18"/>
-        </w:rPr>
-        <w:t xml:space="preserve"> (</w:t>
+        <w:t>Deployed containerized services using Docker and Kubernetes (</w:t>
       </w:r>
       <w:r>
         <w:rPr>
@@ -4961,34 +4053,14 @@
         </w:rPr>
         <w:t xml:space="preserve"> exposure), automated with </w:t>
       </w:r>
-      <w:proofErr w:type="spellStart"/>
-      <w:r>
-        <w:rPr>
-          <w:rStyle w:val="Strong"/>
-          <w:rFonts w:ascii="Arial" w:hAnsi="Arial" w:cs="Arial"/>
-          <w:sz w:val="18"/>
-        </w:rPr>
-        <w:t>Terraform</w:t>
-      </w:r>
-      <w:proofErr w:type="spellEnd"/>
-      <w:r>
-        <w:rPr>
-          <w:rStyle w:val="Strong"/>
-          <w:rFonts w:ascii="Arial" w:hAnsi="Arial" w:cs="Arial"/>
-          <w:sz w:val="18"/>
-        </w:rPr>
-        <w:t>/</w:t>
-      </w:r>
-      <w:proofErr w:type="spellStart"/>
-      <w:r>
-        <w:rPr>
-          <w:rStyle w:val="Strong"/>
-          <w:rFonts w:ascii="Arial" w:hAnsi="Arial" w:cs="Arial"/>
-          <w:sz w:val="18"/>
-        </w:rPr>
-        <w:t>CloudFormation</w:t>
-      </w:r>
-      <w:proofErr w:type="spellEnd"/>
+      <w:r>
+        <w:rPr>
+          <w:rStyle w:val="Strong"/>
+          <w:rFonts w:ascii="Arial" w:hAnsi="Arial" w:cs="Arial"/>
+          <w:sz w:val="18"/>
+        </w:rPr>
+        <w:t>Terraform/CloudFormation</w:t>
+      </w:r>
       <w:r>
         <w:rPr>
           <w:rFonts w:ascii="Arial" w:hAnsi="Arial" w:cs="Arial"/>
@@ -5009,23 +4081,7 @@
           <w:rFonts w:ascii="Arial" w:hAnsi="Arial" w:cs="Arial"/>
           <w:sz w:val="18"/>
         </w:rPr>
-        <w:t xml:space="preserve">, and </w:t>
-      </w:r>
-      <w:proofErr w:type="spellStart"/>
-      <w:r>
-        <w:rPr>
-          <w:rFonts w:ascii="Arial" w:hAnsi="Arial" w:cs="Arial"/>
-          <w:sz w:val="18"/>
-        </w:rPr>
-        <w:t>GitOps</w:t>
-      </w:r>
-      <w:proofErr w:type="spellEnd"/>
-      <w:r>
-        <w:rPr>
-          <w:rFonts w:ascii="Arial" w:hAnsi="Arial" w:cs="Arial"/>
-          <w:sz w:val="18"/>
-        </w:rPr>
-        <w:t xml:space="preserve"> (</w:t>
+        <w:t>, and GitOps (</w:t>
       </w:r>
       <w:r>
         <w:rPr>
@@ -5063,7 +4119,6 @@
         </w:rPr>
         <w:t xml:space="preserve">Instrumented end-to-end telemetry with </w:t>
       </w:r>
-      <w:proofErr w:type="spellStart"/>
       <w:r>
         <w:rPr>
           <w:rStyle w:val="Strong"/>
@@ -5072,7 +4127,6 @@
         </w:rPr>
         <w:t>OpenTelemetry</w:t>
       </w:r>
-      <w:proofErr w:type="spellEnd"/>
       <w:r>
         <w:rPr>
           <w:rFonts w:ascii="Arial" w:hAnsi="Arial" w:cs="Arial"/>
@@ -5080,52 +4134,14 @@
         </w:rPr>
         <w:t xml:space="preserve"> → </w:t>
       </w:r>
-      <w:proofErr w:type="spellStart"/>
-      <w:r>
-        <w:rPr>
-          <w:rStyle w:val="Strong"/>
-          <w:rFonts w:ascii="Arial" w:hAnsi="Arial" w:cs="Arial"/>
-          <w:sz w:val="18"/>
-        </w:rPr>
-        <w:t>Datadog</w:t>
-      </w:r>
-      <w:proofErr w:type="spellEnd"/>
-      <w:r>
-        <w:rPr>
-          <w:rStyle w:val="Strong"/>
-          <w:rFonts w:ascii="Arial" w:hAnsi="Arial" w:cs="Arial"/>
-          <w:sz w:val="18"/>
-        </w:rPr>
-        <w:t>/Prometheus/</w:t>
-      </w:r>
-      <w:proofErr w:type="spellStart"/>
-      <w:r>
-        <w:rPr>
-          <w:rStyle w:val="Strong"/>
-          <w:rFonts w:ascii="Arial" w:hAnsi="Arial" w:cs="Arial"/>
-          <w:sz w:val="18"/>
-        </w:rPr>
-        <w:t>Grafana</w:t>
-      </w:r>
-      <w:proofErr w:type="spellEnd"/>
-      <w:r>
-        <w:rPr>
-          <w:rStyle w:val="Strong"/>
-          <w:rFonts w:ascii="Arial" w:hAnsi="Arial" w:cs="Arial"/>
-          <w:sz w:val="18"/>
-        </w:rPr>
-        <w:t>/</w:t>
-      </w:r>
-      <w:proofErr w:type="spellStart"/>
-      <w:r>
-        <w:rPr>
-          <w:rStyle w:val="Strong"/>
-          <w:rFonts w:ascii="Arial" w:hAnsi="Arial" w:cs="Arial"/>
-          <w:sz w:val="18"/>
-        </w:rPr>
-        <w:t>CloudWatch</w:t>
-      </w:r>
-      <w:proofErr w:type="spellEnd"/>
+      <w:r>
+        <w:rPr>
+          <w:rStyle w:val="Strong"/>
+          <w:rFonts w:ascii="Arial" w:hAnsi="Arial" w:cs="Arial"/>
+          <w:sz w:val="18"/>
+        </w:rPr>
+        <w:t>Datadog/Prometheus/Grafana/CloudWatch</w:t>
+      </w:r>
       <w:r>
         <w:rPr>
           <w:rFonts w:ascii="Arial" w:hAnsi="Arial" w:cs="Arial"/>
@@ -5160,25 +4176,7 @@
           <w:rFonts w:ascii="Arial" w:hAnsi="Arial" w:cs="Arial"/>
           <w:sz w:val="18"/>
         </w:rPr>
-        <w:t xml:space="preserve">OAuth2 / </w:t>
-      </w:r>
-      <w:proofErr w:type="spellStart"/>
-      <w:r>
-        <w:rPr>
-          <w:rStyle w:val="Strong"/>
-          <w:rFonts w:ascii="Arial" w:hAnsi="Arial" w:cs="Arial"/>
-          <w:sz w:val="18"/>
-        </w:rPr>
-        <w:t>OpenID</w:t>
-      </w:r>
-      <w:proofErr w:type="spellEnd"/>
-      <w:r>
-        <w:rPr>
-          <w:rStyle w:val="Strong"/>
-          <w:rFonts w:ascii="Arial" w:hAnsi="Arial" w:cs="Arial"/>
-          <w:sz w:val="18"/>
-        </w:rPr>
-        <w:t xml:space="preserve"> Connect</w:t>
+        <w:t>OAuth2 / OpenID Connect</w:t>
       </w:r>
       <w:r>
         <w:rPr>
